--- a/Assignment1_Proposal.docx
+++ b/Assignment1_Proposal.docx
@@ -4,13 +4,6 @@
   <w:body>
     <w:sdt>
       <w:sdtPr>
-        <w:id w:val="-1290814437"/>
-        <w:docPartObj>
-          <w:docPartGallery w:val="Cover Pages"/>
-          <w:docPartUnique/>
-        </w:docPartObj>
-      </w:sdtPr>
-      <w:sdtEndPr>
         <w:rPr>
           <w:rFonts w:ascii="Times New Roman" w:eastAsiaTheme="minorHAnsi" w:hAnsi="Times New Roman"/>
           <w:kern w:val="2"/>
@@ -18,7 +11,12 @@
           <w:lang w:bidi="ne-NP"/>
           <w14:ligatures w14:val="standardContextual"/>
         </w:rPr>
-      </w:sdtEndPr>
+        <w:id w:val="-1290814437"/>
+        <w:docPartObj>
+          <w:docPartGallery w:val="Cover Pages"/>
+          <w:docPartUnique/>
+        </w:docPartObj>
+      </w:sdtPr>
       <w:sdtContent>
         <w:p>
           <w:pPr>
@@ -380,19 +378,32 @@
                                     <w:rFonts w:ascii="Times New Roman" w:hAnsi="Times New Roman" w:cs="Times New Roman"/>
                                   </w:rPr>
                                 </w:pPr>
-                                <w:proofErr w:type="spellStart"/>
                                 <w:r>
                                   <w:rPr>
                                     <w:rFonts w:ascii="Times New Roman" w:hAnsi="Times New Roman" w:cs="Times New Roman"/>
                                   </w:rPr>
-                                  <w:t>Sailabee</w:t>
+                                  <w:t>Sailabee Shrestha (E2300571)</w:t>
                                 </w:r>
-                                <w:proofErr w:type="spellEnd"/>
                                 <w:r>
                                   <w:rPr>
                                     <w:rFonts w:ascii="Times New Roman" w:hAnsi="Times New Roman" w:cs="Times New Roman"/>
                                   </w:rPr>
-                                  <w:t xml:space="preserve"> Shrestha (E2300571)</w:t>
+                                  <w:t>,</w:t>
+                                </w:r>
+                              </w:p>
+                              <w:p>
+                                <w:pPr>
+                                  <w:pStyle w:val="NoSpacing"/>
+                                  <w:jc w:val="center"/>
+                                  <w:rPr>
+                                    <w:rFonts w:ascii="Times New Roman" w:hAnsi="Times New Roman" w:cs="Times New Roman"/>
+                                  </w:rPr>
+                                </w:pPr>
+                                <w:r>
+                                  <w:rPr>
+                                    <w:rFonts w:ascii="Times New Roman" w:hAnsi="Times New Roman" w:cs="Times New Roman"/>
+                                  </w:rPr>
+                                  <w:t>Anjana Thapa (E2300554)</w:t>
                                 </w:r>
                               </w:p>
                               <w:p>
@@ -552,19 +563,32 @@
                               <w:rFonts w:ascii="Times New Roman" w:hAnsi="Times New Roman" w:cs="Times New Roman"/>
                             </w:rPr>
                           </w:pPr>
-                          <w:proofErr w:type="spellStart"/>
                           <w:r>
                             <w:rPr>
                               <w:rFonts w:ascii="Times New Roman" w:hAnsi="Times New Roman" w:cs="Times New Roman"/>
                             </w:rPr>
-                            <w:t>Sailabee</w:t>
+                            <w:t>Sailabee Shrestha (E2300571)</w:t>
                           </w:r>
-                          <w:proofErr w:type="spellEnd"/>
                           <w:r>
                             <w:rPr>
                               <w:rFonts w:ascii="Times New Roman" w:hAnsi="Times New Roman" w:cs="Times New Roman"/>
                             </w:rPr>
-                            <w:t xml:space="preserve"> Shrestha (E2300571)</w:t>
+                            <w:t>,</w:t>
+                          </w:r>
+                        </w:p>
+                        <w:p>
+                          <w:pPr>
+                            <w:pStyle w:val="NoSpacing"/>
+                            <w:jc w:val="center"/>
+                            <w:rPr>
+                              <w:rFonts w:ascii="Times New Roman" w:hAnsi="Times New Roman" w:cs="Times New Roman"/>
+                            </w:rPr>
+                          </w:pPr>
+                          <w:r>
+                            <w:rPr>
+                              <w:rFonts w:ascii="Times New Roman" w:hAnsi="Times New Roman" w:cs="Times New Roman"/>
+                            </w:rPr>
+                            <w:t>Anjana Thapa (E2300554)</w:t>
                           </w:r>
                         </w:p>
                         <w:p>
@@ -623,6 +647,15 @@
     </w:sdt>
     <w:sdt>
       <w:sdtPr>
+        <w:rPr>
+          <w:rFonts w:ascii="Times New Roman" w:eastAsiaTheme="minorHAnsi" w:hAnsi="Times New Roman" w:cstheme="minorBidi"/>
+          <w:color w:val="auto"/>
+          <w:kern w:val="2"/>
+          <w:sz w:val="24"/>
+          <w:szCs w:val="22"/>
+          <w:lang w:bidi="ne-NP"/>
+          <w14:ligatures w14:val="standardContextual"/>
+        </w:rPr>
         <w:id w:val="1601525424"/>
         <w:docPartObj>
           <w:docPartGallery w:val="Table of Contents"/>
@@ -631,16 +664,9 @@
       </w:sdtPr>
       <w:sdtEndPr>
         <w:rPr>
-          <w:rFonts w:ascii="Times New Roman" w:eastAsiaTheme="minorHAnsi" w:hAnsi="Times New Roman" w:cstheme="minorBidi"/>
           <w:b/>
           <w:bCs/>
           <w:noProof/>
-          <w:color w:val="auto"/>
-          <w:kern w:val="2"/>
-          <w:sz w:val="24"/>
-          <w:szCs w:val="22"/>
-          <w:lang w:bidi="ne-NP"/>
-          <w14:ligatures w14:val="standardContextual"/>
         </w:rPr>
       </w:sdtEndPr>
       <w:sdtContent>
@@ -1066,10 +1092,7 @@
         <w:t>The “SavePlate:</w:t>
       </w:r>
       <w:r>
-        <w:t xml:space="preserve"> Smart Inventory and Food Sharing application to Reduce Food </w:t>
-      </w:r>
-      <w:r>
-        <w:t>Wast</w:t>
+        <w:t xml:space="preserve"> Smart Inventory and Food Sharing application to Reduce Food Wast</w:t>
       </w:r>
       <w:r>
         <w:t xml:space="preserve">e” is a mobile application designed to </w:t>
@@ -1086,7 +1109,7 @@
         <w:spacing w:line="360" w:lineRule="auto"/>
       </w:pPr>
       <w:r>
-        <w:t xml:space="preserve">Food is a significant part of human life and food waste is a pressing issue that has prevailed in our lives. “More than half of Malaysia’s </w:t>
+        <w:t>Food is a significant part of human life and food waste is a pressing issue that has prevailed in our lives. “</w:t>
       </w:r>
       <w:r>
         <w:t xml:space="preserve">More than half of Malaysia’s municipal solid waste consists of edible food. The Solid Waste Management and Public Cleansing Corporation reports that Malaysians produce around 17,000 </w:t>
@@ -1115,10 +1138,10 @@
         <w:t>Research shows that the main food wasting consumers are y</w:t>
       </w:r>
       <w:r>
-        <w:t>ounger people, students, economically active people and people from higher-income households (both per household and per person) waste more</w:t>
-      </w:r>
-      <w:r>
-        <w:t xml:space="preserve"> and this group of people are the target consumers for this application</w:t>
+        <w:t xml:space="preserve">ounger people, students, economically active people and people from higher-income households (both per household and per person) </w:t>
+      </w:r>
+      <w:r>
+        <w:t>and this group of people are the target consumers for this application</w:t>
       </w:r>
       <w:r>
         <w:t>. </w:t>
@@ -1211,13 +1234,11 @@
         <w:spacing w:line="360" w:lineRule="auto"/>
       </w:pPr>
       <w:r>
-        <w:t xml:space="preserve">The primary aim of this project is to design, develop, test and deploy a functioning mobile application that transforms the food wastage sector as well as introduce healthy food habits to the user at their fingertips. The project intends to create </w:t>
-      </w:r>
-      <w:proofErr w:type="gramStart"/>
-      <w:r>
-        <w:t>a</w:t>
-      </w:r>
-      <w:proofErr w:type="gramEnd"/>
+        <w:t>The primary aim of this project is to design, develop, test and deploy a functioning mobile application that transforms the food wastage sector as well as introduce healthy food habits to the user at their fingertips. The project intends to create a</w:t>
+      </w:r>
+      <w:r>
+        <w:t>n</w:t>
+      </w:r>
       <w:r>
         <w:t xml:space="preserve"> efficient, reliable and accessible digital interface that connects consumers, enhances their culinary experience as well as contributes to their surrounding environment. Ultimately, it aims for the target users to foster a more responsible and </w:t>
       </w:r>
@@ -1246,7 +1267,10 @@
         <w:spacing w:line="360" w:lineRule="auto"/>
       </w:pPr>
       <w:r>
-        <w:t>The objective of this project is to:</w:t>
+        <w:t xml:space="preserve">The objective of this project </w:t>
+      </w:r>
+      <w:r>
+        <w:t>is:</w:t>
       </w:r>
     </w:p>
     <w:p>
@@ -1259,7 +1283,10 @@
         <w:spacing w:line="360" w:lineRule="auto"/>
       </w:pPr>
       <w:r>
-        <w:t>Make it easy for household users to track their food consumption</w:t>
+        <w:t>To m</w:t>
+      </w:r>
+      <w:r>
+        <w:t>ake it easy for household users to track their food consumption</w:t>
       </w:r>
     </w:p>
     <w:p>
@@ -1272,7 +1299,10 @@
         <w:spacing w:line="360" w:lineRule="auto"/>
       </w:pPr>
       <w:r>
-        <w:t>Maximize the utilization of grocery purchases</w:t>
+        <w:t>To m</w:t>
+      </w:r>
+      <w:r>
+        <w:t>aximize the utilization of grocery purchases</w:t>
       </w:r>
     </w:p>
     <w:p>
@@ -1285,7 +1315,22 @@
         <w:spacing w:line="360" w:lineRule="auto"/>
       </w:pPr>
       <w:r>
-        <w:t>Make it inventory streamline and efficient for users</w:t>
+        <w:t>To m</w:t>
+      </w:r>
+      <w:r>
+        <w:t xml:space="preserve">ake </w:t>
+      </w:r>
+      <w:r>
+        <w:t>the</w:t>
+      </w:r>
+      <w:r>
+        <w:t xml:space="preserve"> inventory </w:t>
+      </w:r>
+      <w:r>
+        <w:t>streamlined</w:t>
+      </w:r>
+      <w:r>
+        <w:t xml:space="preserve"> and efficient for users</w:t>
       </w:r>
     </w:p>
     <w:p>
@@ -1298,7 +1343,10 @@
         <w:spacing w:line="360" w:lineRule="auto"/>
       </w:pPr>
       <w:r>
-        <w:t>Make sure the UI/UX is intuitive and accessible to all users.</w:t>
+        <w:t>To m</w:t>
+      </w:r>
+      <w:r>
+        <w:t>ake sure the UI/UX is intuitive and accessible to all users.</w:t>
       </w:r>
     </w:p>
     <w:p>
@@ -1395,11 +1443,9 @@
       <w:r>
         <w:t xml:space="preserve">Weekly food tracker to </w:t>
       </w:r>
-      <w:proofErr w:type="gramStart"/>
-      <w:r>
-        <w:t>log</w:t>
-      </w:r>
-      <w:proofErr w:type="gramEnd"/>
+      <w:r>
+        <w:t>register</w:t>
+      </w:r>
       <w:r>
         <w:t xml:space="preserve"> weekly food consumption </w:t>
       </w:r>
@@ -1409,7 +1455,19 @@
         <w:spacing w:line="360" w:lineRule="auto"/>
       </w:pPr>
       <w:r>
-        <w:t>Things that are out of the scope of this project are:</w:t>
+        <w:t xml:space="preserve">Things that are out of </w:t>
+      </w:r>
+      <w:r>
+        <w:t>scope</w:t>
+      </w:r>
+      <w:r>
+        <w:t xml:space="preserve"> </w:t>
+      </w:r>
+      <w:r>
+        <w:t>for</w:t>
+      </w:r>
+      <w:r>
+        <w:t xml:space="preserve"> this project are:</w:t>
       </w:r>
     </w:p>
     <w:p>
@@ -4021,6 +4079,7 @@
   <w:style w:type="character" w:default="1" w:styleId="DefaultParagraphFont">
     <w:name w:val="Default Paragraph Font"/>
     <w:uiPriority w:val="1"/>
+    <w:semiHidden/>
     <w:unhideWhenUsed/>
   </w:style>
   <w:style w:type="table" w:default="1" w:styleId="TableNormal">
@@ -4613,9 +4672,14 @@
   </w:compat>
   <w:rsids>
     <w:rsidRoot w:val="00C616EE"/>
+    <w:rsid w:val="003F22EE"/>
+    <w:rsid w:val="00784F1E"/>
+    <w:rsid w:val="00854DFA"/>
+    <w:rsid w:val="008B093A"/>
     <w:rsid w:val="00A54E6C"/>
     <w:rsid w:val="00C616EE"/>
     <w:rsid w:val="00D15B50"/>
+    <w:rsid w:val="00E42506"/>
   </w:rsids>
   <m:mathPr>
     <m:mathFont m:val="Cambria Math"/>
@@ -5074,10 +5138,6 @@
     <w:name w:val="297FBD95A0434BCF95FF7ED0AC09006B"/>
     <w:rsid w:val="00C616EE"/>
   </w:style>
-  <w:style w:type="paragraph" w:customStyle="1" w:styleId="D11B2EA9AB424182B2867F4C55B84361">
-    <w:name w:val="D11B2EA9AB424182B2867F4C55B84361"/>
-    <w:rsid w:val="00C616EE"/>
-  </w:style>
 </w:styles>
 </file>
 

--- a/Assignment1_Proposal.docx
+++ b/Assignment1_Proposal.docx
@@ -129,7 +129,7 @@
                   <w:sz w:val="72"/>
                   <w:szCs w:val="72"/>
                 </w:rPr>
-                <w:t>Save Plate</w:t>
+                <w:t>ecopantry</w:t>
               </w:r>
             </w:p>
           </w:sdtContent>
@@ -1089,7 +1089,13 @@
         <w:spacing w:line="360" w:lineRule="auto"/>
       </w:pPr>
       <w:r>
-        <w:t>The “SavePlate:</w:t>
+        <w:t>The “</w:t>
+      </w:r>
+      <w:r>
+        <w:t>EcoPantry</w:t>
+      </w:r>
+      <w:r>
+        <w:t>:</w:t>
       </w:r>
       <w:r>
         <w:t xml:space="preserve"> Smart Inventory and Food Sharing application to Reduce Food Wast</w:t>
@@ -1231,16 +1237,47 @@
     </w:p>
     <w:p>
       <w:pPr>
+        <w:pStyle w:val="ListParagraph"/>
+        <w:numPr>
+          <w:ilvl w:val="0"/>
+          <w:numId w:val="16"/>
+        </w:numPr>
         <w:spacing w:line="360" w:lineRule="auto"/>
       </w:pPr>
       <w:r>
-        <w:t>The primary aim of this project is to design, develop, test and deploy a functioning mobile application that transforms the food wastage sector as well as introduce healthy food habits to the user at their fingertips. The project intends to create a</w:t>
+        <w:t xml:space="preserve">The primary aim of this project is to design, develop, test and deploy a functioning mobile application that transforms the food wastage sector as well as introduce healthy food habits to the user at their fingertips. </w:t>
+      </w:r>
+    </w:p>
+    <w:p>
+      <w:pPr>
+        <w:pStyle w:val="ListParagraph"/>
+        <w:numPr>
+          <w:ilvl w:val="0"/>
+          <w:numId w:val="16"/>
+        </w:numPr>
+        <w:spacing w:line="360" w:lineRule="auto"/>
+      </w:pPr>
+      <w:r>
+        <w:t>The project intends to create a</w:t>
       </w:r>
       <w:r>
         <w:t>n</w:t>
       </w:r>
       <w:r>
-        <w:t xml:space="preserve"> efficient, reliable and accessible digital interface that connects consumers, enhances their culinary experience as well as contributes to their surrounding environment. Ultimately, it aims for the target users to foster a more responsible and </w:t>
+        <w:t xml:space="preserve"> efficient, reliable and accessible digital interface that connects consumers, enhances their culinary experience as well as contributes to their surrounding environment. </w:t>
+      </w:r>
+    </w:p>
+    <w:p>
+      <w:pPr>
+        <w:pStyle w:val="ListParagraph"/>
+        <w:numPr>
+          <w:ilvl w:val="0"/>
+          <w:numId w:val="16"/>
+        </w:numPr>
+        <w:spacing w:line="360" w:lineRule="auto"/>
+      </w:pPr>
+      <w:r>
+        <w:t xml:space="preserve">Ultimately, it aims for the target users to foster a more responsible and </w:t>
       </w:r>
       <w:r>
         <w:t>efficient food ecosystem to drastically reduce household food waste within the urban environment.</w:t>
@@ -1601,15 +1638,7 @@
         <w:spacing w:line="360" w:lineRule="auto"/>
       </w:pPr>
       <w:r>
-        <w:t xml:space="preserve">Filipová, A., </w:t>
-      </w:r>
-      <w:proofErr w:type="spellStart"/>
-      <w:r>
-        <w:t>Mokrejšová</w:t>
-      </w:r>
-      <w:proofErr w:type="spellEnd"/>
-      <w:r>
-        <w:t xml:space="preserve">, V., Sulc, Z., &amp; Zeman, J. (2017). Characteristics of food-wasting consumers in the Czech Republic: Food-wasting consumers in the Czech Republic. </w:t>
+        <w:t xml:space="preserve">Filipová, A., Mokrejšová, V., Sulc, Z., &amp; Zeman, J. (2017). Characteristics of food-wasting consumers in the Czech Republic: Food-wasting consumers in the Czech Republic. </w:t>
       </w:r>
       <w:r>
         <w:rPr>
@@ -3418,6 +3447,119 @@
       </w:rPr>
     </w:lvl>
   </w:abstractNum>
+  <w:abstractNum w:abstractNumId="15" w15:restartNumberingAfterBreak="0">
+    <w:nsid w:val="7BFE1CA8"/>
+    <w:multiLevelType w:val="hybridMultilevel"/>
+    <w:tmpl w:val="28FE26E0"/>
+    <w:lvl w:ilvl="0" w:tplc="04090001">
+      <w:start w:val="1"/>
+      <w:numFmt w:val="bullet"/>
+      <w:lvlText w:val=""/>
+      <w:lvlJc w:val="left"/>
+      <w:pPr>
+        <w:ind w:left="720" w:hanging="360"/>
+      </w:pPr>
+      <w:rPr>
+        <w:rFonts w:ascii="Symbol" w:hAnsi="Symbol" w:hint="default"/>
+      </w:rPr>
+    </w:lvl>
+    <w:lvl w:ilvl="1" w:tplc="04090003" w:tentative="1">
+      <w:start w:val="1"/>
+      <w:numFmt w:val="bullet"/>
+      <w:lvlText w:val="o"/>
+      <w:lvlJc w:val="left"/>
+      <w:pPr>
+        <w:ind w:left="1440" w:hanging="360"/>
+      </w:pPr>
+      <w:rPr>
+        <w:rFonts w:ascii="Courier New" w:hAnsi="Courier New" w:cs="Courier New" w:hint="default"/>
+      </w:rPr>
+    </w:lvl>
+    <w:lvl w:ilvl="2" w:tplc="04090005" w:tentative="1">
+      <w:start w:val="1"/>
+      <w:numFmt w:val="bullet"/>
+      <w:lvlText w:val=""/>
+      <w:lvlJc w:val="left"/>
+      <w:pPr>
+        <w:ind w:left="2160" w:hanging="360"/>
+      </w:pPr>
+      <w:rPr>
+        <w:rFonts w:ascii="Wingdings" w:hAnsi="Wingdings" w:hint="default"/>
+      </w:rPr>
+    </w:lvl>
+    <w:lvl w:ilvl="3" w:tplc="04090001" w:tentative="1">
+      <w:start w:val="1"/>
+      <w:numFmt w:val="bullet"/>
+      <w:lvlText w:val=""/>
+      <w:lvlJc w:val="left"/>
+      <w:pPr>
+        <w:ind w:left="2880" w:hanging="360"/>
+      </w:pPr>
+      <w:rPr>
+        <w:rFonts w:ascii="Symbol" w:hAnsi="Symbol" w:hint="default"/>
+      </w:rPr>
+    </w:lvl>
+    <w:lvl w:ilvl="4" w:tplc="04090003" w:tentative="1">
+      <w:start w:val="1"/>
+      <w:numFmt w:val="bullet"/>
+      <w:lvlText w:val="o"/>
+      <w:lvlJc w:val="left"/>
+      <w:pPr>
+        <w:ind w:left="3600" w:hanging="360"/>
+      </w:pPr>
+      <w:rPr>
+        <w:rFonts w:ascii="Courier New" w:hAnsi="Courier New" w:cs="Courier New" w:hint="default"/>
+      </w:rPr>
+    </w:lvl>
+    <w:lvl w:ilvl="5" w:tplc="04090005" w:tentative="1">
+      <w:start w:val="1"/>
+      <w:numFmt w:val="bullet"/>
+      <w:lvlText w:val=""/>
+      <w:lvlJc w:val="left"/>
+      <w:pPr>
+        <w:ind w:left="4320" w:hanging="360"/>
+      </w:pPr>
+      <w:rPr>
+        <w:rFonts w:ascii="Wingdings" w:hAnsi="Wingdings" w:hint="default"/>
+      </w:rPr>
+    </w:lvl>
+    <w:lvl w:ilvl="6" w:tplc="04090001" w:tentative="1">
+      <w:start w:val="1"/>
+      <w:numFmt w:val="bullet"/>
+      <w:lvlText w:val=""/>
+      <w:lvlJc w:val="left"/>
+      <w:pPr>
+        <w:ind w:left="5040" w:hanging="360"/>
+      </w:pPr>
+      <w:rPr>
+        <w:rFonts w:ascii="Symbol" w:hAnsi="Symbol" w:hint="default"/>
+      </w:rPr>
+    </w:lvl>
+    <w:lvl w:ilvl="7" w:tplc="04090003" w:tentative="1">
+      <w:start w:val="1"/>
+      <w:numFmt w:val="bullet"/>
+      <w:lvlText w:val="o"/>
+      <w:lvlJc w:val="left"/>
+      <w:pPr>
+        <w:ind w:left="5760" w:hanging="360"/>
+      </w:pPr>
+      <w:rPr>
+        <w:rFonts w:ascii="Courier New" w:hAnsi="Courier New" w:cs="Courier New" w:hint="default"/>
+      </w:rPr>
+    </w:lvl>
+    <w:lvl w:ilvl="8" w:tplc="04090005" w:tentative="1">
+      <w:start w:val="1"/>
+      <w:numFmt w:val="bullet"/>
+      <w:lvlText w:val=""/>
+      <w:lvlJc w:val="left"/>
+      <w:pPr>
+        <w:ind w:left="6480" w:hanging="360"/>
+      </w:pPr>
+      <w:rPr>
+        <w:rFonts w:ascii="Wingdings" w:hAnsi="Wingdings" w:hint="default"/>
+      </w:rPr>
+    </w:lvl>
+  </w:abstractNum>
   <w:num w:numId="1" w16cid:durableId="1532843320">
     <w:abstractNumId w:val="2"/>
   </w:num>
@@ -3462,6 +3604,9 @@
   </w:num>
   <w:num w:numId="15" w16cid:durableId="1735934713">
     <w:abstractNumId w:val="3"/>
+  </w:num>
+  <w:num w:numId="16" w16cid:durableId="1821581270">
+    <w:abstractNumId w:val="15"/>
   </w:num>
 </w:numbering>
 </file>
@@ -4672,11 +4817,13 @@
   </w:compat>
   <w:rsids>
     <w:rsidRoot w:val="00C616EE"/>
+    <w:rsid w:val="00362A9A"/>
     <w:rsid w:val="003F22EE"/>
-    <w:rsid w:val="00784F1E"/>
+    <w:rsid w:val="00513F16"/>
     <w:rsid w:val="00854DFA"/>
     <w:rsid w:val="008B093A"/>
     <w:rsid w:val="00A54E6C"/>
+    <w:rsid w:val="00A8358B"/>
     <w:rsid w:val="00C616EE"/>
     <w:rsid w:val="00D15B50"/>
     <w:rsid w:val="00E42506"/>

--- a/Assignment1_Proposal.docx
+++ b/Assignment1_Proposal.docx
@@ -691,7 +691,6 @@
             <w:tabs>
               <w:tab w:val="right" w:leader="dot" w:pos="9350"/>
             </w:tabs>
-            <w:spacing w:line="360" w:lineRule="auto"/>
             <w:rPr>
               <w:rFonts w:asciiTheme="minorHAnsi" w:eastAsiaTheme="minorEastAsia" w:hAnsiTheme="minorHAnsi"/>
               <w:noProof/>
@@ -707,7 +706,7 @@
           <w:r>
             <w:fldChar w:fldCharType="separate"/>
           </w:r>
-          <w:hyperlink w:anchor="_Toc230613383" w:history="1">
+          <w:hyperlink w:anchor="_Toc232153566" w:history="1">
             <w:r>
               <w:rPr>
                 <w:rStyle w:val="Hyperlink"/>
@@ -734,7 +733,7 @@
                 <w:noProof/>
                 <w:webHidden/>
               </w:rPr>
-              <w:instrText xml:space="preserve"> PAGEREF _Toc230613383 \h </w:instrText>
+              <w:instrText xml:space="preserve"> PAGEREF _Toc232153566 \h </w:instrText>
             </w:r>
             <w:r>
               <w:rPr>
@@ -771,14 +770,13 @@
             <w:tabs>
               <w:tab w:val="right" w:leader="dot" w:pos="9350"/>
             </w:tabs>
-            <w:spacing w:line="360" w:lineRule="auto"/>
             <w:rPr>
               <w:rFonts w:asciiTheme="minorHAnsi" w:eastAsiaTheme="minorEastAsia" w:hAnsiTheme="minorHAnsi"/>
               <w:noProof/>
               <w:szCs w:val="21"/>
             </w:rPr>
           </w:pPr>
-          <w:hyperlink w:anchor="_Toc230613384" w:history="1">
+          <w:hyperlink w:anchor="_Toc232153567" w:history="1">
             <w:r>
               <w:rPr>
                 <w:rStyle w:val="Hyperlink"/>
@@ -805,7 +803,7 @@
                 <w:noProof/>
                 <w:webHidden/>
               </w:rPr>
-              <w:instrText xml:space="preserve"> PAGEREF _Toc230613384 \h </w:instrText>
+              <w:instrText xml:space="preserve"> PAGEREF _Toc232153567 \h </w:instrText>
             </w:r>
             <w:r>
               <w:rPr>
@@ -842,14 +840,13 @@
             <w:tabs>
               <w:tab w:val="right" w:leader="dot" w:pos="9350"/>
             </w:tabs>
-            <w:spacing w:line="360" w:lineRule="auto"/>
             <w:rPr>
               <w:rFonts w:asciiTheme="minorHAnsi" w:eastAsiaTheme="minorEastAsia" w:hAnsiTheme="minorHAnsi"/>
               <w:noProof/>
               <w:szCs w:val="21"/>
             </w:rPr>
           </w:pPr>
-          <w:hyperlink w:anchor="_Toc230613385" w:history="1">
+          <w:hyperlink w:anchor="_Toc232153568" w:history="1">
             <w:r>
               <w:rPr>
                 <w:rStyle w:val="Hyperlink"/>
@@ -876,7 +873,7 @@
                 <w:noProof/>
                 <w:webHidden/>
               </w:rPr>
-              <w:instrText xml:space="preserve"> PAGEREF _Toc230613385 \h </w:instrText>
+              <w:instrText xml:space="preserve"> PAGEREF _Toc232153568 \h </w:instrText>
             </w:r>
             <w:r>
               <w:rPr>
@@ -913,14 +910,13 @@
             <w:tabs>
               <w:tab w:val="right" w:leader="dot" w:pos="9350"/>
             </w:tabs>
-            <w:spacing w:line="360" w:lineRule="auto"/>
             <w:rPr>
               <w:rFonts w:asciiTheme="minorHAnsi" w:eastAsiaTheme="minorEastAsia" w:hAnsiTheme="minorHAnsi"/>
               <w:noProof/>
               <w:szCs w:val="21"/>
             </w:rPr>
           </w:pPr>
-          <w:hyperlink w:anchor="_Toc230613386" w:history="1">
+          <w:hyperlink w:anchor="_Toc232153569" w:history="1">
             <w:r>
               <w:rPr>
                 <w:rStyle w:val="Hyperlink"/>
@@ -947,7 +943,7 @@
                 <w:noProof/>
                 <w:webHidden/>
               </w:rPr>
-              <w:instrText xml:space="preserve"> PAGEREF _Toc230613386 \h </w:instrText>
+              <w:instrText xml:space="preserve"> PAGEREF _Toc232153569 \h </w:instrText>
             </w:r>
             <w:r>
               <w:rPr>
@@ -967,7 +963,7 @@
                 <w:noProof/>
                 <w:webHidden/>
               </w:rPr>
-              <w:t>3</w:t>
+              <w:t>4</w:t>
             </w:r>
             <w:r>
               <w:rPr>
@@ -984,20 +980,19 @@
             <w:tabs>
               <w:tab w:val="right" w:leader="dot" w:pos="9350"/>
             </w:tabs>
-            <w:spacing w:line="360" w:lineRule="auto"/>
             <w:rPr>
               <w:rFonts w:asciiTheme="minorHAnsi" w:eastAsiaTheme="minorEastAsia" w:hAnsiTheme="minorHAnsi"/>
               <w:noProof/>
               <w:szCs w:val="21"/>
             </w:rPr>
           </w:pPr>
-          <w:hyperlink w:anchor="_Toc230613387" w:history="1">
+          <w:hyperlink w:anchor="_Toc232153570" w:history="1">
             <w:r>
               <w:rPr>
                 <w:rStyle w:val="Hyperlink"/>
                 <w:noProof/>
               </w:rPr>
-              <w:t>Conclusion</w:t>
+              <w:t>Work Breakdown Structure (WBS)</w:t>
             </w:r>
             <w:r>
               <w:rPr>
@@ -1018,7 +1013,7 @@
                 <w:noProof/>
                 <w:webHidden/>
               </w:rPr>
-              <w:instrText xml:space="preserve"> PAGEREF _Toc230613387 \h </w:instrText>
+              <w:instrText xml:space="preserve"> PAGEREF _Toc232153570 \h </w:instrText>
             </w:r>
             <w:r>
               <w:rPr>
@@ -1038,7 +1033,685 @@
                 <w:noProof/>
                 <w:webHidden/>
               </w:rPr>
-              <w:t>4</w:t>
+              <w:t>5</w:t>
+            </w:r>
+            <w:r>
+              <w:rPr>
+                <w:noProof/>
+                <w:webHidden/>
+              </w:rPr>
+              <w:fldChar w:fldCharType="end"/>
+            </w:r>
+          </w:hyperlink>
+        </w:p>
+        <w:p>
+          <w:pPr>
+            <w:pStyle w:val="TOC1"/>
+            <w:tabs>
+              <w:tab w:val="right" w:leader="dot" w:pos="9350"/>
+            </w:tabs>
+            <w:rPr>
+              <w:rFonts w:asciiTheme="minorHAnsi" w:eastAsiaTheme="minorEastAsia" w:hAnsiTheme="minorHAnsi"/>
+              <w:noProof/>
+              <w:szCs w:val="21"/>
+            </w:rPr>
+          </w:pPr>
+          <w:hyperlink w:anchor="_Toc232153571" w:history="1">
+            <w:r>
+              <w:rPr>
+                <w:rStyle w:val="Hyperlink"/>
+                <w:noProof/>
+              </w:rPr>
+              <w:t>Milestone and Deliverables</w:t>
+            </w:r>
+            <w:r>
+              <w:rPr>
+                <w:noProof/>
+                <w:webHidden/>
+              </w:rPr>
+              <w:tab/>
+            </w:r>
+            <w:r>
+              <w:rPr>
+                <w:noProof/>
+                <w:webHidden/>
+              </w:rPr>
+              <w:fldChar w:fldCharType="begin"/>
+            </w:r>
+            <w:r>
+              <w:rPr>
+                <w:noProof/>
+                <w:webHidden/>
+              </w:rPr>
+              <w:instrText xml:space="preserve"> PAGEREF _Toc232153571 \h </w:instrText>
+            </w:r>
+            <w:r>
+              <w:rPr>
+                <w:noProof/>
+                <w:webHidden/>
+              </w:rPr>
+            </w:r>
+            <w:r>
+              <w:rPr>
+                <w:noProof/>
+                <w:webHidden/>
+              </w:rPr>
+              <w:fldChar w:fldCharType="separate"/>
+            </w:r>
+            <w:r>
+              <w:rPr>
+                <w:noProof/>
+                <w:webHidden/>
+              </w:rPr>
+              <w:t>7</w:t>
+            </w:r>
+            <w:r>
+              <w:rPr>
+                <w:noProof/>
+                <w:webHidden/>
+              </w:rPr>
+              <w:fldChar w:fldCharType="end"/>
+            </w:r>
+          </w:hyperlink>
+        </w:p>
+        <w:p>
+          <w:pPr>
+            <w:pStyle w:val="TOC1"/>
+            <w:tabs>
+              <w:tab w:val="right" w:leader="dot" w:pos="9350"/>
+            </w:tabs>
+            <w:rPr>
+              <w:rFonts w:asciiTheme="minorHAnsi" w:eastAsiaTheme="minorEastAsia" w:hAnsiTheme="minorHAnsi"/>
+              <w:noProof/>
+              <w:szCs w:val="21"/>
+            </w:rPr>
+          </w:pPr>
+          <w:hyperlink w:anchor="_Toc232153572" w:history="1">
+            <w:r>
+              <w:rPr>
+                <w:rStyle w:val="Hyperlink"/>
+                <w:noProof/>
+              </w:rPr>
+              <w:t>Gantt chart</w:t>
+            </w:r>
+            <w:r>
+              <w:rPr>
+                <w:noProof/>
+                <w:webHidden/>
+              </w:rPr>
+              <w:tab/>
+            </w:r>
+            <w:r>
+              <w:rPr>
+                <w:noProof/>
+                <w:webHidden/>
+              </w:rPr>
+              <w:fldChar w:fldCharType="begin"/>
+            </w:r>
+            <w:r>
+              <w:rPr>
+                <w:noProof/>
+                <w:webHidden/>
+              </w:rPr>
+              <w:instrText xml:space="preserve"> PAGEREF _Toc232153572 \h </w:instrText>
+            </w:r>
+            <w:r>
+              <w:rPr>
+                <w:noProof/>
+                <w:webHidden/>
+              </w:rPr>
+            </w:r>
+            <w:r>
+              <w:rPr>
+                <w:noProof/>
+                <w:webHidden/>
+              </w:rPr>
+              <w:fldChar w:fldCharType="separate"/>
+            </w:r>
+            <w:r>
+              <w:rPr>
+                <w:noProof/>
+                <w:webHidden/>
+              </w:rPr>
+              <w:t>8</w:t>
+            </w:r>
+            <w:r>
+              <w:rPr>
+                <w:noProof/>
+                <w:webHidden/>
+              </w:rPr>
+              <w:fldChar w:fldCharType="end"/>
+            </w:r>
+          </w:hyperlink>
+        </w:p>
+        <w:p>
+          <w:pPr>
+            <w:pStyle w:val="TOC1"/>
+            <w:tabs>
+              <w:tab w:val="right" w:leader="dot" w:pos="9350"/>
+            </w:tabs>
+            <w:rPr>
+              <w:rFonts w:asciiTheme="minorHAnsi" w:eastAsiaTheme="minorEastAsia" w:hAnsiTheme="minorHAnsi"/>
+              <w:noProof/>
+              <w:szCs w:val="21"/>
+            </w:rPr>
+          </w:pPr>
+          <w:hyperlink w:anchor="_Toc232153573" w:history="1">
+            <w:r>
+              <w:rPr>
+                <w:rStyle w:val="Hyperlink"/>
+                <w:noProof/>
+              </w:rPr>
+              <w:t>Technical Description</w:t>
+            </w:r>
+            <w:r>
+              <w:rPr>
+                <w:noProof/>
+                <w:webHidden/>
+              </w:rPr>
+              <w:tab/>
+            </w:r>
+            <w:r>
+              <w:rPr>
+                <w:noProof/>
+                <w:webHidden/>
+              </w:rPr>
+              <w:fldChar w:fldCharType="begin"/>
+            </w:r>
+            <w:r>
+              <w:rPr>
+                <w:noProof/>
+                <w:webHidden/>
+              </w:rPr>
+              <w:instrText xml:space="preserve"> PAGEREF _Toc232153573 \h </w:instrText>
+            </w:r>
+            <w:r>
+              <w:rPr>
+                <w:noProof/>
+                <w:webHidden/>
+              </w:rPr>
+            </w:r>
+            <w:r>
+              <w:rPr>
+                <w:noProof/>
+                <w:webHidden/>
+              </w:rPr>
+              <w:fldChar w:fldCharType="separate"/>
+            </w:r>
+            <w:r>
+              <w:rPr>
+                <w:noProof/>
+                <w:webHidden/>
+              </w:rPr>
+              <w:t>9</w:t>
+            </w:r>
+            <w:r>
+              <w:rPr>
+                <w:noProof/>
+                <w:webHidden/>
+              </w:rPr>
+              <w:fldChar w:fldCharType="end"/>
+            </w:r>
+          </w:hyperlink>
+        </w:p>
+        <w:p>
+          <w:pPr>
+            <w:pStyle w:val="TOC2"/>
+            <w:tabs>
+              <w:tab w:val="left" w:pos="720"/>
+              <w:tab w:val="right" w:leader="dot" w:pos="9350"/>
+            </w:tabs>
+            <w:rPr>
+              <w:rFonts w:asciiTheme="minorHAnsi" w:eastAsiaTheme="minorEastAsia" w:hAnsiTheme="minorHAnsi"/>
+              <w:noProof/>
+              <w:szCs w:val="21"/>
+            </w:rPr>
+          </w:pPr>
+          <w:hyperlink w:anchor="_Toc232153574" w:history="1">
+            <w:r>
+              <w:rPr>
+                <w:rStyle w:val="Hyperlink"/>
+                <w:noProof/>
+              </w:rPr>
+              <w:t>a.</w:t>
+            </w:r>
+            <w:r>
+              <w:rPr>
+                <w:rFonts w:asciiTheme="minorHAnsi" w:eastAsiaTheme="minorEastAsia" w:hAnsiTheme="minorHAnsi"/>
+                <w:noProof/>
+                <w:szCs w:val="21"/>
+              </w:rPr>
+              <w:tab/>
+            </w:r>
+            <w:r>
+              <w:rPr>
+                <w:rStyle w:val="Hyperlink"/>
+                <w:noProof/>
+              </w:rPr>
+              <w:t>Development Platform</w:t>
+            </w:r>
+            <w:r>
+              <w:rPr>
+                <w:noProof/>
+                <w:webHidden/>
+              </w:rPr>
+              <w:tab/>
+            </w:r>
+            <w:r>
+              <w:rPr>
+                <w:noProof/>
+                <w:webHidden/>
+              </w:rPr>
+              <w:fldChar w:fldCharType="begin"/>
+            </w:r>
+            <w:r>
+              <w:rPr>
+                <w:noProof/>
+                <w:webHidden/>
+              </w:rPr>
+              <w:instrText xml:space="preserve"> PAGEREF _Toc232153574 \h </w:instrText>
+            </w:r>
+            <w:r>
+              <w:rPr>
+                <w:noProof/>
+                <w:webHidden/>
+              </w:rPr>
+            </w:r>
+            <w:r>
+              <w:rPr>
+                <w:noProof/>
+                <w:webHidden/>
+              </w:rPr>
+              <w:fldChar w:fldCharType="separate"/>
+            </w:r>
+            <w:r>
+              <w:rPr>
+                <w:noProof/>
+                <w:webHidden/>
+              </w:rPr>
+              <w:t>9</w:t>
+            </w:r>
+            <w:r>
+              <w:rPr>
+                <w:noProof/>
+                <w:webHidden/>
+              </w:rPr>
+              <w:fldChar w:fldCharType="end"/>
+            </w:r>
+          </w:hyperlink>
+        </w:p>
+        <w:p>
+          <w:pPr>
+            <w:pStyle w:val="TOC2"/>
+            <w:tabs>
+              <w:tab w:val="left" w:pos="720"/>
+              <w:tab w:val="right" w:leader="dot" w:pos="9350"/>
+            </w:tabs>
+            <w:rPr>
+              <w:rFonts w:asciiTheme="minorHAnsi" w:eastAsiaTheme="minorEastAsia" w:hAnsiTheme="minorHAnsi"/>
+              <w:noProof/>
+              <w:szCs w:val="21"/>
+            </w:rPr>
+          </w:pPr>
+          <w:hyperlink w:anchor="_Toc232153575" w:history="1">
+            <w:r>
+              <w:rPr>
+                <w:rStyle w:val="Hyperlink"/>
+                <w:noProof/>
+              </w:rPr>
+              <w:t>b.</w:t>
+            </w:r>
+            <w:r>
+              <w:rPr>
+                <w:rFonts w:asciiTheme="minorHAnsi" w:eastAsiaTheme="minorEastAsia" w:hAnsiTheme="minorHAnsi"/>
+                <w:noProof/>
+                <w:szCs w:val="21"/>
+              </w:rPr>
+              <w:tab/>
+            </w:r>
+            <w:r>
+              <w:rPr>
+                <w:rStyle w:val="Hyperlink"/>
+                <w:noProof/>
+              </w:rPr>
+              <w:t>Developer Hardware Specification</w:t>
+            </w:r>
+            <w:r>
+              <w:rPr>
+                <w:noProof/>
+                <w:webHidden/>
+              </w:rPr>
+              <w:tab/>
+            </w:r>
+            <w:r>
+              <w:rPr>
+                <w:noProof/>
+                <w:webHidden/>
+              </w:rPr>
+              <w:fldChar w:fldCharType="begin"/>
+            </w:r>
+            <w:r>
+              <w:rPr>
+                <w:noProof/>
+                <w:webHidden/>
+              </w:rPr>
+              <w:instrText xml:space="preserve"> PAGEREF _Toc232153575 \h </w:instrText>
+            </w:r>
+            <w:r>
+              <w:rPr>
+                <w:noProof/>
+                <w:webHidden/>
+              </w:rPr>
+            </w:r>
+            <w:r>
+              <w:rPr>
+                <w:noProof/>
+                <w:webHidden/>
+              </w:rPr>
+              <w:fldChar w:fldCharType="separate"/>
+            </w:r>
+            <w:r>
+              <w:rPr>
+                <w:noProof/>
+                <w:webHidden/>
+              </w:rPr>
+              <w:t>10</w:t>
+            </w:r>
+            <w:r>
+              <w:rPr>
+                <w:noProof/>
+                <w:webHidden/>
+              </w:rPr>
+              <w:fldChar w:fldCharType="end"/>
+            </w:r>
+          </w:hyperlink>
+        </w:p>
+        <w:p>
+          <w:pPr>
+            <w:pStyle w:val="TOC2"/>
+            <w:tabs>
+              <w:tab w:val="left" w:pos="720"/>
+              <w:tab w:val="right" w:leader="dot" w:pos="9350"/>
+            </w:tabs>
+            <w:rPr>
+              <w:rFonts w:asciiTheme="minorHAnsi" w:eastAsiaTheme="minorEastAsia" w:hAnsiTheme="minorHAnsi"/>
+              <w:noProof/>
+              <w:szCs w:val="21"/>
+            </w:rPr>
+          </w:pPr>
+          <w:hyperlink w:anchor="_Toc232153576" w:history="1">
+            <w:r>
+              <w:rPr>
+                <w:rStyle w:val="Hyperlink"/>
+                <w:noProof/>
+              </w:rPr>
+              <w:t>c.</w:t>
+            </w:r>
+            <w:r>
+              <w:rPr>
+                <w:rFonts w:asciiTheme="minorHAnsi" w:eastAsiaTheme="minorEastAsia" w:hAnsiTheme="minorHAnsi"/>
+                <w:noProof/>
+                <w:szCs w:val="21"/>
+              </w:rPr>
+              <w:tab/>
+            </w:r>
+            <w:r>
+              <w:rPr>
+                <w:rStyle w:val="Hyperlink"/>
+                <w:noProof/>
+              </w:rPr>
+              <w:t>Demonstration Platfrom</w:t>
+            </w:r>
+            <w:r>
+              <w:rPr>
+                <w:noProof/>
+                <w:webHidden/>
+              </w:rPr>
+              <w:tab/>
+            </w:r>
+            <w:r>
+              <w:rPr>
+                <w:noProof/>
+                <w:webHidden/>
+              </w:rPr>
+              <w:fldChar w:fldCharType="begin"/>
+            </w:r>
+            <w:r>
+              <w:rPr>
+                <w:noProof/>
+                <w:webHidden/>
+              </w:rPr>
+              <w:instrText xml:space="preserve"> PAGEREF _Toc232153576 \h </w:instrText>
+            </w:r>
+            <w:r>
+              <w:rPr>
+                <w:noProof/>
+                <w:webHidden/>
+              </w:rPr>
+            </w:r>
+            <w:r>
+              <w:rPr>
+                <w:noProof/>
+                <w:webHidden/>
+              </w:rPr>
+              <w:fldChar w:fldCharType="separate"/>
+            </w:r>
+            <w:r>
+              <w:rPr>
+                <w:noProof/>
+                <w:webHidden/>
+              </w:rPr>
+              <w:t>11</w:t>
+            </w:r>
+            <w:r>
+              <w:rPr>
+                <w:noProof/>
+                <w:webHidden/>
+              </w:rPr>
+              <w:fldChar w:fldCharType="end"/>
+            </w:r>
+          </w:hyperlink>
+        </w:p>
+        <w:p>
+          <w:pPr>
+            <w:pStyle w:val="TOC1"/>
+            <w:tabs>
+              <w:tab w:val="right" w:leader="dot" w:pos="9350"/>
+            </w:tabs>
+            <w:rPr>
+              <w:rFonts w:asciiTheme="minorHAnsi" w:eastAsiaTheme="minorEastAsia" w:hAnsiTheme="minorHAnsi"/>
+              <w:noProof/>
+              <w:szCs w:val="21"/>
+            </w:rPr>
+          </w:pPr>
+          <w:hyperlink w:anchor="_Toc232153577" w:history="1">
+            <w:r>
+              <w:rPr>
+                <w:rStyle w:val="Hyperlink"/>
+                <w:noProof/>
+              </w:rPr>
+              <w:t>Risk Management</w:t>
+            </w:r>
+            <w:r>
+              <w:rPr>
+                <w:noProof/>
+                <w:webHidden/>
+              </w:rPr>
+              <w:tab/>
+            </w:r>
+            <w:r>
+              <w:rPr>
+                <w:noProof/>
+                <w:webHidden/>
+              </w:rPr>
+              <w:fldChar w:fldCharType="begin"/>
+            </w:r>
+            <w:r>
+              <w:rPr>
+                <w:noProof/>
+                <w:webHidden/>
+              </w:rPr>
+              <w:instrText xml:space="preserve"> PAGEREF _Toc232153577 \h </w:instrText>
+            </w:r>
+            <w:r>
+              <w:rPr>
+                <w:noProof/>
+                <w:webHidden/>
+              </w:rPr>
+            </w:r>
+            <w:r>
+              <w:rPr>
+                <w:noProof/>
+                <w:webHidden/>
+              </w:rPr>
+              <w:fldChar w:fldCharType="separate"/>
+            </w:r>
+            <w:r>
+              <w:rPr>
+                <w:noProof/>
+                <w:webHidden/>
+              </w:rPr>
+              <w:t>12</w:t>
+            </w:r>
+            <w:r>
+              <w:rPr>
+                <w:noProof/>
+                <w:webHidden/>
+              </w:rPr>
+              <w:fldChar w:fldCharType="end"/>
+            </w:r>
+          </w:hyperlink>
+        </w:p>
+        <w:p>
+          <w:pPr>
+            <w:pStyle w:val="TOC1"/>
+            <w:tabs>
+              <w:tab w:val="right" w:leader="dot" w:pos="9350"/>
+            </w:tabs>
+            <w:rPr>
+              <w:rFonts w:asciiTheme="minorHAnsi" w:eastAsiaTheme="minorEastAsia" w:hAnsiTheme="minorHAnsi"/>
+              <w:noProof/>
+              <w:szCs w:val="21"/>
+            </w:rPr>
+          </w:pPr>
+          <w:hyperlink w:anchor="_Toc232153578" w:history="1">
+            <w:r>
+              <w:rPr>
+                <w:rStyle w:val="Hyperlink"/>
+                <w:noProof/>
+              </w:rPr>
+              <w:t>Conclusion</w:t>
+            </w:r>
+            <w:r>
+              <w:rPr>
+                <w:noProof/>
+                <w:webHidden/>
+              </w:rPr>
+              <w:tab/>
+            </w:r>
+            <w:r>
+              <w:rPr>
+                <w:noProof/>
+                <w:webHidden/>
+              </w:rPr>
+              <w:fldChar w:fldCharType="begin"/>
+            </w:r>
+            <w:r>
+              <w:rPr>
+                <w:noProof/>
+                <w:webHidden/>
+              </w:rPr>
+              <w:instrText xml:space="preserve"> PAGEREF _Toc232153578 \h </w:instrText>
+            </w:r>
+            <w:r>
+              <w:rPr>
+                <w:noProof/>
+                <w:webHidden/>
+              </w:rPr>
+            </w:r>
+            <w:r>
+              <w:rPr>
+                <w:noProof/>
+                <w:webHidden/>
+              </w:rPr>
+              <w:fldChar w:fldCharType="separate"/>
+            </w:r>
+            <w:r>
+              <w:rPr>
+                <w:noProof/>
+                <w:webHidden/>
+              </w:rPr>
+              <w:t>14</w:t>
+            </w:r>
+            <w:r>
+              <w:rPr>
+                <w:noProof/>
+                <w:webHidden/>
+              </w:rPr>
+              <w:fldChar w:fldCharType="end"/>
+            </w:r>
+          </w:hyperlink>
+        </w:p>
+        <w:p>
+          <w:pPr>
+            <w:pStyle w:val="TOC1"/>
+            <w:tabs>
+              <w:tab w:val="right" w:leader="dot" w:pos="9350"/>
+            </w:tabs>
+            <w:rPr>
+              <w:rFonts w:asciiTheme="minorHAnsi" w:eastAsiaTheme="minorEastAsia" w:hAnsiTheme="minorHAnsi"/>
+              <w:noProof/>
+              <w:szCs w:val="21"/>
+            </w:rPr>
+          </w:pPr>
+          <w:hyperlink w:anchor="_Toc232153579" w:history="1">
+            <w:r>
+              <w:rPr>
+                <w:rStyle w:val="Hyperlink"/>
+                <w:noProof/>
+              </w:rPr>
+              <w:t>References</w:t>
+            </w:r>
+            <w:r>
+              <w:rPr>
+                <w:noProof/>
+                <w:webHidden/>
+              </w:rPr>
+              <w:tab/>
+            </w:r>
+            <w:r>
+              <w:rPr>
+                <w:noProof/>
+                <w:webHidden/>
+              </w:rPr>
+              <w:fldChar w:fldCharType="begin"/>
+            </w:r>
+            <w:r>
+              <w:rPr>
+                <w:noProof/>
+                <w:webHidden/>
+              </w:rPr>
+              <w:instrText xml:space="preserve"> PAGEREF _Toc232153579 \h </w:instrText>
+            </w:r>
+            <w:r>
+              <w:rPr>
+                <w:noProof/>
+                <w:webHidden/>
+              </w:rPr>
+            </w:r>
+            <w:r>
+              <w:rPr>
+                <w:noProof/>
+                <w:webHidden/>
+              </w:rPr>
+              <w:fldChar w:fldCharType="separate"/>
+            </w:r>
+            <w:r>
+              <w:rPr>
+                <w:noProof/>
+                <w:webHidden/>
+              </w:rPr>
+              <w:t>15</w:t>
             </w:r>
             <w:r>
               <w:rPr>
@@ -1077,7 +1750,7 @@
         <w:pStyle w:val="Heading1"/>
         <w:spacing w:line="360" w:lineRule="auto"/>
       </w:pPr>
-      <w:bookmarkStart w:id="0" w:name="_Toc230613383"/>
+      <w:bookmarkStart w:id="0" w:name="_Toc232153566"/>
       <w:r>
         <w:lastRenderedPageBreak/>
         <w:t>Project Overview</w:t>
@@ -1228,7 +1901,7 @@
         <w:pStyle w:val="Heading1"/>
         <w:spacing w:line="360" w:lineRule="auto"/>
       </w:pPr>
-      <w:bookmarkStart w:id="1" w:name="_Toc230613384"/>
+      <w:bookmarkStart w:id="1" w:name="_Toc232153567"/>
       <w:r>
         <w:lastRenderedPageBreak/>
         <w:t>Project Aims</w:t>
@@ -1293,7 +1966,7 @@
         <w:pStyle w:val="Heading1"/>
         <w:spacing w:line="360" w:lineRule="auto"/>
       </w:pPr>
-      <w:bookmarkStart w:id="2" w:name="_Toc230613385"/>
+      <w:bookmarkStart w:id="2" w:name="_Toc232153568"/>
       <w:r>
         <w:t>Project Objectives</w:t>
       </w:r>
@@ -1401,7 +2074,7 @@
         <w:pStyle w:val="Heading1"/>
         <w:spacing w:line="360" w:lineRule="auto"/>
       </w:pPr>
-      <w:bookmarkStart w:id="3" w:name="_Toc230613386"/>
+      <w:bookmarkStart w:id="3" w:name="_Toc232153569"/>
       <w:r>
         <w:lastRenderedPageBreak/>
         <w:t>Project Scope</w:t>
@@ -1561,15 +2234,4583 @@
     </w:p>
     <w:p>
       <w:pPr>
-        <w:pStyle w:val="ListParagraph"/>
-        <w:spacing w:line="360" w:lineRule="auto"/>
-      </w:pPr>
+        <w:rPr>
+          <w:szCs w:val="20"/>
+        </w:rPr>
+      </w:pPr>
+      <w:r>
+        <w:br w:type="page"/>
+      </w:r>
     </w:p>
     <w:p>
       <w:pPr>
+        <w:pStyle w:val="Heading1"/>
+      </w:pPr>
+      <w:bookmarkStart w:id="4" w:name="_Toc232153570"/>
+      <w:r>
+        <w:lastRenderedPageBreak/>
+        <w:t>Work Breakdown Structure (WBS)</w:t>
+      </w:r>
+      <w:bookmarkEnd w:id="4"/>
+    </w:p>
+    <w:tbl>
+      <w:tblPr>
+        <w:tblStyle w:val="TableGrid"/>
+        <w:tblW w:w="0" w:type="auto"/>
+        <w:tblLook w:val="04A0" w:firstRow="1" w:lastRow="0" w:firstColumn="1" w:lastColumn="0" w:noHBand="0" w:noVBand="1"/>
+      </w:tblPr>
+      <w:tblGrid>
+        <w:gridCol w:w="1050"/>
+        <w:gridCol w:w="3749"/>
+        <w:gridCol w:w="2029"/>
+      </w:tblGrid>
+      <w:tr>
+        <w:tc>
+          <w:tcPr>
+            <w:tcW w:w="0" w:type="auto"/>
+            <w:hideMark/>
+          </w:tcPr>
+          <w:p>
+            <w:pPr>
+              <w:spacing w:after="160" w:line="259" w:lineRule="auto"/>
+              <w:rPr>
+                <w:b/>
+                <w:bCs/>
+              </w:rPr>
+            </w:pPr>
+            <w:r>
+              <w:rPr>
+                <w:b/>
+                <w:bCs/>
+              </w:rPr>
+              <w:t>Task</w:t>
+            </w:r>
+            <w:r>
+              <w:rPr>
+                <w:b/>
+                <w:bCs/>
+              </w:rPr>
+              <w:t xml:space="preserve"> ID</w:t>
+            </w:r>
+          </w:p>
+        </w:tc>
+        <w:tc>
+          <w:tcPr>
+            <w:tcW w:w="0" w:type="auto"/>
+            <w:hideMark/>
+          </w:tcPr>
+          <w:p>
+            <w:pPr>
+              <w:spacing w:after="160" w:line="259" w:lineRule="auto"/>
+              <w:rPr>
+                <w:b/>
+                <w:bCs/>
+              </w:rPr>
+            </w:pPr>
+            <w:r>
+              <w:rPr>
+                <w:b/>
+                <w:bCs/>
+              </w:rPr>
+              <w:t>Deliverable / Task</w:t>
+            </w:r>
+          </w:p>
+        </w:tc>
+        <w:tc>
+          <w:tcPr>
+            <w:tcW w:w="0" w:type="auto"/>
+            <w:hideMark/>
+          </w:tcPr>
+          <w:p>
+            <w:pPr>
+              <w:spacing w:after="160" w:line="259" w:lineRule="auto"/>
+              <w:rPr>
+                <w:b/>
+                <w:bCs/>
+              </w:rPr>
+            </w:pPr>
+            <w:r>
+              <w:rPr>
+                <w:b/>
+                <w:bCs/>
+              </w:rPr>
+              <w:t>Responsible</w:t>
+            </w:r>
+          </w:p>
+        </w:tc>
+      </w:tr>
+      <w:tr>
+        <w:tc>
+          <w:tcPr>
+            <w:tcW w:w="0" w:type="auto"/>
+            <w:hideMark/>
+          </w:tcPr>
+          <w:p>
+            <w:pPr>
+              <w:spacing w:after="160" w:line="259" w:lineRule="auto"/>
+            </w:pPr>
+            <w:r>
+              <w:rPr>
+                <w:b/>
+                <w:bCs/>
+              </w:rPr>
+              <w:t>1</w:t>
+            </w:r>
+            <w:r>
+              <w:rPr>
+                <w:b/>
+                <w:bCs/>
+              </w:rPr>
+              <w:t>.0</w:t>
+            </w:r>
+          </w:p>
+        </w:tc>
+        <w:tc>
+          <w:tcPr>
+            <w:tcW w:w="0" w:type="auto"/>
+            <w:hideMark/>
+          </w:tcPr>
+          <w:p>
+            <w:pPr>
+              <w:spacing w:after="160" w:line="259" w:lineRule="auto"/>
+            </w:pPr>
+            <w:r>
+              <w:rPr>
+                <w:b/>
+                <w:bCs/>
+              </w:rPr>
+              <w:t>Planning</w:t>
+            </w:r>
+          </w:p>
+        </w:tc>
+        <w:tc>
+          <w:tcPr>
+            <w:tcW w:w="0" w:type="auto"/>
+            <w:hideMark/>
+          </w:tcPr>
+          <w:p>
+            <w:pPr>
+              <w:spacing w:after="160" w:line="259" w:lineRule="auto"/>
+            </w:pPr>
+          </w:p>
+        </w:tc>
+      </w:tr>
+      <w:tr>
+        <w:tc>
+          <w:tcPr>
+            <w:tcW w:w="0" w:type="auto"/>
+            <w:hideMark/>
+          </w:tcPr>
+          <w:p>
+            <w:pPr>
+              <w:spacing w:after="160" w:line="259" w:lineRule="auto"/>
+            </w:pPr>
+            <w:r>
+              <w:t>1</w:t>
+            </w:r>
+            <w:r>
+              <w:t>.1</w:t>
+            </w:r>
+          </w:p>
+        </w:tc>
+        <w:tc>
+          <w:tcPr>
+            <w:tcW w:w="0" w:type="auto"/>
+            <w:hideMark/>
+          </w:tcPr>
+          <w:p>
+            <w:pPr>
+              <w:spacing w:after="160" w:line="259" w:lineRule="auto"/>
+            </w:pPr>
+            <w:r>
+              <w:t>Brainstorming</w:t>
+            </w:r>
+          </w:p>
+        </w:tc>
+        <w:tc>
+          <w:tcPr>
+            <w:tcW w:w="0" w:type="auto"/>
+            <w:hideMark/>
+          </w:tcPr>
+          <w:p>
+            <w:pPr>
+              <w:spacing w:after="160" w:line="259" w:lineRule="auto"/>
+            </w:pPr>
+            <w:r>
+              <w:t>All</w:t>
+            </w:r>
+          </w:p>
+        </w:tc>
+      </w:tr>
+      <w:tr>
+        <w:tc>
+          <w:tcPr>
+            <w:tcW w:w="0" w:type="auto"/>
+            <w:hideMark/>
+          </w:tcPr>
+          <w:p>
+            <w:pPr>
+              <w:spacing w:after="160" w:line="259" w:lineRule="auto"/>
+            </w:pPr>
+            <w:r>
+              <w:t>1</w:t>
+            </w:r>
+            <w:r>
+              <w:t>.2</w:t>
+            </w:r>
+          </w:p>
+        </w:tc>
+        <w:tc>
+          <w:tcPr>
+            <w:tcW w:w="0" w:type="auto"/>
+            <w:hideMark/>
+          </w:tcPr>
+          <w:p>
+            <w:pPr>
+              <w:spacing w:after="160" w:line="259" w:lineRule="auto"/>
+            </w:pPr>
+            <w:r>
+              <w:t>Feasibility Study</w:t>
+            </w:r>
+          </w:p>
+        </w:tc>
+        <w:tc>
+          <w:tcPr>
+            <w:tcW w:w="0" w:type="auto"/>
+            <w:hideMark/>
+          </w:tcPr>
+          <w:p>
+            <w:pPr>
+              <w:spacing w:after="160" w:line="259" w:lineRule="auto"/>
+            </w:pPr>
+          </w:p>
+        </w:tc>
+      </w:tr>
+      <w:tr>
+        <w:tc>
+          <w:tcPr>
+            <w:tcW w:w="0" w:type="auto"/>
+            <w:hideMark/>
+          </w:tcPr>
+          <w:p>
+            <w:pPr>
+              <w:spacing w:after="160" w:line="259" w:lineRule="auto"/>
+            </w:pPr>
+            <w:r>
+              <w:t>1</w:t>
+            </w:r>
+            <w:r>
+              <w:t>.2.1</w:t>
+            </w:r>
+          </w:p>
+        </w:tc>
+        <w:tc>
+          <w:tcPr>
+            <w:tcW w:w="0" w:type="auto"/>
+            <w:hideMark/>
+          </w:tcPr>
+          <w:p>
+            <w:pPr>
+              <w:spacing w:after="160" w:line="259" w:lineRule="auto"/>
+            </w:pPr>
+            <w:r>
+              <w:t>Requirement Analysis</w:t>
+            </w:r>
+          </w:p>
+        </w:tc>
+        <w:tc>
+          <w:tcPr>
+            <w:tcW w:w="0" w:type="auto"/>
+            <w:hideMark/>
+          </w:tcPr>
+          <w:p>
+            <w:pPr>
+              <w:spacing w:after="160" w:line="259" w:lineRule="auto"/>
+            </w:pPr>
+            <w:r>
+              <w:t>All</w:t>
+            </w:r>
+          </w:p>
+        </w:tc>
+      </w:tr>
+      <w:tr>
+        <w:tc>
+          <w:tcPr>
+            <w:tcW w:w="0" w:type="auto"/>
+            <w:hideMark/>
+          </w:tcPr>
+          <w:p>
+            <w:pPr>
+              <w:spacing w:after="160" w:line="259" w:lineRule="auto"/>
+            </w:pPr>
+            <w:r>
+              <w:t>1</w:t>
+            </w:r>
+            <w:r>
+              <w:t>.2.2</w:t>
+            </w:r>
+          </w:p>
+        </w:tc>
+        <w:tc>
+          <w:tcPr>
+            <w:tcW w:w="0" w:type="auto"/>
+            <w:hideMark/>
+          </w:tcPr>
+          <w:p>
+            <w:pPr>
+              <w:spacing w:after="160" w:line="259" w:lineRule="auto"/>
+            </w:pPr>
+            <w:r>
+              <w:t>Target User Research</w:t>
+            </w:r>
+          </w:p>
+        </w:tc>
+        <w:tc>
+          <w:tcPr>
+            <w:tcW w:w="0" w:type="auto"/>
+            <w:hideMark/>
+          </w:tcPr>
+          <w:p>
+            <w:pPr>
+              <w:spacing w:after="160" w:line="259" w:lineRule="auto"/>
+            </w:pPr>
+            <w:r>
+              <w:t>All</w:t>
+            </w:r>
+          </w:p>
+        </w:tc>
+      </w:tr>
+      <w:tr>
+        <w:tc>
+          <w:tcPr>
+            <w:tcW w:w="0" w:type="auto"/>
+            <w:hideMark/>
+          </w:tcPr>
+          <w:p>
+            <w:pPr>
+              <w:spacing w:after="160" w:line="259" w:lineRule="auto"/>
+            </w:pPr>
+            <w:r>
+              <w:t>1</w:t>
+            </w:r>
+            <w:r>
+              <w:t>.2.3</w:t>
+            </w:r>
+          </w:p>
+        </w:tc>
+        <w:tc>
+          <w:tcPr>
+            <w:tcW w:w="0" w:type="auto"/>
+            <w:hideMark/>
+          </w:tcPr>
+          <w:p>
+            <w:pPr>
+              <w:spacing w:after="160" w:line="259" w:lineRule="auto"/>
+            </w:pPr>
+            <w:r>
+              <w:t>Food Waste Problem Analysis</w:t>
+            </w:r>
+          </w:p>
+        </w:tc>
+        <w:tc>
+          <w:tcPr>
+            <w:tcW w:w="0" w:type="auto"/>
+            <w:hideMark/>
+          </w:tcPr>
+          <w:p>
+            <w:pPr>
+              <w:spacing w:after="160" w:line="259" w:lineRule="auto"/>
+            </w:pPr>
+            <w:r>
+              <w:t>All</w:t>
+            </w:r>
+          </w:p>
+        </w:tc>
+      </w:tr>
+      <w:tr>
+        <w:tc>
+          <w:tcPr>
+            <w:tcW w:w="0" w:type="auto"/>
+            <w:hideMark/>
+          </w:tcPr>
+          <w:p>
+            <w:pPr>
+              <w:spacing w:after="160" w:line="259" w:lineRule="auto"/>
+            </w:pPr>
+            <w:r>
+              <w:rPr>
+                <w:b/>
+                <w:bCs/>
+              </w:rPr>
+              <w:t>2</w:t>
+            </w:r>
+            <w:r>
+              <w:rPr>
+                <w:b/>
+                <w:bCs/>
+              </w:rPr>
+              <w:t>.0</w:t>
+            </w:r>
+          </w:p>
+        </w:tc>
+        <w:tc>
+          <w:tcPr>
+            <w:tcW w:w="0" w:type="auto"/>
+            <w:hideMark/>
+          </w:tcPr>
+          <w:p>
+            <w:pPr>
+              <w:spacing w:after="160" w:line="259" w:lineRule="auto"/>
+            </w:pPr>
+            <w:r>
+              <w:rPr>
+                <w:b/>
+                <w:bCs/>
+              </w:rPr>
+              <w:t>Design</w:t>
+            </w:r>
+          </w:p>
+        </w:tc>
+        <w:tc>
+          <w:tcPr>
+            <w:tcW w:w="0" w:type="auto"/>
+            <w:hideMark/>
+          </w:tcPr>
+          <w:p>
+            <w:pPr>
+              <w:spacing w:after="160" w:line="259" w:lineRule="auto"/>
+            </w:pPr>
+          </w:p>
+        </w:tc>
+      </w:tr>
+      <w:tr>
+        <w:tc>
+          <w:tcPr>
+            <w:tcW w:w="0" w:type="auto"/>
+            <w:hideMark/>
+          </w:tcPr>
+          <w:p>
+            <w:pPr>
+              <w:spacing w:after="160" w:line="259" w:lineRule="auto"/>
+            </w:pPr>
+            <w:r>
+              <w:t>2</w:t>
+            </w:r>
+            <w:r>
+              <w:t>.1</w:t>
+            </w:r>
+          </w:p>
+        </w:tc>
+        <w:tc>
+          <w:tcPr>
+            <w:tcW w:w="0" w:type="auto"/>
+            <w:hideMark/>
+          </w:tcPr>
+          <w:p>
+            <w:pPr>
+              <w:spacing w:after="160" w:line="259" w:lineRule="auto"/>
+            </w:pPr>
+            <w:r>
+              <w:t>Structure Diagram</w:t>
+            </w:r>
+          </w:p>
+        </w:tc>
+        <w:tc>
+          <w:tcPr>
+            <w:tcW w:w="0" w:type="auto"/>
+            <w:hideMark/>
+          </w:tcPr>
+          <w:p>
+            <w:pPr>
+              <w:spacing w:after="160" w:line="259" w:lineRule="auto"/>
+            </w:pPr>
+          </w:p>
+        </w:tc>
+      </w:tr>
+      <w:tr>
+        <w:tc>
+          <w:tcPr>
+            <w:tcW w:w="0" w:type="auto"/>
+            <w:hideMark/>
+          </w:tcPr>
+          <w:p>
+            <w:pPr>
+              <w:spacing w:after="160" w:line="259" w:lineRule="auto"/>
+            </w:pPr>
+            <w:r>
+              <w:t>2</w:t>
+            </w:r>
+            <w:r>
+              <w:t>.1.1</w:t>
+            </w:r>
+          </w:p>
+        </w:tc>
+        <w:tc>
+          <w:tcPr>
+            <w:tcW w:w="0" w:type="auto"/>
+            <w:hideMark/>
+          </w:tcPr>
+          <w:p>
+            <w:pPr>
+              <w:spacing w:after="160" w:line="259" w:lineRule="auto"/>
+            </w:pPr>
+            <w:r>
+              <w:t>Class Diagram</w:t>
+            </w:r>
+          </w:p>
+        </w:tc>
+        <w:tc>
+          <w:tcPr>
+            <w:tcW w:w="0" w:type="auto"/>
+            <w:hideMark/>
+          </w:tcPr>
+          <w:p>
+            <w:pPr>
+              <w:spacing w:after="160" w:line="259" w:lineRule="auto"/>
+            </w:pPr>
+            <w:r>
+              <w:t>Mijala</w:t>
+            </w:r>
+          </w:p>
+        </w:tc>
+      </w:tr>
+      <w:tr>
+        <w:tc>
+          <w:tcPr>
+            <w:tcW w:w="0" w:type="auto"/>
+            <w:hideMark/>
+          </w:tcPr>
+          <w:p>
+            <w:pPr>
+              <w:spacing w:after="160" w:line="259" w:lineRule="auto"/>
+            </w:pPr>
+            <w:r>
+              <w:t>2</w:t>
+            </w:r>
+            <w:r>
+              <w:t>.1.2</w:t>
+            </w:r>
+          </w:p>
+        </w:tc>
+        <w:tc>
+          <w:tcPr>
+            <w:tcW w:w="0" w:type="auto"/>
+            <w:hideMark/>
+          </w:tcPr>
+          <w:p>
+            <w:pPr>
+              <w:spacing w:after="160" w:line="259" w:lineRule="auto"/>
+            </w:pPr>
+            <w:r>
+              <w:t>Flow Chart</w:t>
+            </w:r>
+          </w:p>
+        </w:tc>
+        <w:tc>
+          <w:tcPr>
+            <w:tcW w:w="0" w:type="auto"/>
+            <w:hideMark/>
+          </w:tcPr>
+          <w:p>
+            <w:pPr>
+              <w:spacing w:after="160" w:line="259" w:lineRule="auto"/>
+            </w:pPr>
+            <w:r>
+              <w:t>Sailabee</w:t>
+            </w:r>
+          </w:p>
+        </w:tc>
+      </w:tr>
+      <w:tr>
+        <w:tc>
+          <w:tcPr>
+            <w:tcW w:w="0" w:type="auto"/>
+            <w:hideMark/>
+          </w:tcPr>
+          <w:p>
+            <w:pPr>
+              <w:spacing w:after="160" w:line="259" w:lineRule="auto"/>
+            </w:pPr>
+            <w:r>
+              <w:t>2</w:t>
+            </w:r>
+            <w:r>
+              <w:t>.1.3</w:t>
+            </w:r>
+          </w:p>
+        </w:tc>
+        <w:tc>
+          <w:tcPr>
+            <w:tcW w:w="0" w:type="auto"/>
+            <w:hideMark/>
+          </w:tcPr>
+          <w:p>
+            <w:pPr>
+              <w:spacing w:after="160" w:line="259" w:lineRule="auto"/>
+            </w:pPr>
+            <w:r>
+              <w:t>ER Diagram</w:t>
+            </w:r>
+          </w:p>
+        </w:tc>
+        <w:tc>
+          <w:tcPr>
+            <w:tcW w:w="0" w:type="auto"/>
+            <w:hideMark/>
+          </w:tcPr>
+          <w:p>
+            <w:pPr>
+              <w:spacing w:after="160" w:line="259" w:lineRule="auto"/>
+            </w:pPr>
+            <w:r>
+              <w:t>Anjana</w:t>
+            </w:r>
+          </w:p>
+        </w:tc>
+      </w:tr>
+      <w:tr>
+        <w:tc>
+          <w:tcPr>
+            <w:tcW w:w="0" w:type="auto"/>
+            <w:hideMark/>
+          </w:tcPr>
+          <w:p>
+            <w:pPr>
+              <w:spacing w:after="160" w:line="259" w:lineRule="auto"/>
+            </w:pPr>
+            <w:r>
+              <w:t>2</w:t>
+            </w:r>
+            <w:r>
+              <w:t>.2</w:t>
+            </w:r>
+          </w:p>
+        </w:tc>
+        <w:tc>
+          <w:tcPr>
+            <w:tcW w:w="0" w:type="auto"/>
+            <w:hideMark/>
+          </w:tcPr>
+          <w:p>
+            <w:pPr>
+              <w:spacing w:after="160" w:line="259" w:lineRule="auto"/>
+            </w:pPr>
+            <w:r>
+              <w:t>UI/UX Design</w:t>
+            </w:r>
+          </w:p>
+        </w:tc>
+        <w:tc>
+          <w:tcPr>
+            <w:tcW w:w="0" w:type="auto"/>
+            <w:hideMark/>
+          </w:tcPr>
+          <w:p>
+            <w:pPr>
+              <w:spacing w:after="160" w:line="259" w:lineRule="auto"/>
+            </w:pPr>
+          </w:p>
+        </w:tc>
+      </w:tr>
+      <w:tr>
+        <w:tc>
+          <w:tcPr>
+            <w:tcW w:w="0" w:type="auto"/>
+            <w:hideMark/>
+          </w:tcPr>
+          <w:p>
+            <w:pPr>
+              <w:spacing w:after="160" w:line="259" w:lineRule="auto"/>
+            </w:pPr>
+            <w:r>
+              <w:t>2</w:t>
+            </w:r>
+            <w:r>
+              <w:t>.2.1</w:t>
+            </w:r>
+          </w:p>
+        </w:tc>
+        <w:tc>
+          <w:tcPr>
+            <w:tcW w:w="0" w:type="auto"/>
+            <w:hideMark/>
+          </w:tcPr>
+          <w:p>
+            <w:pPr>
+              <w:spacing w:after="160" w:line="259" w:lineRule="auto"/>
+            </w:pPr>
+            <w:r>
+              <w:t>Wireframes</w:t>
+            </w:r>
+          </w:p>
+        </w:tc>
+        <w:tc>
+          <w:tcPr>
+            <w:tcW w:w="0" w:type="auto"/>
+            <w:hideMark/>
+          </w:tcPr>
+          <w:p>
+            <w:pPr>
+              <w:spacing w:after="160" w:line="259" w:lineRule="auto"/>
+            </w:pPr>
+            <w:r>
+              <w:t xml:space="preserve">Mijala &amp; Anjana </w:t>
+            </w:r>
+          </w:p>
+        </w:tc>
+      </w:tr>
+      <w:tr>
+        <w:tc>
+          <w:tcPr>
+            <w:tcW w:w="0" w:type="auto"/>
+            <w:hideMark/>
+          </w:tcPr>
+          <w:p>
+            <w:pPr>
+              <w:spacing w:after="160" w:line="259" w:lineRule="auto"/>
+            </w:pPr>
+            <w:r>
+              <w:t>2</w:t>
+            </w:r>
+            <w:r>
+              <w:t>.2.2</w:t>
+            </w:r>
+          </w:p>
+        </w:tc>
+        <w:tc>
+          <w:tcPr>
+            <w:tcW w:w="0" w:type="auto"/>
+            <w:hideMark/>
+          </w:tcPr>
+          <w:p>
+            <w:pPr>
+              <w:spacing w:after="160" w:line="259" w:lineRule="auto"/>
+            </w:pPr>
+            <w:r>
+              <w:t>Prototype (Mobile Screens)</w:t>
+            </w:r>
+          </w:p>
+        </w:tc>
+        <w:tc>
+          <w:tcPr>
+            <w:tcW w:w="0" w:type="auto"/>
+            <w:hideMark/>
+          </w:tcPr>
+          <w:p>
+            <w:pPr>
+              <w:spacing w:after="160" w:line="259" w:lineRule="auto"/>
+            </w:pPr>
+            <w:r>
+              <w:t>All</w:t>
+            </w:r>
+          </w:p>
+        </w:tc>
+      </w:tr>
+      <w:tr>
+        <w:tc>
+          <w:tcPr>
+            <w:tcW w:w="0" w:type="auto"/>
+            <w:hideMark/>
+          </w:tcPr>
+          <w:p>
+            <w:pPr>
+              <w:spacing w:after="160" w:line="259" w:lineRule="auto"/>
+            </w:pPr>
+            <w:r>
+              <w:rPr>
+                <w:b/>
+                <w:bCs/>
+              </w:rPr>
+              <w:t>3</w:t>
+            </w:r>
+            <w:r>
+              <w:rPr>
+                <w:b/>
+                <w:bCs/>
+              </w:rPr>
+              <w:t>.0</w:t>
+            </w:r>
+          </w:p>
+        </w:tc>
+        <w:tc>
+          <w:tcPr>
+            <w:tcW w:w="0" w:type="auto"/>
+            <w:hideMark/>
+          </w:tcPr>
+          <w:p>
+            <w:pPr>
+              <w:spacing w:after="160" w:line="259" w:lineRule="auto"/>
+            </w:pPr>
+            <w:r>
+              <w:rPr>
+                <w:b/>
+                <w:bCs/>
+              </w:rPr>
+              <w:t>Development</w:t>
+            </w:r>
+          </w:p>
+        </w:tc>
+        <w:tc>
+          <w:tcPr>
+            <w:tcW w:w="0" w:type="auto"/>
+            <w:hideMark/>
+          </w:tcPr>
+          <w:p>
+            <w:pPr>
+              <w:spacing w:after="160" w:line="259" w:lineRule="auto"/>
+            </w:pPr>
+          </w:p>
+        </w:tc>
+      </w:tr>
+      <w:tr>
+        <w:tc>
+          <w:tcPr>
+            <w:tcW w:w="0" w:type="auto"/>
+            <w:hideMark/>
+          </w:tcPr>
+          <w:p>
+            <w:pPr>
+              <w:spacing w:after="160" w:line="259" w:lineRule="auto"/>
+            </w:pPr>
+            <w:r>
+              <w:t>3</w:t>
+            </w:r>
+            <w:r>
+              <w:t>.1</w:t>
+            </w:r>
+          </w:p>
+        </w:tc>
+        <w:tc>
+          <w:tcPr>
+            <w:tcW w:w="0" w:type="auto"/>
+            <w:hideMark/>
+          </w:tcPr>
+          <w:p>
+            <w:pPr>
+              <w:spacing w:after="160" w:line="259" w:lineRule="auto"/>
+            </w:pPr>
+            <w:r>
+              <w:t>User Registration and Login Module</w:t>
+            </w:r>
+          </w:p>
+        </w:tc>
+        <w:tc>
+          <w:tcPr>
+            <w:tcW w:w="0" w:type="auto"/>
+            <w:hideMark/>
+          </w:tcPr>
+          <w:p>
+            <w:pPr>
+              <w:spacing w:after="160" w:line="259" w:lineRule="auto"/>
+            </w:pPr>
+          </w:p>
+        </w:tc>
+      </w:tr>
+      <w:tr>
+        <w:tc>
+          <w:tcPr>
+            <w:tcW w:w="0" w:type="auto"/>
+            <w:hideMark/>
+          </w:tcPr>
+          <w:p>
+            <w:pPr>
+              <w:spacing w:after="160" w:line="259" w:lineRule="auto"/>
+            </w:pPr>
+            <w:r>
+              <w:t>3</w:t>
+            </w:r>
+            <w:r>
+              <w:t>.1.1</w:t>
+            </w:r>
+          </w:p>
+        </w:tc>
+        <w:tc>
+          <w:tcPr>
+            <w:tcW w:w="0" w:type="auto"/>
+            <w:hideMark/>
+          </w:tcPr>
+          <w:p>
+            <w:pPr>
+              <w:spacing w:after="160" w:line="259" w:lineRule="auto"/>
+            </w:pPr>
+            <w:r>
+              <w:t>Secure Sign-Up</w:t>
+            </w:r>
+          </w:p>
+        </w:tc>
+        <w:tc>
+          <w:tcPr>
+            <w:tcW w:w="0" w:type="auto"/>
+            <w:hideMark/>
+          </w:tcPr>
+          <w:p>
+            <w:pPr>
+              <w:spacing w:after="160" w:line="259" w:lineRule="auto"/>
+            </w:pPr>
+            <w:r>
+              <w:t>Mijala</w:t>
+            </w:r>
+          </w:p>
+        </w:tc>
+      </w:tr>
+      <w:tr>
+        <w:tc>
+          <w:tcPr>
+            <w:tcW w:w="0" w:type="auto"/>
+            <w:hideMark/>
+          </w:tcPr>
+          <w:p>
+            <w:pPr>
+              <w:spacing w:after="160" w:line="259" w:lineRule="auto"/>
+            </w:pPr>
+            <w:r>
+              <w:t>3</w:t>
+            </w:r>
+            <w:r>
+              <w:t>.1.2</w:t>
+            </w:r>
+          </w:p>
+        </w:tc>
+        <w:tc>
+          <w:tcPr>
+            <w:tcW w:w="0" w:type="auto"/>
+            <w:hideMark/>
+          </w:tcPr>
+          <w:p>
+            <w:pPr>
+              <w:spacing w:after="160" w:line="259" w:lineRule="auto"/>
+            </w:pPr>
+            <w:r>
+              <w:t>Login Authentication</w:t>
+            </w:r>
+          </w:p>
+        </w:tc>
+        <w:tc>
+          <w:tcPr>
+            <w:tcW w:w="0" w:type="auto"/>
+            <w:hideMark/>
+          </w:tcPr>
+          <w:p>
+            <w:pPr>
+              <w:spacing w:after="160" w:line="259" w:lineRule="auto"/>
+            </w:pPr>
+            <w:r>
+              <w:t>Mijala</w:t>
+            </w:r>
+          </w:p>
+        </w:tc>
+      </w:tr>
+      <w:tr>
+        <w:tc>
+          <w:tcPr>
+            <w:tcW w:w="0" w:type="auto"/>
+            <w:hideMark/>
+          </w:tcPr>
+          <w:p>
+            <w:pPr>
+              <w:spacing w:after="160" w:line="259" w:lineRule="auto"/>
+            </w:pPr>
+            <w:r>
+              <w:t>3</w:t>
+            </w:r>
+            <w:r>
+              <w:t>.2</w:t>
+            </w:r>
+          </w:p>
+        </w:tc>
+        <w:tc>
+          <w:tcPr>
+            <w:tcW w:w="0" w:type="auto"/>
+            <w:hideMark/>
+          </w:tcPr>
+          <w:p>
+            <w:pPr>
+              <w:spacing w:after="160" w:line="259" w:lineRule="auto"/>
+            </w:pPr>
+            <w:r>
+              <w:t>Food Inventory Module</w:t>
+            </w:r>
+          </w:p>
+        </w:tc>
+        <w:tc>
+          <w:tcPr>
+            <w:tcW w:w="0" w:type="auto"/>
+            <w:hideMark/>
+          </w:tcPr>
+          <w:p>
+            <w:pPr>
+              <w:spacing w:after="160" w:line="259" w:lineRule="auto"/>
+            </w:pPr>
+          </w:p>
+        </w:tc>
+      </w:tr>
+      <w:tr>
+        <w:tc>
+          <w:tcPr>
+            <w:tcW w:w="0" w:type="auto"/>
+            <w:hideMark/>
+          </w:tcPr>
+          <w:p>
+            <w:pPr>
+              <w:spacing w:after="160" w:line="259" w:lineRule="auto"/>
+            </w:pPr>
+            <w:r>
+              <w:t>3</w:t>
+            </w:r>
+            <w:r>
+              <w:t>.2.1</w:t>
+            </w:r>
+          </w:p>
+        </w:tc>
+        <w:tc>
+          <w:tcPr>
+            <w:tcW w:w="0" w:type="auto"/>
+            <w:hideMark/>
+          </w:tcPr>
+          <w:p>
+            <w:pPr>
+              <w:spacing w:after="160" w:line="259" w:lineRule="auto"/>
+            </w:pPr>
+            <w:r>
+              <w:t>Add/Edit Food Items</w:t>
+            </w:r>
+          </w:p>
+        </w:tc>
+        <w:tc>
+          <w:tcPr>
+            <w:tcW w:w="0" w:type="auto"/>
+            <w:hideMark/>
+          </w:tcPr>
+          <w:p>
+            <w:pPr>
+              <w:spacing w:after="160" w:line="259" w:lineRule="auto"/>
+            </w:pPr>
+            <w:r>
+              <w:t>Sailabee</w:t>
+            </w:r>
+          </w:p>
+        </w:tc>
+      </w:tr>
+      <w:tr>
+        <w:tc>
+          <w:tcPr>
+            <w:tcW w:w="0" w:type="auto"/>
+            <w:hideMark/>
+          </w:tcPr>
+          <w:p>
+            <w:pPr>
+              <w:spacing w:after="160" w:line="259" w:lineRule="auto"/>
+            </w:pPr>
+            <w:r>
+              <w:t>3</w:t>
+            </w:r>
+            <w:r>
+              <w:t>.2.2</w:t>
+            </w:r>
+          </w:p>
+        </w:tc>
+        <w:tc>
+          <w:tcPr>
+            <w:tcW w:w="0" w:type="auto"/>
+            <w:hideMark/>
+          </w:tcPr>
+          <w:p>
+            <w:pPr>
+              <w:spacing w:after="160" w:line="259" w:lineRule="auto"/>
+            </w:pPr>
+            <w:r>
+              <w:t>Food Logging System</w:t>
+            </w:r>
+          </w:p>
+        </w:tc>
+        <w:tc>
+          <w:tcPr>
+            <w:tcW w:w="0" w:type="auto"/>
+            <w:hideMark/>
+          </w:tcPr>
+          <w:p>
+            <w:pPr>
+              <w:spacing w:after="160" w:line="259" w:lineRule="auto"/>
+            </w:pPr>
+            <w:r>
+              <w:t>Sailabee</w:t>
+            </w:r>
+          </w:p>
+        </w:tc>
+      </w:tr>
+      <w:tr>
+        <w:tc>
+          <w:tcPr>
+            <w:tcW w:w="0" w:type="auto"/>
+            <w:hideMark/>
+          </w:tcPr>
+          <w:p>
+            <w:pPr>
+              <w:spacing w:after="160" w:line="259" w:lineRule="auto"/>
+            </w:pPr>
+            <w:r>
+              <w:t>3</w:t>
+            </w:r>
+            <w:r>
+              <w:t>.2.3</w:t>
+            </w:r>
+          </w:p>
+        </w:tc>
+        <w:tc>
+          <w:tcPr>
+            <w:tcW w:w="0" w:type="auto"/>
+            <w:hideMark/>
+          </w:tcPr>
+          <w:p>
+            <w:pPr>
+              <w:spacing w:after="160" w:line="259" w:lineRule="auto"/>
+            </w:pPr>
+            <w:r>
+              <w:t>Manual Expiry Date Input</w:t>
+            </w:r>
+          </w:p>
+        </w:tc>
+        <w:tc>
+          <w:tcPr>
+            <w:tcW w:w="0" w:type="auto"/>
+            <w:hideMark/>
+          </w:tcPr>
+          <w:p>
+            <w:pPr>
+              <w:spacing w:after="160" w:line="259" w:lineRule="auto"/>
+            </w:pPr>
+            <w:r>
+              <w:t>Anjana</w:t>
+            </w:r>
+          </w:p>
+        </w:tc>
+      </w:tr>
+      <w:tr>
+        <w:tc>
+          <w:tcPr>
+            <w:tcW w:w="0" w:type="auto"/>
+            <w:hideMark/>
+          </w:tcPr>
+          <w:p>
+            <w:pPr>
+              <w:spacing w:after="160" w:line="259" w:lineRule="auto"/>
+            </w:pPr>
+            <w:r>
+              <w:t>3</w:t>
+            </w:r>
+            <w:r>
+              <w:t>.3</w:t>
+            </w:r>
+          </w:p>
+        </w:tc>
+        <w:tc>
+          <w:tcPr>
+            <w:tcW w:w="0" w:type="auto"/>
+            <w:hideMark/>
+          </w:tcPr>
+          <w:p>
+            <w:pPr>
+              <w:spacing w:after="160" w:line="259" w:lineRule="auto"/>
+            </w:pPr>
+            <w:r>
+              <w:t>Notification Module</w:t>
+            </w:r>
+          </w:p>
+        </w:tc>
+        <w:tc>
+          <w:tcPr>
+            <w:tcW w:w="0" w:type="auto"/>
+            <w:hideMark/>
+          </w:tcPr>
+          <w:p>
+            <w:pPr>
+              <w:spacing w:after="160" w:line="259" w:lineRule="auto"/>
+            </w:pPr>
+          </w:p>
+        </w:tc>
+      </w:tr>
+      <w:tr>
+        <w:tc>
+          <w:tcPr>
+            <w:tcW w:w="0" w:type="auto"/>
+            <w:hideMark/>
+          </w:tcPr>
+          <w:p>
+            <w:pPr>
+              <w:spacing w:after="160" w:line="259" w:lineRule="auto"/>
+            </w:pPr>
+            <w:r>
+              <w:t>3</w:t>
+            </w:r>
+            <w:r>
+              <w:t>.3.1</w:t>
+            </w:r>
+          </w:p>
+        </w:tc>
+        <w:tc>
+          <w:tcPr>
+            <w:tcW w:w="0" w:type="auto"/>
+            <w:hideMark/>
+          </w:tcPr>
+          <w:p>
+            <w:pPr>
+              <w:spacing w:after="160" w:line="259" w:lineRule="auto"/>
+            </w:pPr>
+            <w:r>
+              <w:t>Real-Time Expiry Alert</w:t>
+            </w:r>
+          </w:p>
+        </w:tc>
+        <w:tc>
+          <w:tcPr>
+            <w:tcW w:w="0" w:type="auto"/>
+            <w:hideMark/>
+          </w:tcPr>
+          <w:p>
+            <w:pPr>
+              <w:spacing w:after="160" w:line="259" w:lineRule="auto"/>
+            </w:pPr>
+            <w:r>
+              <w:t>Anjana</w:t>
+            </w:r>
+          </w:p>
+        </w:tc>
+      </w:tr>
+      <w:tr>
+        <w:tc>
+          <w:tcPr>
+            <w:tcW w:w="0" w:type="auto"/>
+            <w:hideMark/>
+          </w:tcPr>
+          <w:p>
+            <w:pPr>
+              <w:spacing w:after="160" w:line="259" w:lineRule="auto"/>
+            </w:pPr>
+            <w:r>
+              <w:t>3</w:t>
+            </w:r>
+            <w:r>
+              <w:t>.3.2</w:t>
+            </w:r>
+          </w:p>
+        </w:tc>
+        <w:tc>
+          <w:tcPr>
+            <w:tcW w:w="0" w:type="auto"/>
+            <w:hideMark/>
+          </w:tcPr>
+          <w:p>
+            <w:pPr>
+              <w:spacing w:after="160" w:line="259" w:lineRule="auto"/>
+            </w:pPr>
+            <w:r>
+              <w:t>Weekly Food Tracker</w:t>
+            </w:r>
+          </w:p>
+        </w:tc>
+        <w:tc>
+          <w:tcPr>
+            <w:tcW w:w="0" w:type="auto"/>
+            <w:hideMark/>
+          </w:tcPr>
+          <w:p>
+            <w:pPr>
+              <w:spacing w:after="160" w:line="259" w:lineRule="auto"/>
+            </w:pPr>
+            <w:r>
+              <w:t>Mijala</w:t>
+            </w:r>
+          </w:p>
+        </w:tc>
+      </w:tr>
+      <w:tr>
+        <w:tc>
+          <w:tcPr>
+            <w:tcW w:w="0" w:type="auto"/>
+            <w:hideMark/>
+          </w:tcPr>
+          <w:p>
+            <w:pPr>
+              <w:spacing w:after="160" w:line="259" w:lineRule="auto"/>
+            </w:pPr>
+            <w:r>
+              <w:lastRenderedPageBreak/>
+              <w:t>3</w:t>
+            </w:r>
+            <w:r>
+              <w:t>.4</w:t>
+            </w:r>
+          </w:p>
+        </w:tc>
+        <w:tc>
+          <w:tcPr>
+            <w:tcW w:w="0" w:type="auto"/>
+            <w:hideMark/>
+          </w:tcPr>
+          <w:p>
+            <w:pPr>
+              <w:spacing w:after="160" w:line="259" w:lineRule="auto"/>
+            </w:pPr>
+            <w:r>
+              <w:t>Food Sharing Module</w:t>
+            </w:r>
+          </w:p>
+        </w:tc>
+        <w:tc>
+          <w:tcPr>
+            <w:tcW w:w="0" w:type="auto"/>
+            <w:hideMark/>
+          </w:tcPr>
+          <w:p>
+            <w:pPr>
+              <w:spacing w:after="160" w:line="259" w:lineRule="auto"/>
+            </w:pPr>
+          </w:p>
+        </w:tc>
+      </w:tr>
+      <w:tr>
+        <w:tc>
+          <w:tcPr>
+            <w:tcW w:w="0" w:type="auto"/>
+            <w:hideMark/>
+          </w:tcPr>
+          <w:p>
+            <w:pPr>
+              <w:spacing w:after="160" w:line="259" w:lineRule="auto"/>
+            </w:pPr>
+            <w:r>
+              <w:t>3</w:t>
+            </w:r>
+            <w:r>
+              <w:t>.4.1</w:t>
+            </w:r>
+          </w:p>
+        </w:tc>
+        <w:tc>
+          <w:tcPr>
+            <w:tcW w:w="0" w:type="auto"/>
+            <w:hideMark/>
+          </w:tcPr>
+          <w:p>
+            <w:pPr>
+              <w:spacing w:after="160" w:line="259" w:lineRule="auto"/>
+            </w:pPr>
+            <w:r>
+              <w:t>Donate Food Feature</w:t>
+            </w:r>
+          </w:p>
+        </w:tc>
+        <w:tc>
+          <w:tcPr>
+            <w:tcW w:w="0" w:type="auto"/>
+            <w:hideMark/>
+          </w:tcPr>
+          <w:p>
+            <w:pPr>
+              <w:spacing w:after="160" w:line="259" w:lineRule="auto"/>
+            </w:pPr>
+            <w:r>
+              <w:t>Sailabee</w:t>
+            </w:r>
+          </w:p>
+        </w:tc>
+      </w:tr>
+      <w:tr>
+        <w:tc>
+          <w:tcPr>
+            <w:tcW w:w="0" w:type="auto"/>
+            <w:hideMark/>
+          </w:tcPr>
+          <w:p>
+            <w:pPr>
+              <w:spacing w:after="160" w:line="259" w:lineRule="auto"/>
+            </w:pPr>
+            <w:r>
+              <w:t>3</w:t>
+            </w:r>
+            <w:r>
+              <w:t>.4.2</w:t>
+            </w:r>
+          </w:p>
+        </w:tc>
+        <w:tc>
+          <w:tcPr>
+            <w:tcW w:w="0" w:type="auto"/>
+            <w:hideMark/>
+          </w:tcPr>
+          <w:p>
+            <w:pPr>
+              <w:spacing w:after="160" w:line="259" w:lineRule="auto"/>
+            </w:pPr>
+            <w:r>
+              <w:t>Pick-Up Food Feature</w:t>
+            </w:r>
+          </w:p>
+        </w:tc>
+        <w:tc>
+          <w:tcPr>
+            <w:tcW w:w="0" w:type="auto"/>
+            <w:hideMark/>
+          </w:tcPr>
+          <w:p>
+            <w:pPr>
+              <w:spacing w:after="160" w:line="259" w:lineRule="auto"/>
+            </w:pPr>
+            <w:r>
+              <w:t>Anjana</w:t>
+            </w:r>
+          </w:p>
+        </w:tc>
+      </w:tr>
+      <w:tr>
+        <w:tc>
+          <w:tcPr>
+            <w:tcW w:w="0" w:type="auto"/>
+            <w:hideMark/>
+          </w:tcPr>
+          <w:p>
+            <w:pPr>
+              <w:spacing w:after="160" w:line="259" w:lineRule="auto"/>
+            </w:pPr>
+            <w:r>
+              <w:rPr>
+                <w:b/>
+                <w:bCs/>
+              </w:rPr>
+              <w:t>4</w:t>
+            </w:r>
+            <w:r>
+              <w:rPr>
+                <w:b/>
+                <w:bCs/>
+              </w:rPr>
+              <w:t>.0</w:t>
+            </w:r>
+          </w:p>
+        </w:tc>
+        <w:tc>
+          <w:tcPr>
+            <w:tcW w:w="0" w:type="auto"/>
+            <w:hideMark/>
+          </w:tcPr>
+          <w:p>
+            <w:pPr>
+              <w:spacing w:after="160" w:line="259" w:lineRule="auto"/>
+            </w:pPr>
+            <w:r>
+              <w:rPr>
+                <w:b/>
+                <w:bCs/>
+              </w:rPr>
+              <w:t>Testing</w:t>
+            </w:r>
+          </w:p>
+        </w:tc>
+        <w:tc>
+          <w:tcPr>
+            <w:tcW w:w="0" w:type="auto"/>
+            <w:hideMark/>
+          </w:tcPr>
+          <w:p>
+            <w:pPr>
+              <w:spacing w:after="160" w:line="259" w:lineRule="auto"/>
+            </w:pPr>
+          </w:p>
+        </w:tc>
+      </w:tr>
+      <w:tr>
+        <w:tc>
+          <w:tcPr>
+            <w:tcW w:w="0" w:type="auto"/>
+            <w:hideMark/>
+          </w:tcPr>
+          <w:p>
+            <w:pPr>
+              <w:spacing w:after="160" w:line="259" w:lineRule="auto"/>
+            </w:pPr>
+            <w:r>
+              <w:t>4</w:t>
+            </w:r>
+            <w:r>
+              <w:t>.1</w:t>
+            </w:r>
+          </w:p>
+        </w:tc>
+        <w:tc>
+          <w:tcPr>
+            <w:tcW w:w="0" w:type="auto"/>
+            <w:hideMark/>
+          </w:tcPr>
+          <w:p>
+            <w:pPr>
+              <w:spacing w:after="160" w:line="259" w:lineRule="auto"/>
+            </w:pPr>
+            <w:r>
+              <w:t>Unit Testing</w:t>
+            </w:r>
+          </w:p>
+        </w:tc>
+        <w:tc>
+          <w:tcPr>
+            <w:tcW w:w="0" w:type="auto"/>
+            <w:hideMark/>
+          </w:tcPr>
+          <w:p>
+            <w:pPr>
+              <w:spacing w:after="160" w:line="259" w:lineRule="auto"/>
+            </w:pPr>
+            <w:r>
+              <w:t>Mijala &amp; Sailabee</w:t>
+            </w:r>
+          </w:p>
+        </w:tc>
+      </w:tr>
+      <w:tr>
+        <w:tc>
+          <w:tcPr>
+            <w:tcW w:w="0" w:type="auto"/>
+            <w:hideMark/>
+          </w:tcPr>
+          <w:p>
+            <w:pPr>
+              <w:spacing w:after="160" w:line="259" w:lineRule="auto"/>
+            </w:pPr>
+            <w:r>
+              <w:t>4</w:t>
+            </w:r>
+            <w:r>
+              <w:t>.2</w:t>
+            </w:r>
+          </w:p>
+        </w:tc>
+        <w:tc>
+          <w:tcPr>
+            <w:tcW w:w="0" w:type="auto"/>
+            <w:hideMark/>
+          </w:tcPr>
+          <w:p>
+            <w:pPr>
+              <w:spacing w:after="160" w:line="259" w:lineRule="auto"/>
+            </w:pPr>
+            <w:r>
+              <w:t>Integration Testing</w:t>
+            </w:r>
+          </w:p>
+        </w:tc>
+        <w:tc>
+          <w:tcPr>
+            <w:tcW w:w="0" w:type="auto"/>
+            <w:hideMark/>
+          </w:tcPr>
+          <w:p>
+            <w:pPr>
+              <w:spacing w:after="160" w:line="259" w:lineRule="auto"/>
+            </w:pPr>
+            <w:r>
+              <w:t>Mijala &amp; Anjana</w:t>
+            </w:r>
+          </w:p>
+        </w:tc>
+      </w:tr>
+      <w:tr>
+        <w:tc>
+          <w:tcPr>
+            <w:tcW w:w="0" w:type="auto"/>
+            <w:hideMark/>
+          </w:tcPr>
+          <w:p>
+            <w:pPr>
+              <w:spacing w:after="160" w:line="259" w:lineRule="auto"/>
+            </w:pPr>
+            <w:r>
+              <w:t>4</w:t>
+            </w:r>
+            <w:r>
+              <w:t>.3</w:t>
+            </w:r>
+          </w:p>
+        </w:tc>
+        <w:tc>
+          <w:tcPr>
+            <w:tcW w:w="0" w:type="auto"/>
+            <w:hideMark/>
+          </w:tcPr>
+          <w:p>
+            <w:pPr>
+              <w:spacing w:after="160" w:line="259" w:lineRule="auto"/>
+            </w:pPr>
+            <w:r>
+              <w:t>UI/UX Testing</w:t>
+            </w:r>
+          </w:p>
+        </w:tc>
+        <w:tc>
+          <w:tcPr>
+            <w:tcW w:w="0" w:type="auto"/>
+            <w:hideMark/>
+          </w:tcPr>
+          <w:p>
+            <w:pPr>
+              <w:spacing w:after="160" w:line="259" w:lineRule="auto"/>
+            </w:pPr>
+            <w:r>
+              <w:t>Anjana &amp; Sailabee</w:t>
+            </w:r>
+          </w:p>
+        </w:tc>
+      </w:tr>
+      <w:tr>
+        <w:tc>
+          <w:tcPr>
+            <w:tcW w:w="0" w:type="auto"/>
+            <w:hideMark/>
+          </w:tcPr>
+          <w:p>
+            <w:pPr>
+              <w:spacing w:after="160" w:line="259" w:lineRule="auto"/>
+            </w:pPr>
+            <w:r>
+              <w:t>4</w:t>
+            </w:r>
+            <w:r>
+              <w:t>.4</w:t>
+            </w:r>
+          </w:p>
+        </w:tc>
+        <w:tc>
+          <w:tcPr>
+            <w:tcW w:w="0" w:type="auto"/>
+            <w:hideMark/>
+          </w:tcPr>
+          <w:p>
+            <w:pPr>
+              <w:spacing w:after="160" w:line="259" w:lineRule="auto"/>
+            </w:pPr>
+            <w:r>
+              <w:t>User Acceptance Testing</w:t>
+            </w:r>
+          </w:p>
+        </w:tc>
+        <w:tc>
+          <w:tcPr>
+            <w:tcW w:w="0" w:type="auto"/>
+            <w:hideMark/>
+          </w:tcPr>
+          <w:p>
+            <w:pPr>
+              <w:spacing w:after="160" w:line="259" w:lineRule="auto"/>
+            </w:pPr>
+            <w:r>
+              <w:t>Anjana &amp; Sailabee</w:t>
+            </w:r>
+          </w:p>
+        </w:tc>
+      </w:tr>
+      <w:tr>
+        <w:tc>
+          <w:tcPr>
+            <w:tcW w:w="0" w:type="auto"/>
+            <w:hideMark/>
+          </w:tcPr>
+          <w:p>
+            <w:pPr>
+              <w:spacing w:after="160" w:line="259" w:lineRule="auto"/>
+            </w:pPr>
+            <w:r>
+              <w:rPr>
+                <w:b/>
+                <w:bCs/>
+              </w:rPr>
+              <w:t>5</w:t>
+            </w:r>
+            <w:r>
+              <w:rPr>
+                <w:b/>
+                <w:bCs/>
+              </w:rPr>
+              <w:t>.0</w:t>
+            </w:r>
+          </w:p>
+        </w:tc>
+        <w:tc>
+          <w:tcPr>
+            <w:tcW w:w="0" w:type="auto"/>
+            <w:hideMark/>
+          </w:tcPr>
+          <w:p>
+            <w:pPr>
+              <w:spacing w:after="160" w:line="259" w:lineRule="auto"/>
+            </w:pPr>
+            <w:r>
+              <w:rPr>
+                <w:b/>
+                <w:bCs/>
+              </w:rPr>
+              <w:t>Deployment</w:t>
+            </w:r>
+          </w:p>
+        </w:tc>
+        <w:tc>
+          <w:tcPr>
+            <w:tcW w:w="0" w:type="auto"/>
+            <w:hideMark/>
+          </w:tcPr>
+          <w:p>
+            <w:pPr>
+              <w:spacing w:after="160" w:line="259" w:lineRule="auto"/>
+            </w:pPr>
+          </w:p>
+        </w:tc>
+      </w:tr>
+      <w:tr>
+        <w:tc>
+          <w:tcPr>
+            <w:tcW w:w="0" w:type="auto"/>
+            <w:hideMark/>
+          </w:tcPr>
+          <w:p>
+            <w:pPr>
+              <w:spacing w:after="160" w:line="259" w:lineRule="auto"/>
+            </w:pPr>
+            <w:r>
+              <w:t>5</w:t>
+            </w:r>
+            <w:r>
+              <w:t>.1</w:t>
+            </w:r>
+          </w:p>
+        </w:tc>
+        <w:tc>
+          <w:tcPr>
+            <w:tcW w:w="0" w:type="auto"/>
+            <w:hideMark/>
+          </w:tcPr>
+          <w:p>
+            <w:pPr>
+              <w:spacing w:after="160" w:line="259" w:lineRule="auto"/>
+            </w:pPr>
+            <w:r>
+              <w:t>App Store Submission</w:t>
+            </w:r>
+          </w:p>
+        </w:tc>
+        <w:tc>
+          <w:tcPr>
+            <w:tcW w:w="0" w:type="auto"/>
+            <w:hideMark/>
+          </w:tcPr>
+          <w:p>
+            <w:pPr>
+              <w:spacing w:after="160" w:line="259" w:lineRule="auto"/>
+            </w:pPr>
+            <w:r>
+              <w:t>Mijala &amp; Sailabee</w:t>
+            </w:r>
+          </w:p>
+        </w:tc>
+      </w:tr>
+      <w:tr>
+        <w:tc>
+          <w:tcPr>
+            <w:tcW w:w="0" w:type="auto"/>
+            <w:hideMark/>
+          </w:tcPr>
+          <w:p>
+            <w:pPr>
+              <w:spacing w:after="160" w:line="259" w:lineRule="auto"/>
+            </w:pPr>
+            <w:r>
+              <w:t>5</w:t>
+            </w:r>
+            <w:r>
+              <w:t>.2</w:t>
+            </w:r>
+          </w:p>
+        </w:tc>
+        <w:tc>
+          <w:tcPr>
+            <w:tcW w:w="0" w:type="auto"/>
+            <w:hideMark/>
+          </w:tcPr>
+          <w:p>
+            <w:pPr>
+              <w:spacing w:after="160" w:line="259" w:lineRule="auto"/>
+            </w:pPr>
+            <w:r>
+              <w:t>User Documentation</w:t>
+            </w:r>
+          </w:p>
+        </w:tc>
+        <w:tc>
+          <w:tcPr>
+            <w:tcW w:w="0" w:type="auto"/>
+            <w:hideMark/>
+          </w:tcPr>
+          <w:p>
+            <w:pPr>
+              <w:spacing w:after="160" w:line="259" w:lineRule="auto"/>
+            </w:pPr>
+            <w:r>
+              <w:t>Mijala &amp; Anjana</w:t>
+            </w:r>
+          </w:p>
+        </w:tc>
+      </w:tr>
+      <w:tr>
+        <w:tc>
+          <w:tcPr>
+            <w:tcW w:w="0" w:type="auto"/>
+            <w:hideMark/>
+          </w:tcPr>
+          <w:p>
+            <w:pPr>
+              <w:spacing w:after="160" w:line="259" w:lineRule="auto"/>
+            </w:pPr>
+            <w:r>
+              <w:t>5</w:t>
+            </w:r>
+            <w:r>
+              <w:t>.3</w:t>
+            </w:r>
+          </w:p>
+        </w:tc>
+        <w:tc>
+          <w:tcPr>
+            <w:tcW w:w="0" w:type="auto"/>
+            <w:hideMark/>
+          </w:tcPr>
+          <w:p>
+            <w:pPr>
+              <w:spacing w:after="160" w:line="259" w:lineRule="auto"/>
+            </w:pPr>
+            <w:r>
+              <w:t xml:space="preserve">Project Report </w:t>
+            </w:r>
+            <w:r>
+              <w:t>Finalization</w:t>
+            </w:r>
+          </w:p>
+        </w:tc>
+        <w:tc>
+          <w:tcPr>
+            <w:tcW w:w="0" w:type="auto"/>
+            <w:hideMark/>
+          </w:tcPr>
+          <w:p>
+            <w:pPr>
+              <w:spacing w:after="160" w:line="259" w:lineRule="auto"/>
+            </w:pPr>
+            <w:r>
+              <w:t>All</w:t>
+            </w:r>
+          </w:p>
+        </w:tc>
+      </w:tr>
+    </w:tbl>
+    <w:p/>
+    <w:p>
+      <w:r>
+        <w:br w:type="page"/>
+      </w:r>
+    </w:p>
+    <w:p/>
+    <w:p>
+      <w:pPr>
+        <w:pStyle w:val="Heading1"/>
+      </w:pPr>
+      <w:bookmarkStart w:id="5" w:name="_Toc232153571"/>
+      <w:r>
+        <w:t>Milestone and Deliverables</w:t>
+      </w:r>
+      <w:bookmarkEnd w:id="5"/>
+    </w:p>
+    <w:tbl>
+      <w:tblPr>
+        <w:tblStyle w:val="TableGrid"/>
+        <w:tblW w:w="0" w:type="auto"/>
+        <w:tblLook w:val="04A0" w:firstRow="1" w:lastRow="0" w:firstColumn="1" w:lastColumn="0" w:noHBand="0" w:noVBand="1"/>
+      </w:tblPr>
+      <w:tblGrid>
+        <w:gridCol w:w="2649"/>
+        <w:gridCol w:w="5062"/>
+        <w:gridCol w:w="1639"/>
+      </w:tblGrid>
+      <w:tr>
+        <w:tc>
+          <w:tcPr>
+            <w:tcW w:w="0" w:type="auto"/>
+            <w:hideMark/>
+          </w:tcPr>
+          <w:p>
+            <w:pPr>
+              <w:spacing w:after="160" w:line="259" w:lineRule="auto"/>
+            </w:pPr>
+            <w:r>
+              <w:t>Milestone</w:t>
+            </w:r>
+          </w:p>
+        </w:tc>
+        <w:tc>
+          <w:tcPr>
+            <w:tcW w:w="0" w:type="auto"/>
+            <w:hideMark/>
+          </w:tcPr>
+          <w:p>
+            <w:pPr>
+              <w:spacing w:after="160" w:line="259" w:lineRule="auto"/>
+              <w:rPr>
+                <w:b/>
+                <w:bCs/>
+              </w:rPr>
+            </w:pPr>
+            <w:r>
+              <w:rPr>
+                <w:b/>
+                <w:bCs/>
+              </w:rPr>
+              <w:t>Deliverable</w:t>
+            </w:r>
+          </w:p>
+        </w:tc>
+        <w:tc>
+          <w:tcPr>
+            <w:tcW w:w="0" w:type="auto"/>
+            <w:hideMark/>
+          </w:tcPr>
+          <w:p>
+            <w:pPr>
+              <w:spacing w:after="160" w:line="259" w:lineRule="auto"/>
+              <w:rPr>
+                <w:b/>
+                <w:bCs/>
+              </w:rPr>
+            </w:pPr>
+            <w:r>
+              <w:rPr>
+                <w:b/>
+                <w:bCs/>
+              </w:rPr>
+              <w:t>Target Completion</w:t>
+            </w:r>
+          </w:p>
+        </w:tc>
+      </w:tr>
+      <w:tr>
+        <w:tc>
+          <w:tcPr>
+            <w:tcW w:w="0" w:type="auto"/>
+            <w:hideMark/>
+          </w:tcPr>
+          <w:p>
+            <w:pPr>
+              <w:spacing w:after="160" w:line="259" w:lineRule="auto"/>
+            </w:pPr>
+            <w:r>
+              <w:t>Project Initiation Complete</w:t>
+            </w:r>
+          </w:p>
+        </w:tc>
+        <w:tc>
+          <w:tcPr>
+            <w:tcW w:w="0" w:type="auto"/>
+            <w:hideMark/>
+          </w:tcPr>
+          <w:p>
+            <w:pPr>
+              <w:spacing w:after="160" w:line="259" w:lineRule="auto"/>
+            </w:pPr>
+            <w:r>
+              <w:t>Signed team roles, GitHub repository created, GanttProject file set up, case study analysis done</w:t>
+            </w:r>
+          </w:p>
+        </w:tc>
+        <w:tc>
+          <w:tcPr>
+            <w:tcW w:w="0" w:type="auto"/>
+            <w:hideMark/>
+          </w:tcPr>
+          <w:p>
+            <w:pPr>
+              <w:spacing w:after="160" w:line="259" w:lineRule="auto"/>
+            </w:pPr>
+            <w:r>
+              <w:t>End of Week 1</w:t>
+            </w:r>
+          </w:p>
+        </w:tc>
+      </w:tr>
+      <w:tr>
+        <w:tc>
+          <w:tcPr>
+            <w:tcW w:w="0" w:type="auto"/>
+            <w:hideMark/>
+          </w:tcPr>
+          <w:p>
+            <w:pPr>
+              <w:spacing w:after="160" w:line="259" w:lineRule="auto"/>
+            </w:pPr>
+            <w:r>
+              <w:t>Planning Complete</w:t>
+            </w:r>
+          </w:p>
+        </w:tc>
+        <w:tc>
+          <w:tcPr>
+            <w:tcW w:w="0" w:type="auto"/>
+            <w:hideMark/>
+          </w:tcPr>
+          <w:p>
+            <w:pPr>
+              <w:spacing w:after="160" w:line="259" w:lineRule="auto"/>
+            </w:pPr>
+            <w:r>
+              <w:t>Brainstorming notes documented, feasibility study completed (requirement analysis, target user research, food waste problem analysis)</w:t>
+            </w:r>
+          </w:p>
+        </w:tc>
+        <w:tc>
+          <w:tcPr>
+            <w:tcW w:w="0" w:type="auto"/>
+            <w:hideMark/>
+          </w:tcPr>
+          <w:p>
+            <w:pPr>
+              <w:spacing w:after="160" w:line="259" w:lineRule="auto"/>
+            </w:pPr>
+            <w:r>
+              <w:t>End of Week 2</w:t>
+            </w:r>
+          </w:p>
+        </w:tc>
+      </w:tr>
+      <w:tr>
+        <w:tc>
+          <w:tcPr>
+            <w:tcW w:w="0" w:type="auto"/>
+            <w:hideMark/>
+          </w:tcPr>
+          <w:p>
+            <w:pPr>
+              <w:spacing w:after="160" w:line="259" w:lineRule="auto"/>
+            </w:pPr>
+            <w:r>
+              <w:t>Design Complete</w:t>
+            </w:r>
+          </w:p>
+        </w:tc>
+        <w:tc>
+          <w:tcPr>
+            <w:tcW w:w="0" w:type="auto"/>
+            <w:hideMark/>
+          </w:tcPr>
+          <w:p>
+            <w:pPr>
+              <w:spacing w:after="160" w:line="259" w:lineRule="auto"/>
+            </w:pPr>
+            <w:r>
+              <w:t xml:space="preserve">Class diagram, flowchart, ER diagram </w:t>
+            </w:r>
+            <w:r>
+              <w:t>finalized</w:t>
+            </w:r>
+            <w:r>
+              <w:t>; wireframes and mobile screen prototypes approved</w:t>
+            </w:r>
+          </w:p>
+        </w:tc>
+        <w:tc>
+          <w:tcPr>
+            <w:tcW w:w="0" w:type="auto"/>
+            <w:hideMark/>
+          </w:tcPr>
+          <w:p>
+            <w:pPr>
+              <w:spacing w:after="160" w:line="259" w:lineRule="auto"/>
+            </w:pPr>
+            <w:r>
+              <w:t xml:space="preserve">End of Week </w:t>
+            </w:r>
+            <w:r>
+              <w:t>4</w:t>
+            </w:r>
+          </w:p>
+        </w:tc>
+      </w:tr>
+      <w:tr>
+        <w:tc>
+          <w:tcPr>
+            <w:tcW w:w="0" w:type="auto"/>
+            <w:hideMark/>
+          </w:tcPr>
+          <w:p>
+            <w:pPr>
+              <w:spacing w:after="160" w:line="259" w:lineRule="auto"/>
+            </w:pPr>
+            <w:r>
+              <w:t>Development: User Registration &amp; Login Complete</w:t>
+            </w:r>
+          </w:p>
+        </w:tc>
+        <w:tc>
+          <w:tcPr>
+            <w:tcW w:w="0" w:type="auto"/>
+            <w:hideMark/>
+          </w:tcPr>
+          <w:p>
+            <w:pPr>
+              <w:spacing w:after="160" w:line="259" w:lineRule="auto"/>
+            </w:pPr>
+            <w:r>
+              <w:t>Secure sign-up and login authentication fully implemented and functional on Android emulator</w:t>
+            </w:r>
+          </w:p>
+        </w:tc>
+        <w:tc>
+          <w:tcPr>
+            <w:tcW w:w="0" w:type="auto"/>
+            <w:hideMark/>
+          </w:tcPr>
+          <w:p>
+            <w:pPr>
+              <w:spacing w:after="160" w:line="259" w:lineRule="auto"/>
+            </w:pPr>
+            <w:r>
+              <w:t xml:space="preserve">End of Week </w:t>
+            </w:r>
+            <w:r>
+              <w:t>5</w:t>
+            </w:r>
+          </w:p>
+        </w:tc>
+      </w:tr>
+      <w:tr>
+        <w:tc>
+          <w:tcPr>
+            <w:tcW w:w="0" w:type="auto"/>
+            <w:hideMark/>
+          </w:tcPr>
+          <w:p>
+            <w:pPr>
+              <w:spacing w:after="160" w:line="259" w:lineRule="auto"/>
+            </w:pPr>
+            <w:r>
+              <w:t>Development: Food Inventory Module Complete</w:t>
+            </w:r>
+          </w:p>
+        </w:tc>
+        <w:tc>
+          <w:tcPr>
+            <w:tcW w:w="0" w:type="auto"/>
+            <w:hideMark/>
+          </w:tcPr>
+          <w:p>
+            <w:pPr>
+              <w:spacing w:after="160" w:line="259" w:lineRule="auto"/>
+            </w:pPr>
+            <w:r>
+              <w:t>Add/edit food items, food logging system, and manual expiry date input implemented and tested</w:t>
+            </w:r>
+          </w:p>
+        </w:tc>
+        <w:tc>
+          <w:tcPr>
+            <w:tcW w:w="0" w:type="auto"/>
+            <w:hideMark/>
+          </w:tcPr>
+          <w:p>
+            <w:pPr>
+              <w:spacing w:after="160" w:line="259" w:lineRule="auto"/>
+            </w:pPr>
+            <w:r>
+              <w:t xml:space="preserve">End of Week </w:t>
+            </w:r>
+            <w:r>
+              <w:t>7</w:t>
+            </w:r>
+          </w:p>
+        </w:tc>
+      </w:tr>
+      <w:tr>
+        <w:tc>
+          <w:tcPr>
+            <w:tcW w:w="0" w:type="auto"/>
+            <w:hideMark/>
+          </w:tcPr>
+          <w:p>
+            <w:pPr>
+              <w:spacing w:after="160" w:line="259" w:lineRule="auto"/>
+            </w:pPr>
+            <w:r>
+              <w:t>Development: Notification Module Complete</w:t>
+            </w:r>
+          </w:p>
+        </w:tc>
+        <w:tc>
+          <w:tcPr>
+            <w:tcW w:w="0" w:type="auto"/>
+            <w:hideMark/>
+          </w:tcPr>
+          <w:p>
+            <w:pPr>
+              <w:spacing w:after="160" w:line="259" w:lineRule="auto"/>
+            </w:pPr>
+            <w:r>
+              <w:t>Real-time expiry alert and weekly food tracker implemented and functional</w:t>
+            </w:r>
+          </w:p>
+        </w:tc>
+        <w:tc>
+          <w:tcPr>
+            <w:tcW w:w="0" w:type="auto"/>
+            <w:hideMark/>
+          </w:tcPr>
+          <w:p>
+            <w:pPr>
+              <w:spacing w:after="160" w:line="259" w:lineRule="auto"/>
+            </w:pPr>
+            <w:r>
+              <w:t xml:space="preserve">End of Week </w:t>
+            </w:r>
+            <w:r>
+              <w:t>8</w:t>
+            </w:r>
+          </w:p>
+        </w:tc>
+      </w:tr>
+      <w:tr>
+        <w:tc>
+          <w:tcPr>
+            <w:tcW w:w="0" w:type="auto"/>
+            <w:hideMark/>
+          </w:tcPr>
+          <w:p>
+            <w:pPr>
+              <w:spacing w:after="160" w:line="259" w:lineRule="auto"/>
+            </w:pPr>
+            <w:r>
+              <w:t>Development: Food Sharing Module Complete</w:t>
+            </w:r>
+          </w:p>
+        </w:tc>
+        <w:tc>
+          <w:tcPr>
+            <w:tcW w:w="0" w:type="auto"/>
+            <w:hideMark/>
+          </w:tcPr>
+          <w:p>
+            <w:pPr>
+              <w:spacing w:after="160" w:line="259" w:lineRule="auto"/>
+            </w:pPr>
+            <w:r>
+              <w:t>Donate food feature and pick-up food feature implemented and functional</w:t>
+            </w:r>
+          </w:p>
+        </w:tc>
+        <w:tc>
+          <w:tcPr>
+            <w:tcW w:w="0" w:type="auto"/>
+            <w:hideMark/>
+          </w:tcPr>
+          <w:p>
+            <w:pPr>
+              <w:spacing w:after="160" w:line="259" w:lineRule="auto"/>
+            </w:pPr>
+            <w:r>
+              <w:t xml:space="preserve">End of Week </w:t>
+            </w:r>
+            <w:r>
+              <w:t>9</w:t>
+            </w:r>
+          </w:p>
+        </w:tc>
+      </w:tr>
+      <w:tr>
+        <w:tc>
+          <w:tcPr>
+            <w:tcW w:w="0" w:type="auto"/>
+            <w:hideMark/>
+          </w:tcPr>
+          <w:p>
+            <w:pPr>
+              <w:spacing w:after="160" w:line="259" w:lineRule="auto"/>
+            </w:pPr>
+            <w:r>
+              <w:t>Integration &amp; Review Complete</w:t>
+            </w:r>
+          </w:p>
+        </w:tc>
+        <w:tc>
+          <w:tcPr>
+            <w:tcW w:w="0" w:type="auto"/>
+            <w:hideMark/>
+          </w:tcPr>
+          <w:p>
+            <w:pPr>
+              <w:spacing w:after="160" w:line="259" w:lineRule="auto"/>
+            </w:pPr>
+            <w:r>
+              <w:t>All modules integrated, internal review done, no critical bugs remaining</w:t>
+            </w:r>
+          </w:p>
+        </w:tc>
+        <w:tc>
+          <w:tcPr>
+            <w:tcW w:w="0" w:type="auto"/>
+            <w:hideMark/>
+          </w:tcPr>
+          <w:p>
+            <w:pPr>
+              <w:spacing w:after="160" w:line="259" w:lineRule="auto"/>
+            </w:pPr>
+            <w:r>
+              <w:t xml:space="preserve">End of Week </w:t>
+            </w:r>
+            <w:r>
+              <w:t>10</w:t>
+            </w:r>
+          </w:p>
+        </w:tc>
+      </w:tr>
+      <w:tr>
+        <w:tc>
+          <w:tcPr>
+            <w:tcW w:w="0" w:type="auto"/>
+            <w:hideMark/>
+          </w:tcPr>
+          <w:p>
+            <w:pPr>
+              <w:spacing w:after="160" w:line="259" w:lineRule="auto"/>
+            </w:pPr>
+            <w:r>
+              <w:t>Testing Complete</w:t>
+            </w:r>
+          </w:p>
+        </w:tc>
+        <w:tc>
+          <w:tcPr>
+            <w:tcW w:w="0" w:type="auto"/>
+            <w:hideMark/>
+          </w:tcPr>
+          <w:p>
+            <w:pPr>
+              <w:spacing w:after="160" w:line="259" w:lineRule="auto"/>
+            </w:pPr>
+            <w:r>
+              <w:t>Unit testing, integration testing, UI/UX testing, and user acceptance testing all passed with documented results</w:t>
+            </w:r>
+          </w:p>
+        </w:tc>
+        <w:tc>
+          <w:tcPr>
+            <w:tcW w:w="0" w:type="auto"/>
+            <w:hideMark/>
+          </w:tcPr>
+          <w:p>
+            <w:pPr>
+              <w:spacing w:after="160" w:line="259" w:lineRule="auto"/>
+            </w:pPr>
+            <w:r>
+              <w:t xml:space="preserve">End of Week </w:t>
+            </w:r>
+            <w:r>
+              <w:t>11</w:t>
+            </w:r>
+          </w:p>
+        </w:tc>
+      </w:tr>
+      <w:tr>
+        <w:tc>
+          <w:tcPr>
+            <w:tcW w:w="0" w:type="auto"/>
+            <w:hideMark/>
+          </w:tcPr>
+          <w:p>
+            <w:pPr>
+              <w:spacing w:after="160" w:line="259" w:lineRule="auto"/>
+            </w:pPr>
+            <w:r>
+              <w:t>Deployment &amp; Submission Complete</w:t>
+            </w:r>
+          </w:p>
+        </w:tc>
+        <w:tc>
+          <w:tcPr>
+            <w:tcW w:w="0" w:type="auto"/>
+            <w:hideMark/>
+          </w:tcPr>
+          <w:p>
+            <w:pPr>
+              <w:spacing w:after="160" w:line="259" w:lineRule="auto"/>
+            </w:pPr>
+            <w:r>
+              <w:t xml:space="preserve">App store submission prepared, user documentation written, project report </w:t>
+            </w:r>
+            <w:r>
+              <w:t>finalized</w:t>
+            </w:r>
+            <w:r>
+              <w:t>, Turnitin check passed, submitted via HLMS</w:t>
+            </w:r>
+          </w:p>
+        </w:tc>
+        <w:tc>
+          <w:tcPr>
+            <w:tcW w:w="0" w:type="auto"/>
+            <w:hideMark/>
+          </w:tcPr>
+          <w:p>
+            <w:pPr>
+              <w:spacing w:after="160" w:line="259" w:lineRule="auto"/>
+            </w:pPr>
+            <w:r>
+              <w:t xml:space="preserve">End of Week </w:t>
+            </w:r>
+            <w:r>
+              <w:t>11</w:t>
+            </w:r>
+          </w:p>
+        </w:tc>
+      </w:tr>
+    </w:tbl>
+    <w:p>
+      <w:r>
+        <w:t xml:space="preserve"> </w:t>
+      </w:r>
+      <w:r>
+        <w:br w:type="page"/>
+      </w:r>
+    </w:p>
+    <w:p>
+      <w:pPr>
+        <w:pStyle w:val="Heading1"/>
+      </w:pPr>
+      <w:bookmarkStart w:id="6" w:name="_Toc232153572"/>
+      <w:r>
+        <w:lastRenderedPageBreak/>
+        <w:t>Gantt chart</w:t>
+      </w:r>
+      <w:bookmarkEnd w:id="6"/>
+    </w:p>
+    <w:p>
+      <w:pPr>
+        <w:keepNext/>
+      </w:pPr>
+      <w:r>
+        <w:rPr>
+          <w:noProof/>
+        </w:rPr>
+        <w:drawing>
+          <wp:anchor distT="0" distB="0" distL="114300" distR="114300" simplePos="0" relativeHeight="251661312" behindDoc="0" locked="0" layoutInCell="1" allowOverlap="1" wp14:anchorId="7D00095F" wp14:editId="4ECF77A3">
+            <wp:simplePos x="0" y="0"/>
+            <wp:positionH relativeFrom="column">
+              <wp:posOffset>0</wp:posOffset>
+            </wp:positionH>
+            <wp:positionV relativeFrom="paragraph">
+              <wp:posOffset>287020</wp:posOffset>
+            </wp:positionV>
+            <wp:extent cx="5942330" cy="2830830"/>
+            <wp:effectExtent l="0" t="0" r="1270" b="7620"/>
+            <wp:wrapTopAndBottom/>
+            <wp:docPr id="65888291" name="Picture 6"/>
+            <wp:cNvGraphicFramePr>
+              <a:graphicFrameLocks xmlns:a="http://schemas.openxmlformats.org/drawingml/2006/main" noChangeAspect="1"/>
+            </wp:cNvGraphicFramePr>
+            <a:graphic xmlns:a="http://schemas.openxmlformats.org/drawingml/2006/main">
+              <a:graphicData uri="http://schemas.openxmlformats.org/drawingml/2006/picture">
+                <pic:pic xmlns:pic="http://schemas.openxmlformats.org/drawingml/2006/picture">
+                  <pic:nvPicPr>
+                    <pic:cNvPr id="0" name="Picture 2"/>
+                    <pic:cNvPicPr>
+                      <a:picLocks noChangeAspect="1" noChangeArrowheads="1"/>
+                    </pic:cNvPicPr>
+                  </pic:nvPicPr>
+                  <pic:blipFill>
+                    <a:blip r:embed="rId11">
+                      <a:extLst>
+                        <a:ext uri="{28A0092B-C50C-407E-A947-70E740481C1C}">
+                          <a14:useLocalDpi xmlns:a14="http://schemas.microsoft.com/office/drawing/2010/main" val="0"/>
+                        </a:ext>
+                      </a:extLst>
+                    </a:blip>
+                    <a:srcRect/>
+                    <a:stretch>
+                      <a:fillRect/>
+                    </a:stretch>
+                  </pic:blipFill>
+                  <pic:spPr bwMode="auto">
+                    <a:xfrm>
+                      <a:off x="0" y="0"/>
+                      <a:ext cx="5942330" cy="2830830"/>
+                    </a:xfrm>
+                    <a:prstGeom prst="rect">
+                      <a:avLst/>
+                    </a:prstGeom>
+                    <a:noFill/>
+                    <a:ln>
+                      <a:noFill/>
+                    </a:ln>
+                  </pic:spPr>
+                </pic:pic>
+              </a:graphicData>
+            </a:graphic>
+            <wp14:sizeRelH relativeFrom="page">
+              <wp14:pctWidth>0</wp14:pctWidth>
+            </wp14:sizeRelH>
+            <wp14:sizeRelV relativeFrom="page">
+              <wp14:pctHeight>0</wp14:pctHeight>
+            </wp14:sizeRelV>
+          </wp:anchor>
+        </w:drawing>
+      </w:r>
+    </w:p>
+    <w:p>
+      <w:pPr>
+        <w:pStyle w:val="Caption"/>
+        <w:jc w:val="center"/>
+        <w:rPr>
+          <w:color w:val="auto"/>
+        </w:rPr>
+      </w:pPr>
+      <w:r>
+        <w:rPr>
+          <w:color w:val="auto"/>
+        </w:rPr>
+        <w:t xml:space="preserve">Figure </w:t>
+      </w:r>
+      <w:r>
+        <w:rPr>
+          <w:color w:val="auto"/>
+        </w:rPr>
+        <w:fldChar w:fldCharType="begin"/>
+      </w:r>
+      <w:r>
+        <w:rPr>
+          <w:color w:val="auto"/>
+        </w:rPr>
+        <w:instrText xml:space="preserve"> SEQ Figure \* ARABIC </w:instrText>
+      </w:r>
+      <w:r>
+        <w:rPr>
+          <w:color w:val="auto"/>
+        </w:rPr>
+        <w:fldChar w:fldCharType="separate"/>
+      </w:r>
+      <w:r>
+        <w:rPr>
+          <w:noProof/>
+          <w:color w:val="auto"/>
+        </w:rPr>
+        <w:t>1</w:t>
+      </w:r>
+      <w:r>
+        <w:rPr>
+          <w:color w:val="auto"/>
+        </w:rPr>
+        <w:fldChar w:fldCharType="end"/>
+      </w:r>
+      <w:r>
+        <w:rPr>
+          <w:color w:val="auto"/>
+        </w:rPr>
+        <w:t xml:space="preserve"> Sample Gantt Chart</w:t>
+      </w:r>
+      <w:r>
+        <w:rPr>
+          <w:noProof/>
+          <w:color w:val="auto"/>
+        </w:rPr>
+        <w:t xml:space="preserve"> showing 2 phases.</w:t>
+      </w:r>
+    </w:p>
+    <w:p/>
+    <w:p>
+      <w:r>
+        <w:br w:type="page"/>
+      </w:r>
+    </w:p>
+    <w:p>
+      <w:pPr>
+        <w:pStyle w:val="Heading1"/>
+      </w:pPr>
+      <w:bookmarkStart w:id="7" w:name="_Toc232153573"/>
+      <w:r>
+        <w:lastRenderedPageBreak/>
+        <w:t>Technical Description</w:t>
+      </w:r>
+      <w:bookmarkEnd w:id="7"/>
+    </w:p>
+    <w:p>
+      <w:r>
+        <w:t>In this section, the tools, frameworks, languages, hardware, and platforms chosen for the design, implementation, testing, and documentation of the EcoPantry application are described. One team member is responsible for this section; its credit should be given to that person: (Student A Name, Student ID)</w:t>
+      </w:r>
+      <w:r>
+        <w:t>.</w:t>
+      </w:r>
+    </w:p>
+    <w:p>
+      <w:pPr>
+        <w:pStyle w:val="Heading2"/>
+      </w:pPr>
+    </w:p>
+    <w:p>
+      <w:pPr>
+        <w:pStyle w:val="Heading2"/>
+        <w:numPr>
+          <w:ilvl w:val="0"/>
+          <w:numId w:val="17"/>
+        </w:numPr>
+      </w:pPr>
+      <w:bookmarkStart w:id="8" w:name="_Toc232153574"/>
+      <w:r>
+        <w:t>Development Platform</w:t>
+      </w:r>
+      <w:bookmarkEnd w:id="8"/>
+    </w:p>
+    <w:p/>
+    <w:tbl>
+      <w:tblPr>
+        <w:tblStyle w:val="TableGrid"/>
+        <w:tblW w:w="0" w:type="auto"/>
+        <w:tblLook w:val="04A0" w:firstRow="1" w:lastRow="0" w:firstColumn="1" w:lastColumn="0" w:noHBand="0" w:noVBand="1"/>
+      </w:tblPr>
+      <w:tblGrid>
+        <w:gridCol w:w="2337"/>
+        <w:gridCol w:w="2337"/>
+        <w:gridCol w:w="2338"/>
+        <w:gridCol w:w="2338"/>
+      </w:tblGrid>
+      <w:tr>
+        <w:tc>
+          <w:tcPr>
+            <w:tcW w:w="2337" w:type="dxa"/>
+          </w:tcPr>
+          <w:p>
+            <w:pPr>
+              <w:rPr>
+                <w:rFonts w:cs="Times New Roman"/>
+                <w:szCs w:val="24"/>
+              </w:rPr>
+            </w:pPr>
+            <w:r>
+              <w:rPr>
+                <w:rFonts w:cs="Times New Roman"/>
+                <w:szCs w:val="24"/>
+              </w:rPr>
+              <w:t>Criteria</w:t>
+            </w:r>
+          </w:p>
+        </w:tc>
+        <w:tc>
+          <w:tcPr>
+            <w:tcW w:w="2337" w:type="dxa"/>
+          </w:tcPr>
+          <w:p>
+            <w:pPr>
+              <w:rPr>
+                <w:rFonts w:cs="Times New Roman"/>
+                <w:szCs w:val="24"/>
+              </w:rPr>
+            </w:pPr>
+            <w:r>
+              <w:rPr>
+                <w:rFonts w:cs="Times New Roman"/>
+                <w:szCs w:val="24"/>
+              </w:rPr>
+              <w:t>Tool/Technology</w:t>
+            </w:r>
+          </w:p>
+        </w:tc>
+        <w:tc>
+          <w:tcPr>
+            <w:tcW w:w="2338" w:type="dxa"/>
+          </w:tcPr>
+          <w:p>
+            <w:pPr>
+              <w:rPr>
+                <w:rFonts w:cs="Times New Roman"/>
+                <w:szCs w:val="24"/>
+              </w:rPr>
+            </w:pPr>
+            <w:r>
+              <w:rPr>
+                <w:rFonts w:cs="Times New Roman"/>
+                <w:szCs w:val="24"/>
+              </w:rPr>
+              <w:t>Version</w:t>
+            </w:r>
+          </w:p>
+        </w:tc>
+        <w:tc>
+          <w:tcPr>
+            <w:tcW w:w="2338" w:type="dxa"/>
+          </w:tcPr>
+          <w:p>
+            <w:pPr>
+              <w:rPr>
+                <w:rFonts w:cs="Times New Roman"/>
+                <w:szCs w:val="24"/>
+              </w:rPr>
+            </w:pPr>
+            <w:r>
+              <w:rPr>
+                <w:rFonts w:cs="Times New Roman"/>
+                <w:szCs w:val="24"/>
+              </w:rPr>
+              <w:t>Description</w:t>
+            </w:r>
+          </w:p>
+        </w:tc>
+      </w:tr>
+      <w:tr>
+        <w:tc>
+          <w:tcPr>
+            <w:tcW w:w="2337" w:type="dxa"/>
+          </w:tcPr>
+          <w:p>
+            <w:pPr>
+              <w:rPr>
+                <w:rFonts w:cs="Times New Roman"/>
+                <w:szCs w:val="24"/>
+              </w:rPr>
+            </w:pPr>
+            <w:r>
+              <w:rPr>
+                <w:rFonts w:cs="Times New Roman"/>
+                <w:szCs w:val="24"/>
+              </w:rPr>
+              <w:t>Documentation</w:t>
+            </w:r>
+          </w:p>
+        </w:tc>
+        <w:tc>
+          <w:tcPr>
+            <w:tcW w:w="2337" w:type="dxa"/>
+          </w:tcPr>
+          <w:p>
+            <w:pPr>
+              <w:rPr>
+                <w:rFonts w:cs="Times New Roman"/>
+                <w:szCs w:val="24"/>
+              </w:rPr>
+            </w:pPr>
+            <w:r>
+              <w:rPr>
+                <w:rFonts w:cs="Times New Roman"/>
+                <w:szCs w:val="24"/>
+              </w:rPr>
+              <w:t>Microsoft Word</w:t>
+            </w:r>
+          </w:p>
+        </w:tc>
+        <w:tc>
+          <w:tcPr>
+            <w:tcW w:w="2338" w:type="dxa"/>
+          </w:tcPr>
+          <w:p>
+            <w:pPr>
+              <w:rPr>
+                <w:rFonts w:cs="Times New Roman"/>
+                <w:szCs w:val="24"/>
+              </w:rPr>
+            </w:pPr>
+            <w:r>
+              <w:rPr>
+                <w:rFonts w:cs="Times New Roman"/>
+                <w:szCs w:val="24"/>
+              </w:rPr>
+              <w:t>MS365</w:t>
+            </w:r>
+          </w:p>
+        </w:tc>
+        <w:tc>
+          <w:tcPr>
+            <w:tcW w:w="2338" w:type="dxa"/>
+          </w:tcPr>
+          <w:p>
+            <w:pPr>
+              <w:rPr>
+                <w:rFonts w:cs="Times New Roman"/>
+                <w:szCs w:val="24"/>
+              </w:rPr>
+            </w:pPr>
+            <w:r>
+              <w:rPr>
+                <w:rFonts w:cs="Times New Roman"/>
+                <w:szCs w:val="24"/>
+              </w:rPr>
+              <w:t>Project proposal, requirements and design documents.</w:t>
+            </w:r>
+          </w:p>
+        </w:tc>
+      </w:tr>
+      <w:tr>
+        <w:tc>
+          <w:tcPr>
+            <w:tcW w:w="2337" w:type="dxa"/>
+          </w:tcPr>
+          <w:p>
+            <w:pPr>
+              <w:rPr>
+                <w:rFonts w:cs="Times New Roman"/>
+                <w:szCs w:val="24"/>
+              </w:rPr>
+            </w:pPr>
+            <w:r>
+              <w:rPr>
+                <w:rFonts w:cs="Times New Roman"/>
+                <w:szCs w:val="24"/>
+              </w:rPr>
+              <w:t>Modeling – Requirement</w:t>
+            </w:r>
+          </w:p>
+        </w:tc>
+        <w:tc>
+          <w:tcPr>
+            <w:tcW w:w="2337" w:type="dxa"/>
+          </w:tcPr>
+          <w:p>
+            <w:pPr>
+              <w:rPr>
+                <w:rFonts w:cs="Times New Roman"/>
+                <w:szCs w:val="24"/>
+              </w:rPr>
+            </w:pPr>
+            <w:r>
+              <w:rPr>
+                <w:rFonts w:cs="Times New Roman"/>
+                <w:szCs w:val="24"/>
+              </w:rPr>
+              <w:t xml:space="preserve">Draw.io </w:t>
+            </w:r>
+          </w:p>
+        </w:tc>
+        <w:tc>
+          <w:tcPr>
+            <w:tcW w:w="2338" w:type="dxa"/>
+          </w:tcPr>
+          <w:p>
+            <w:pPr>
+              <w:rPr>
+                <w:rFonts w:cs="Times New Roman"/>
+                <w:szCs w:val="24"/>
+              </w:rPr>
+            </w:pPr>
+            <w:r>
+              <w:rPr>
+                <w:rFonts w:cs="Times New Roman"/>
+                <w:szCs w:val="24"/>
+              </w:rPr>
+              <w:t>Latest</w:t>
+            </w:r>
+          </w:p>
+        </w:tc>
+        <w:tc>
+          <w:tcPr>
+            <w:tcW w:w="2338" w:type="dxa"/>
+          </w:tcPr>
+          <w:p>
+            <w:pPr>
+              <w:rPr>
+                <w:rFonts w:cs="Times New Roman"/>
+                <w:szCs w:val="24"/>
+              </w:rPr>
+            </w:pPr>
+            <w:r>
+              <w:rPr>
+                <w:rFonts w:cs="Times New Roman"/>
+                <w:szCs w:val="24"/>
+              </w:rPr>
+              <w:t>Use case diagrams, user flow diagrams.</w:t>
+            </w:r>
+          </w:p>
+        </w:tc>
+      </w:tr>
+      <w:tr>
+        <w:tc>
+          <w:tcPr>
+            <w:tcW w:w="2337" w:type="dxa"/>
+          </w:tcPr>
+          <w:p>
+            <w:pPr>
+              <w:rPr>
+                <w:rFonts w:cs="Times New Roman"/>
+                <w:szCs w:val="24"/>
+              </w:rPr>
+            </w:pPr>
+            <w:r>
+              <w:rPr>
+                <w:rFonts w:cs="Times New Roman"/>
+                <w:szCs w:val="24"/>
+              </w:rPr>
+              <w:t>Modeling – Design</w:t>
+            </w:r>
+          </w:p>
+        </w:tc>
+        <w:tc>
+          <w:tcPr>
+            <w:tcW w:w="2337" w:type="dxa"/>
+          </w:tcPr>
+          <w:p>
+            <w:pPr>
+              <w:rPr>
+                <w:rFonts w:cs="Times New Roman"/>
+                <w:szCs w:val="24"/>
+              </w:rPr>
+            </w:pPr>
+            <w:r>
+              <w:rPr>
+                <w:rFonts w:cs="Times New Roman"/>
+                <w:szCs w:val="24"/>
+              </w:rPr>
+              <w:t>Figma</w:t>
+            </w:r>
+          </w:p>
+        </w:tc>
+        <w:tc>
+          <w:tcPr>
+            <w:tcW w:w="2338" w:type="dxa"/>
+          </w:tcPr>
+          <w:p>
+            <w:pPr>
+              <w:rPr>
+                <w:rFonts w:cs="Times New Roman"/>
+                <w:szCs w:val="24"/>
+              </w:rPr>
+            </w:pPr>
+            <w:r>
+              <w:rPr>
+                <w:rFonts w:cs="Times New Roman"/>
+                <w:szCs w:val="24"/>
+              </w:rPr>
+              <w:t>Latest</w:t>
+            </w:r>
+          </w:p>
+        </w:tc>
+        <w:tc>
+          <w:tcPr>
+            <w:tcW w:w="2338" w:type="dxa"/>
+          </w:tcPr>
+          <w:p>
+            <w:pPr>
+              <w:rPr>
+                <w:rFonts w:cs="Times New Roman"/>
+                <w:szCs w:val="24"/>
+              </w:rPr>
+            </w:pPr>
+            <w:r>
+              <w:rPr>
+                <w:rFonts w:cs="Times New Roman"/>
+                <w:szCs w:val="24"/>
+              </w:rPr>
+              <w:t>UI/UX prototypes &amp; wireframes for all screens of the app.</w:t>
+            </w:r>
+          </w:p>
+        </w:tc>
+      </w:tr>
+      <w:tr>
+        <w:tc>
+          <w:tcPr>
+            <w:tcW w:w="2337" w:type="dxa"/>
+          </w:tcPr>
+          <w:p>
+            <w:pPr>
+              <w:rPr>
+                <w:rFonts w:cs="Times New Roman"/>
+                <w:szCs w:val="24"/>
+              </w:rPr>
+            </w:pPr>
+            <w:r>
+              <w:rPr>
+                <w:rFonts w:cs="Times New Roman"/>
+                <w:szCs w:val="24"/>
+              </w:rPr>
+              <w:t>Project Management</w:t>
+            </w:r>
+          </w:p>
+        </w:tc>
+        <w:tc>
+          <w:tcPr>
+            <w:tcW w:w="2337" w:type="dxa"/>
+          </w:tcPr>
+          <w:p>
+            <w:pPr>
+              <w:rPr>
+                <w:rFonts w:cs="Times New Roman"/>
+                <w:szCs w:val="24"/>
+              </w:rPr>
+            </w:pPr>
+            <w:r>
+              <w:rPr>
+                <w:rFonts w:cs="Times New Roman"/>
+                <w:szCs w:val="24"/>
+              </w:rPr>
+              <w:t>GanttProject</w:t>
+            </w:r>
+          </w:p>
+        </w:tc>
+        <w:tc>
+          <w:tcPr>
+            <w:tcW w:w="2338" w:type="dxa"/>
+          </w:tcPr>
+          <w:p>
+            <w:pPr>
+              <w:rPr>
+                <w:rFonts w:cs="Times New Roman"/>
+                <w:szCs w:val="24"/>
+              </w:rPr>
+            </w:pPr>
+            <w:r>
+              <w:rPr>
+                <w:rFonts w:cs="Times New Roman"/>
+                <w:szCs w:val="24"/>
+              </w:rPr>
+              <w:t>3.x</w:t>
+            </w:r>
+          </w:p>
+        </w:tc>
+        <w:tc>
+          <w:tcPr>
+            <w:tcW w:w="2338" w:type="dxa"/>
+          </w:tcPr>
+          <w:p>
+            <w:pPr>
+              <w:rPr>
+                <w:rFonts w:cs="Times New Roman"/>
+                <w:szCs w:val="24"/>
+              </w:rPr>
+            </w:pPr>
+            <w:r>
+              <w:rPr>
+                <w:rFonts w:cs="Times New Roman"/>
+                <w:szCs w:val="24"/>
+              </w:rPr>
+              <w:t>WBS, Gantt chart, milestone and resource tracking.</w:t>
+            </w:r>
+          </w:p>
+        </w:tc>
+      </w:tr>
+      <w:tr>
+        <w:tc>
+          <w:tcPr>
+            <w:tcW w:w="2337" w:type="dxa"/>
+          </w:tcPr>
+          <w:p>
+            <w:pPr>
+              <w:rPr>
+                <w:rFonts w:cs="Times New Roman"/>
+                <w:szCs w:val="24"/>
+              </w:rPr>
+            </w:pPr>
+            <w:r>
+              <w:rPr>
+                <w:rFonts w:cs="Times New Roman"/>
+                <w:szCs w:val="24"/>
+              </w:rPr>
+              <w:t>Collaboration</w:t>
+            </w:r>
+          </w:p>
+        </w:tc>
+        <w:tc>
+          <w:tcPr>
+            <w:tcW w:w="2337" w:type="dxa"/>
+          </w:tcPr>
+          <w:p>
+            <w:pPr>
+              <w:rPr>
+                <w:rFonts w:cs="Times New Roman"/>
+                <w:szCs w:val="24"/>
+              </w:rPr>
+            </w:pPr>
+            <w:r>
+              <w:rPr>
+                <w:rFonts w:cs="Times New Roman"/>
+                <w:szCs w:val="24"/>
+              </w:rPr>
+              <w:t>Github</w:t>
+            </w:r>
+          </w:p>
+        </w:tc>
+        <w:tc>
+          <w:tcPr>
+            <w:tcW w:w="2338" w:type="dxa"/>
+          </w:tcPr>
+          <w:p>
+            <w:pPr>
+              <w:rPr>
+                <w:rFonts w:cs="Times New Roman"/>
+                <w:szCs w:val="24"/>
+              </w:rPr>
+            </w:pPr>
+            <w:r>
+              <w:rPr>
+                <w:rFonts w:cs="Times New Roman"/>
+                <w:szCs w:val="24"/>
+              </w:rPr>
+              <w:t>Latest</w:t>
+            </w:r>
+          </w:p>
+        </w:tc>
+        <w:tc>
+          <w:tcPr>
+            <w:tcW w:w="2338" w:type="dxa"/>
+          </w:tcPr>
+          <w:p>
+            <w:pPr>
+              <w:rPr>
+                <w:rFonts w:cs="Times New Roman"/>
+                <w:szCs w:val="24"/>
+              </w:rPr>
+            </w:pPr>
+            <w:r>
+              <w:rPr>
+                <w:rFonts w:cs="Times New Roman"/>
+                <w:szCs w:val="24"/>
+              </w:rPr>
+              <w:t>Version control, code collaboration, issue tracking.</w:t>
+            </w:r>
+          </w:p>
+        </w:tc>
+      </w:tr>
+      <w:tr>
+        <w:tc>
+          <w:tcPr>
+            <w:tcW w:w="2337" w:type="dxa"/>
+          </w:tcPr>
+          <w:p>
+            <w:pPr>
+              <w:rPr>
+                <w:rFonts w:cs="Times New Roman"/>
+                <w:szCs w:val="24"/>
+              </w:rPr>
+            </w:pPr>
+            <w:r>
+              <w:rPr>
+                <w:rFonts w:cs="Times New Roman"/>
+                <w:szCs w:val="24"/>
+              </w:rPr>
+              <w:t>Collaboration (Comms)</w:t>
+            </w:r>
+          </w:p>
+        </w:tc>
+        <w:tc>
+          <w:tcPr>
+            <w:tcW w:w="2337" w:type="dxa"/>
+          </w:tcPr>
+          <w:p>
+            <w:pPr>
+              <w:rPr>
+                <w:rFonts w:cs="Times New Roman"/>
+                <w:szCs w:val="24"/>
+              </w:rPr>
+            </w:pPr>
+            <w:r>
+              <w:rPr>
+                <w:rFonts w:cs="Times New Roman"/>
+                <w:szCs w:val="24"/>
+              </w:rPr>
+              <w:t>WhatsApp</w:t>
+            </w:r>
+          </w:p>
+        </w:tc>
+        <w:tc>
+          <w:tcPr>
+            <w:tcW w:w="2338" w:type="dxa"/>
+          </w:tcPr>
+          <w:p>
+            <w:pPr>
+              <w:rPr>
+                <w:rFonts w:cs="Times New Roman"/>
+                <w:szCs w:val="24"/>
+              </w:rPr>
+            </w:pPr>
+            <w:r>
+              <w:rPr>
+                <w:rFonts w:cs="Times New Roman"/>
+                <w:szCs w:val="24"/>
+              </w:rPr>
+              <w:t>Latest</w:t>
+            </w:r>
+          </w:p>
+        </w:tc>
+        <w:tc>
+          <w:tcPr>
+            <w:tcW w:w="2338" w:type="dxa"/>
+          </w:tcPr>
+          <w:p>
+            <w:pPr>
+              <w:rPr>
+                <w:rFonts w:cs="Times New Roman"/>
+                <w:szCs w:val="24"/>
+              </w:rPr>
+            </w:pPr>
+            <w:r>
+              <w:rPr>
+                <w:rFonts w:cs="Times New Roman"/>
+                <w:szCs w:val="24"/>
+              </w:rPr>
+              <w:t>Team communication &amp; task coordination.</w:t>
+            </w:r>
+          </w:p>
+        </w:tc>
+      </w:tr>
+      <w:tr>
+        <w:tc>
+          <w:tcPr>
+            <w:tcW w:w="2337" w:type="dxa"/>
+          </w:tcPr>
+          <w:p>
+            <w:pPr>
+              <w:rPr>
+                <w:rFonts w:cs="Times New Roman"/>
+                <w:szCs w:val="24"/>
+              </w:rPr>
+            </w:pPr>
+            <w:r>
+              <w:rPr>
+                <w:rFonts w:cs="Times New Roman"/>
+                <w:szCs w:val="24"/>
+              </w:rPr>
+              <w:t>Programming Language</w:t>
+            </w:r>
+          </w:p>
+        </w:tc>
+        <w:tc>
+          <w:tcPr>
+            <w:tcW w:w="2337" w:type="dxa"/>
+          </w:tcPr>
+          <w:p>
+            <w:pPr>
+              <w:rPr>
+                <w:rFonts w:cs="Times New Roman"/>
+                <w:szCs w:val="24"/>
+              </w:rPr>
+            </w:pPr>
+            <w:r>
+              <w:rPr>
+                <w:rFonts w:cs="Times New Roman"/>
+                <w:szCs w:val="24"/>
+              </w:rPr>
+              <w:t>Kotlin</w:t>
+            </w:r>
+          </w:p>
+        </w:tc>
+        <w:tc>
+          <w:tcPr>
+            <w:tcW w:w="2338" w:type="dxa"/>
+          </w:tcPr>
+          <w:p>
+            <w:pPr>
+              <w:rPr>
+                <w:rFonts w:cs="Times New Roman"/>
+                <w:szCs w:val="24"/>
+              </w:rPr>
+            </w:pPr>
+            <w:r>
+              <w:rPr>
+                <w:rFonts w:cs="Times New Roman"/>
+                <w:szCs w:val="24"/>
+              </w:rPr>
+              <w:t>1.9.x</w:t>
+            </w:r>
+          </w:p>
+        </w:tc>
+        <w:tc>
+          <w:tcPr>
+            <w:tcW w:w="2338" w:type="dxa"/>
+          </w:tcPr>
+          <w:p>
+            <w:pPr>
+              <w:rPr>
+                <w:rFonts w:cs="Times New Roman"/>
+                <w:szCs w:val="24"/>
+              </w:rPr>
+            </w:pPr>
+            <w:r>
+              <w:rPr>
+                <w:rFonts w:cs="Times New Roman"/>
+                <w:szCs w:val="24"/>
+              </w:rPr>
+              <w:t>All app logic and UI – official android development language.</w:t>
+            </w:r>
+          </w:p>
+        </w:tc>
+      </w:tr>
+      <w:tr>
+        <w:tc>
+          <w:tcPr>
+            <w:tcW w:w="2337" w:type="dxa"/>
+          </w:tcPr>
+          <w:p>
+            <w:pPr>
+              <w:rPr>
+                <w:rFonts w:cs="Times New Roman"/>
+                <w:szCs w:val="24"/>
+              </w:rPr>
+            </w:pPr>
+            <w:r>
+              <w:rPr>
+                <w:rFonts w:cs="Times New Roman"/>
+                <w:szCs w:val="24"/>
+              </w:rPr>
+              <w:t>UI Framework</w:t>
+            </w:r>
+          </w:p>
+        </w:tc>
+        <w:tc>
+          <w:tcPr>
+            <w:tcW w:w="2337" w:type="dxa"/>
+          </w:tcPr>
+          <w:p>
+            <w:pPr>
+              <w:rPr>
+                <w:rFonts w:cs="Times New Roman"/>
+                <w:szCs w:val="24"/>
+              </w:rPr>
+            </w:pPr>
+            <w:r>
+              <w:rPr>
+                <w:rFonts w:cs="Times New Roman"/>
+                <w:szCs w:val="24"/>
+              </w:rPr>
+              <w:t>Jetpack Compose / XML Layouts</w:t>
+            </w:r>
+          </w:p>
+        </w:tc>
+        <w:tc>
+          <w:tcPr>
+            <w:tcW w:w="2338" w:type="dxa"/>
+          </w:tcPr>
+          <w:p>
+            <w:pPr>
+              <w:rPr>
+                <w:rFonts w:cs="Times New Roman"/>
+                <w:szCs w:val="24"/>
+              </w:rPr>
+            </w:pPr>
+            <w:r>
+              <w:rPr>
+                <w:rFonts w:cs="Times New Roman"/>
+                <w:szCs w:val="24"/>
+              </w:rPr>
+              <w:t>latest</w:t>
+            </w:r>
+          </w:p>
+        </w:tc>
+        <w:tc>
+          <w:tcPr>
+            <w:tcW w:w="2338" w:type="dxa"/>
+          </w:tcPr>
+          <w:p>
+            <w:pPr>
+              <w:rPr>
+                <w:rFonts w:cs="Times New Roman"/>
+                <w:szCs w:val="24"/>
+              </w:rPr>
+            </w:pPr>
+            <w:r>
+              <w:rPr>
+                <w:rFonts w:cs="Times New Roman"/>
+                <w:szCs w:val="24"/>
+              </w:rPr>
+              <w:t>The UI toolkit for Android screens and components that is declarative.</w:t>
+            </w:r>
+          </w:p>
+        </w:tc>
+      </w:tr>
+      <w:tr>
+        <w:tc>
+          <w:tcPr>
+            <w:tcW w:w="2337" w:type="dxa"/>
+          </w:tcPr>
+          <w:p>
+            <w:pPr>
+              <w:rPr>
+                <w:rFonts w:cs="Times New Roman"/>
+                <w:szCs w:val="24"/>
+              </w:rPr>
+            </w:pPr>
+            <w:r>
+              <w:rPr>
+                <w:rFonts w:cs="Times New Roman"/>
+                <w:szCs w:val="24"/>
+              </w:rPr>
+              <w:t>Local Database</w:t>
+            </w:r>
+          </w:p>
+        </w:tc>
+        <w:tc>
+          <w:tcPr>
+            <w:tcW w:w="2337" w:type="dxa"/>
+          </w:tcPr>
+          <w:p>
+            <w:pPr>
+              <w:rPr>
+                <w:rFonts w:cs="Times New Roman"/>
+                <w:szCs w:val="24"/>
+              </w:rPr>
+            </w:pPr>
+            <w:proofErr w:type="gramStart"/>
+            <w:r>
+              <w:rPr>
+                <w:rFonts w:cs="Times New Roman"/>
+                <w:szCs w:val="24"/>
+              </w:rPr>
+              <w:t>Room(</w:t>
+            </w:r>
+            <w:proofErr w:type="gramEnd"/>
+            <w:r>
+              <w:rPr>
+                <w:rFonts w:cs="Times New Roman"/>
+                <w:szCs w:val="24"/>
+              </w:rPr>
+              <w:t>SQLite)</w:t>
+            </w:r>
+          </w:p>
+        </w:tc>
+        <w:tc>
+          <w:tcPr>
+            <w:tcW w:w="2338" w:type="dxa"/>
+          </w:tcPr>
+          <w:p>
+            <w:pPr>
+              <w:rPr>
+                <w:rFonts w:cs="Times New Roman"/>
+                <w:szCs w:val="24"/>
+              </w:rPr>
+            </w:pPr>
+            <w:r>
+              <w:rPr>
+                <w:rFonts w:cs="Times New Roman"/>
+                <w:szCs w:val="24"/>
+              </w:rPr>
+              <w:t>2.6.x</w:t>
+            </w:r>
+          </w:p>
+        </w:tc>
+        <w:tc>
+          <w:tcPr>
+            <w:tcW w:w="2338" w:type="dxa"/>
+          </w:tcPr>
+          <w:p>
+            <w:pPr>
+              <w:rPr>
+                <w:rFonts w:cs="Times New Roman"/>
+                <w:szCs w:val="24"/>
+              </w:rPr>
+            </w:pPr>
+            <w:r>
+              <w:rPr>
+                <w:rFonts w:cs="Times New Roman"/>
+                <w:szCs w:val="24"/>
+              </w:rPr>
+              <w:t>Android Jetpack ORM to persist data locally on device.</w:t>
+            </w:r>
+          </w:p>
+        </w:tc>
+      </w:tr>
+      <w:tr>
+        <w:tc>
+          <w:tcPr>
+            <w:tcW w:w="2337" w:type="dxa"/>
+          </w:tcPr>
+          <w:p>
+            <w:pPr>
+              <w:rPr>
+                <w:rFonts w:cs="Times New Roman"/>
+                <w:szCs w:val="24"/>
+              </w:rPr>
+            </w:pPr>
+            <w:r>
+              <w:rPr>
+                <w:rFonts w:cs="Times New Roman"/>
+                <w:szCs w:val="24"/>
+              </w:rPr>
+              <w:t>Authentication</w:t>
+            </w:r>
+          </w:p>
+        </w:tc>
+        <w:tc>
+          <w:tcPr>
+            <w:tcW w:w="2337" w:type="dxa"/>
+          </w:tcPr>
+          <w:p>
+            <w:pPr>
+              <w:rPr>
+                <w:rFonts w:cs="Times New Roman"/>
+                <w:szCs w:val="24"/>
+              </w:rPr>
+            </w:pPr>
+            <w:r>
+              <w:rPr>
+                <w:rFonts w:cs="Times New Roman"/>
+                <w:szCs w:val="24"/>
+              </w:rPr>
+              <w:t>Firebase Authentication</w:t>
+            </w:r>
+          </w:p>
+        </w:tc>
+        <w:tc>
+          <w:tcPr>
+            <w:tcW w:w="2338" w:type="dxa"/>
+          </w:tcPr>
+          <w:p>
+            <w:pPr>
+              <w:rPr>
+                <w:rFonts w:cs="Times New Roman"/>
+                <w:szCs w:val="24"/>
+              </w:rPr>
+            </w:pPr>
+            <w:r>
+              <w:rPr>
+                <w:rFonts w:cs="Times New Roman"/>
+                <w:szCs w:val="24"/>
+              </w:rPr>
+              <w:t>Latest</w:t>
+            </w:r>
+          </w:p>
+        </w:tc>
+        <w:tc>
+          <w:tcPr>
+            <w:tcW w:w="2338" w:type="dxa"/>
+          </w:tcPr>
+          <w:p>
+            <w:pPr>
+              <w:rPr>
+                <w:rFonts w:cs="Times New Roman"/>
+                <w:szCs w:val="24"/>
+              </w:rPr>
+            </w:pPr>
+            <w:r>
+              <w:rPr>
+                <w:rFonts w:cs="Times New Roman"/>
+                <w:szCs w:val="24"/>
+              </w:rPr>
+              <w:t>Email/password sign-in with OTP email verification for 2FA.</w:t>
+            </w:r>
+          </w:p>
+        </w:tc>
+      </w:tr>
+      <w:tr>
+        <w:tc>
+          <w:tcPr>
+            <w:tcW w:w="2337" w:type="dxa"/>
+          </w:tcPr>
+          <w:p>
+            <w:pPr>
+              <w:rPr>
+                <w:rFonts w:cs="Times New Roman"/>
+                <w:szCs w:val="24"/>
+              </w:rPr>
+            </w:pPr>
+            <w:r>
+              <w:rPr>
+                <w:rFonts w:cs="Times New Roman"/>
+                <w:szCs w:val="24"/>
+              </w:rPr>
+              <w:t>Backend / Cloud DB</w:t>
+            </w:r>
+          </w:p>
+        </w:tc>
+        <w:tc>
+          <w:tcPr>
+            <w:tcW w:w="2337" w:type="dxa"/>
+          </w:tcPr>
+          <w:p>
+            <w:pPr>
+              <w:rPr>
+                <w:rFonts w:cs="Times New Roman"/>
+                <w:szCs w:val="24"/>
+              </w:rPr>
+            </w:pPr>
+            <w:r>
+              <w:rPr>
+                <w:rFonts w:cs="Times New Roman"/>
+                <w:szCs w:val="24"/>
+              </w:rPr>
+              <w:t>Firebase Firestore</w:t>
+            </w:r>
+          </w:p>
+        </w:tc>
+        <w:tc>
+          <w:tcPr>
+            <w:tcW w:w="2338" w:type="dxa"/>
+          </w:tcPr>
+          <w:p>
+            <w:pPr>
+              <w:rPr>
+                <w:rFonts w:cs="Times New Roman"/>
+                <w:szCs w:val="24"/>
+              </w:rPr>
+            </w:pPr>
+            <w:r>
+              <w:rPr>
+                <w:rFonts w:cs="Times New Roman"/>
+                <w:szCs w:val="24"/>
+              </w:rPr>
+              <w:t>Latest</w:t>
+            </w:r>
+          </w:p>
+        </w:tc>
+        <w:tc>
+          <w:tcPr>
+            <w:tcW w:w="2338" w:type="dxa"/>
+          </w:tcPr>
+          <w:p>
+            <w:pPr>
+              <w:rPr>
+                <w:rFonts w:cs="Times New Roman"/>
+                <w:szCs w:val="24"/>
+              </w:rPr>
+            </w:pPr>
+            <w:r>
+              <w:rPr>
+                <w:rFonts w:cs="Times New Roman"/>
+                <w:szCs w:val="24"/>
+              </w:rPr>
+              <w:t xml:space="preserve">NoSQL cloud database for syncing food items, </w:t>
+            </w:r>
+            <w:r>
+              <w:rPr>
+                <w:rFonts w:cs="Times New Roman"/>
+                <w:szCs w:val="24"/>
+              </w:rPr>
+              <w:lastRenderedPageBreak/>
+              <w:t>donations, and notifications.</w:t>
+            </w:r>
+          </w:p>
+        </w:tc>
+      </w:tr>
+      <w:tr>
+        <w:tc>
+          <w:tcPr>
+            <w:tcW w:w="2337" w:type="dxa"/>
+          </w:tcPr>
+          <w:p>
+            <w:pPr>
+              <w:rPr>
+                <w:rFonts w:cs="Times New Roman"/>
+                <w:szCs w:val="24"/>
+              </w:rPr>
+            </w:pPr>
+            <w:r>
+              <w:rPr>
+                <w:rFonts w:cs="Times New Roman"/>
+                <w:szCs w:val="24"/>
+              </w:rPr>
+              <w:lastRenderedPageBreak/>
+              <w:t>Push Notifications</w:t>
+            </w:r>
+          </w:p>
+        </w:tc>
+        <w:tc>
+          <w:tcPr>
+            <w:tcW w:w="2337" w:type="dxa"/>
+          </w:tcPr>
+          <w:p>
+            <w:pPr>
+              <w:rPr>
+                <w:rFonts w:cs="Times New Roman"/>
+                <w:szCs w:val="24"/>
+              </w:rPr>
+            </w:pPr>
+            <w:r>
+              <w:rPr>
+                <w:rFonts w:cs="Times New Roman"/>
+                <w:szCs w:val="24"/>
+              </w:rPr>
+              <w:t>Firebase Cloud Messaging (FCM)</w:t>
+            </w:r>
+          </w:p>
+        </w:tc>
+        <w:tc>
+          <w:tcPr>
+            <w:tcW w:w="2338" w:type="dxa"/>
+          </w:tcPr>
+          <w:p>
+            <w:pPr>
+              <w:rPr>
+                <w:rFonts w:cs="Times New Roman"/>
+                <w:szCs w:val="24"/>
+              </w:rPr>
+            </w:pPr>
+            <w:r>
+              <w:rPr>
+                <w:rFonts w:cs="Times New Roman"/>
+                <w:szCs w:val="24"/>
+              </w:rPr>
+              <w:t>Latest</w:t>
+            </w:r>
+          </w:p>
+        </w:tc>
+        <w:tc>
+          <w:tcPr>
+            <w:tcW w:w="2338" w:type="dxa"/>
+          </w:tcPr>
+          <w:p>
+            <w:pPr>
+              <w:rPr>
+                <w:rFonts w:cs="Times New Roman"/>
+                <w:szCs w:val="24"/>
+              </w:rPr>
+            </w:pPr>
+            <w:r>
+              <w:rPr>
+                <w:rFonts w:cs="Times New Roman"/>
+                <w:szCs w:val="24"/>
+              </w:rPr>
+              <w:t>Push notifications for expiry alerts, donation claims, and meal reminders.</w:t>
+            </w:r>
+          </w:p>
+        </w:tc>
+      </w:tr>
+      <w:tr>
+        <w:tc>
+          <w:tcPr>
+            <w:tcW w:w="2337" w:type="dxa"/>
+          </w:tcPr>
+          <w:p>
+            <w:pPr>
+              <w:rPr>
+                <w:rFonts w:cs="Times New Roman"/>
+                <w:szCs w:val="24"/>
+              </w:rPr>
+            </w:pPr>
+            <w:r>
+              <w:rPr>
+                <w:rFonts w:cs="Times New Roman"/>
+                <w:szCs w:val="24"/>
+              </w:rPr>
+              <w:t>Navigation</w:t>
+            </w:r>
+          </w:p>
+        </w:tc>
+        <w:tc>
+          <w:tcPr>
+            <w:tcW w:w="2337" w:type="dxa"/>
+          </w:tcPr>
+          <w:p>
+            <w:pPr>
+              <w:rPr>
+                <w:rFonts w:cs="Times New Roman"/>
+                <w:szCs w:val="24"/>
+              </w:rPr>
+            </w:pPr>
+            <w:r>
+              <w:rPr>
+                <w:rFonts w:cs="Times New Roman"/>
+                <w:szCs w:val="24"/>
+              </w:rPr>
+              <w:t>Push notifications for expiry alerts, donation claims, and meal reminders.</w:t>
+            </w:r>
+          </w:p>
+        </w:tc>
+        <w:tc>
+          <w:tcPr>
+            <w:tcW w:w="2338" w:type="dxa"/>
+          </w:tcPr>
+          <w:p>
+            <w:pPr>
+              <w:rPr>
+                <w:rFonts w:cs="Times New Roman"/>
+                <w:szCs w:val="24"/>
+              </w:rPr>
+            </w:pPr>
+            <w:r>
+              <w:rPr>
+                <w:rFonts w:cs="Times New Roman"/>
+                <w:szCs w:val="24"/>
+              </w:rPr>
+              <w:t>2.7.x</w:t>
+            </w:r>
+          </w:p>
+        </w:tc>
+        <w:tc>
+          <w:tcPr>
+            <w:tcW w:w="2338" w:type="dxa"/>
+          </w:tcPr>
+          <w:p>
+            <w:pPr>
+              <w:rPr>
+                <w:rFonts w:cs="Times New Roman"/>
+                <w:szCs w:val="24"/>
+              </w:rPr>
+            </w:pPr>
+            <w:r>
+              <w:rPr>
+                <w:rFonts w:cs="Times New Roman"/>
+                <w:szCs w:val="24"/>
+              </w:rPr>
+              <w:t>In-app navigation between fragments/activities by NavGraph.</w:t>
+            </w:r>
+          </w:p>
+        </w:tc>
+      </w:tr>
+    </w:tbl>
+    <w:p/>
+    <w:p>
+      <w:pPr>
         <w:spacing w:line="360" w:lineRule="auto"/>
       </w:pPr>
     </w:p>
+    <w:p>
+      <w:pPr>
+        <w:pStyle w:val="Heading2"/>
+        <w:numPr>
+          <w:ilvl w:val="0"/>
+          <w:numId w:val="17"/>
+        </w:numPr>
+      </w:pPr>
+      <w:bookmarkStart w:id="9" w:name="_Toc232153575"/>
+      <w:r>
+        <w:t>Developer Hardware Specification</w:t>
+      </w:r>
+      <w:bookmarkEnd w:id="9"/>
+    </w:p>
+    <w:p/>
+    <w:tbl>
+      <w:tblPr>
+        <w:tblStyle w:val="TableGrid"/>
+        <w:tblW w:w="0" w:type="auto"/>
+        <w:tblLook w:val="04A0" w:firstRow="1" w:lastRow="0" w:firstColumn="1" w:lastColumn="0" w:noHBand="0" w:noVBand="1"/>
+      </w:tblPr>
+      <w:tblGrid>
+        <w:gridCol w:w="4675"/>
+        <w:gridCol w:w="4675"/>
+      </w:tblGrid>
+      <w:tr>
+        <w:tc>
+          <w:tcPr>
+            <w:tcW w:w="4675" w:type="dxa"/>
+          </w:tcPr>
+          <w:p>
+            <w:pPr>
+              <w:rPr>
+                <w:rFonts w:cs="Times New Roman"/>
+                <w:szCs w:val="24"/>
+              </w:rPr>
+            </w:pPr>
+            <w:r>
+              <w:rPr>
+                <w:rFonts w:cs="Times New Roman"/>
+                <w:szCs w:val="24"/>
+              </w:rPr>
+              <w:t>Hardware Spec</w:t>
+            </w:r>
+          </w:p>
+        </w:tc>
+        <w:tc>
+          <w:tcPr>
+            <w:tcW w:w="4675" w:type="dxa"/>
+          </w:tcPr>
+          <w:p>
+            <w:pPr>
+              <w:rPr>
+                <w:rFonts w:cs="Times New Roman"/>
+                <w:szCs w:val="24"/>
+              </w:rPr>
+            </w:pPr>
+            <w:r>
+              <w:rPr>
+                <w:rFonts w:cs="Times New Roman"/>
+                <w:szCs w:val="24"/>
+              </w:rPr>
+              <w:t>Details</w:t>
+            </w:r>
+          </w:p>
+        </w:tc>
+      </w:tr>
+      <w:tr>
+        <w:tc>
+          <w:tcPr>
+            <w:tcW w:w="4675" w:type="dxa"/>
+          </w:tcPr>
+          <w:p>
+            <w:pPr>
+              <w:rPr>
+                <w:rFonts w:cs="Times New Roman"/>
+                <w:szCs w:val="24"/>
+              </w:rPr>
+            </w:pPr>
+            <w:r>
+              <w:rPr>
+                <w:rFonts w:cs="Times New Roman"/>
+                <w:szCs w:val="24"/>
+              </w:rPr>
+              <w:t>Processor</w:t>
+            </w:r>
+          </w:p>
+        </w:tc>
+        <w:tc>
+          <w:tcPr>
+            <w:tcW w:w="4675" w:type="dxa"/>
+          </w:tcPr>
+          <w:p>
+            <w:pPr>
+              <w:rPr>
+                <w:rFonts w:cs="Times New Roman"/>
+                <w:szCs w:val="24"/>
+              </w:rPr>
+            </w:pPr>
+            <w:r>
+              <w:rPr>
+                <w:rFonts w:cs="Times New Roman"/>
+                <w:szCs w:val="24"/>
+              </w:rPr>
+              <w:t>Intel Core i5 (8th Gen) /equivalent AMD Ryzen 5</w:t>
+            </w:r>
+          </w:p>
+        </w:tc>
+      </w:tr>
+      <w:tr>
+        <w:tc>
+          <w:tcPr>
+            <w:tcW w:w="4675" w:type="dxa"/>
+          </w:tcPr>
+          <w:p>
+            <w:pPr>
+              <w:rPr>
+                <w:rFonts w:cs="Times New Roman"/>
+                <w:szCs w:val="24"/>
+              </w:rPr>
+            </w:pPr>
+            <w:r>
+              <w:rPr>
+                <w:rFonts w:cs="Times New Roman"/>
+                <w:szCs w:val="24"/>
+              </w:rPr>
+              <w:t>RAM</w:t>
+            </w:r>
+          </w:p>
+        </w:tc>
+        <w:tc>
+          <w:tcPr>
+            <w:tcW w:w="4675" w:type="dxa"/>
+          </w:tcPr>
+          <w:p>
+            <w:pPr>
+              <w:rPr>
+                <w:rFonts w:cs="Times New Roman"/>
+                <w:szCs w:val="24"/>
+              </w:rPr>
+            </w:pPr>
+            <w:r>
+              <w:rPr>
+                <w:rFonts w:cs="Times New Roman"/>
+                <w:szCs w:val="24"/>
+              </w:rPr>
+              <w:t>16 GB</w:t>
+            </w:r>
+          </w:p>
+        </w:tc>
+      </w:tr>
+      <w:tr>
+        <w:tc>
+          <w:tcPr>
+            <w:tcW w:w="4675" w:type="dxa"/>
+          </w:tcPr>
+          <w:p>
+            <w:pPr>
+              <w:rPr>
+                <w:rFonts w:cs="Times New Roman"/>
+                <w:szCs w:val="24"/>
+              </w:rPr>
+            </w:pPr>
+            <w:r>
+              <w:rPr>
+                <w:rFonts w:cs="Times New Roman"/>
+                <w:szCs w:val="24"/>
+              </w:rPr>
+              <w:t>Storage</w:t>
+            </w:r>
+          </w:p>
+        </w:tc>
+        <w:tc>
+          <w:tcPr>
+            <w:tcW w:w="4675" w:type="dxa"/>
+          </w:tcPr>
+          <w:p>
+            <w:pPr>
+              <w:rPr>
+                <w:rFonts w:cs="Times New Roman"/>
+                <w:szCs w:val="24"/>
+              </w:rPr>
+            </w:pPr>
+            <w:r>
+              <w:rPr>
+                <w:rFonts w:cs="Times New Roman"/>
+                <w:szCs w:val="24"/>
+              </w:rPr>
+              <w:t xml:space="preserve">256 GB </w:t>
+            </w:r>
+          </w:p>
+        </w:tc>
+      </w:tr>
+      <w:tr>
+        <w:tc>
+          <w:tcPr>
+            <w:tcW w:w="4675" w:type="dxa"/>
+          </w:tcPr>
+          <w:p>
+            <w:pPr>
+              <w:rPr>
+                <w:rFonts w:cs="Times New Roman"/>
+                <w:szCs w:val="24"/>
+              </w:rPr>
+            </w:pPr>
+            <w:r>
+              <w:rPr>
+                <w:rFonts w:cs="Times New Roman"/>
+                <w:szCs w:val="24"/>
+              </w:rPr>
+              <w:t>Operating System</w:t>
+            </w:r>
+          </w:p>
+        </w:tc>
+        <w:tc>
+          <w:tcPr>
+            <w:tcW w:w="4675" w:type="dxa"/>
+          </w:tcPr>
+          <w:p>
+            <w:pPr>
+              <w:rPr>
+                <w:rFonts w:cs="Times New Roman"/>
+                <w:szCs w:val="24"/>
+              </w:rPr>
+            </w:pPr>
+            <w:r>
+              <w:rPr>
+                <w:rFonts w:cs="Times New Roman"/>
+                <w:szCs w:val="24"/>
+              </w:rPr>
+              <w:t xml:space="preserve">Windows 10/11 </w:t>
+            </w:r>
+          </w:p>
+        </w:tc>
+      </w:tr>
+      <w:tr>
+        <w:tc>
+          <w:tcPr>
+            <w:tcW w:w="4675" w:type="dxa"/>
+          </w:tcPr>
+          <w:p>
+            <w:pPr>
+              <w:rPr>
+                <w:rFonts w:cs="Times New Roman"/>
+                <w:szCs w:val="24"/>
+              </w:rPr>
+            </w:pPr>
+            <w:r>
+              <w:rPr>
+                <w:rFonts w:cs="Times New Roman"/>
+                <w:szCs w:val="24"/>
+              </w:rPr>
+              <w:t>Android Device/Emulator</w:t>
+            </w:r>
+          </w:p>
+        </w:tc>
+        <w:tc>
+          <w:tcPr>
+            <w:tcW w:w="4675" w:type="dxa"/>
+          </w:tcPr>
+          <w:p>
+            <w:pPr>
+              <w:rPr>
+                <w:rFonts w:cs="Times New Roman"/>
+                <w:szCs w:val="24"/>
+              </w:rPr>
+            </w:pPr>
+            <w:r>
+              <w:rPr>
+                <w:rFonts w:cs="Times New Roman"/>
+                <w:szCs w:val="24"/>
+              </w:rPr>
+              <w:t>Android 10+ (API 29+) physical device or Android Studio AVD emulator</w:t>
+            </w:r>
+          </w:p>
+        </w:tc>
+      </w:tr>
+      <w:tr>
+        <w:tc>
+          <w:tcPr>
+            <w:tcW w:w="4675" w:type="dxa"/>
+          </w:tcPr>
+          <w:p>
+            <w:pPr>
+              <w:rPr>
+                <w:rFonts w:cs="Times New Roman"/>
+                <w:szCs w:val="24"/>
+              </w:rPr>
+            </w:pPr>
+            <w:r>
+              <w:rPr>
+                <w:rFonts w:cs="Times New Roman"/>
+                <w:szCs w:val="24"/>
+              </w:rPr>
+              <w:t>Internet</w:t>
+            </w:r>
+          </w:p>
+        </w:tc>
+        <w:tc>
+          <w:tcPr>
+            <w:tcW w:w="4675" w:type="dxa"/>
+          </w:tcPr>
+          <w:p>
+            <w:pPr>
+              <w:rPr>
+                <w:rFonts w:cs="Times New Roman"/>
+                <w:szCs w:val="24"/>
+              </w:rPr>
+            </w:pPr>
+            <w:r>
+              <w:rPr>
+                <w:rFonts w:cs="Times New Roman"/>
+                <w:szCs w:val="24"/>
+              </w:rPr>
+              <w:t>Stable Broadband - GitHub Collaboration and Firebase sync</w:t>
+            </w:r>
+          </w:p>
+        </w:tc>
+      </w:tr>
+    </w:tbl>
+    <w:p/>
+    <w:p>
+      <w:r>
+        <w:br w:type="page"/>
+      </w:r>
+    </w:p>
+    <w:p>
+      <w:pPr>
+        <w:pStyle w:val="Heading2"/>
+        <w:numPr>
+          <w:ilvl w:val="0"/>
+          <w:numId w:val="17"/>
+        </w:numPr>
+      </w:pPr>
+      <w:bookmarkStart w:id="10" w:name="_Toc232153576"/>
+      <w:r>
+        <w:lastRenderedPageBreak/>
+        <w:t>Demonstration Platfrom</w:t>
+      </w:r>
+      <w:bookmarkEnd w:id="10"/>
+    </w:p>
+    <w:p/>
+    <w:tbl>
+      <w:tblPr>
+        <w:tblStyle w:val="TableGrid"/>
+        <w:tblW w:w="0" w:type="auto"/>
+        <w:tblLook w:val="04A0" w:firstRow="1" w:lastRow="0" w:firstColumn="1" w:lastColumn="0" w:noHBand="0" w:noVBand="1"/>
+      </w:tblPr>
+      <w:tblGrid>
+        <w:gridCol w:w="2337"/>
+        <w:gridCol w:w="2337"/>
+        <w:gridCol w:w="2338"/>
+        <w:gridCol w:w="2338"/>
+      </w:tblGrid>
+      <w:tr>
+        <w:tc>
+          <w:tcPr>
+            <w:tcW w:w="2337" w:type="dxa"/>
+          </w:tcPr>
+          <w:p>
+            <w:pPr>
+              <w:rPr>
+                <w:rFonts w:cs="Times New Roman"/>
+                <w:szCs w:val="24"/>
+              </w:rPr>
+            </w:pPr>
+            <w:r>
+              <w:rPr>
+                <w:rFonts w:cs="Times New Roman"/>
+                <w:szCs w:val="24"/>
+              </w:rPr>
+              <w:t>Criteria</w:t>
+            </w:r>
+          </w:p>
+        </w:tc>
+        <w:tc>
+          <w:tcPr>
+            <w:tcW w:w="2337" w:type="dxa"/>
+          </w:tcPr>
+          <w:p>
+            <w:pPr>
+              <w:rPr>
+                <w:rFonts w:cs="Times New Roman"/>
+                <w:szCs w:val="24"/>
+              </w:rPr>
+            </w:pPr>
+            <w:r>
+              <w:rPr>
+                <w:rFonts w:cs="Times New Roman"/>
+                <w:szCs w:val="24"/>
+              </w:rPr>
+              <w:t>Tool</w:t>
+            </w:r>
+          </w:p>
+        </w:tc>
+        <w:tc>
+          <w:tcPr>
+            <w:tcW w:w="2338" w:type="dxa"/>
+          </w:tcPr>
+          <w:p>
+            <w:pPr>
+              <w:rPr>
+                <w:rFonts w:cs="Times New Roman"/>
+                <w:szCs w:val="24"/>
+              </w:rPr>
+            </w:pPr>
+            <w:r>
+              <w:rPr>
+                <w:rFonts w:cs="Times New Roman"/>
+                <w:szCs w:val="24"/>
+              </w:rPr>
+              <w:t>Version</w:t>
+            </w:r>
+          </w:p>
+        </w:tc>
+        <w:tc>
+          <w:tcPr>
+            <w:tcW w:w="2338" w:type="dxa"/>
+          </w:tcPr>
+          <w:p>
+            <w:pPr>
+              <w:rPr>
+                <w:rFonts w:cs="Times New Roman"/>
+                <w:szCs w:val="24"/>
+              </w:rPr>
+            </w:pPr>
+            <w:r>
+              <w:rPr>
+                <w:rFonts w:cs="Times New Roman"/>
+                <w:szCs w:val="24"/>
+              </w:rPr>
+              <w:t>Description</w:t>
+            </w:r>
+          </w:p>
+        </w:tc>
+      </w:tr>
+      <w:tr>
+        <w:tc>
+          <w:tcPr>
+            <w:tcW w:w="2337" w:type="dxa"/>
+          </w:tcPr>
+          <w:p>
+            <w:pPr>
+              <w:rPr>
+                <w:rFonts w:cs="Times New Roman"/>
+                <w:szCs w:val="24"/>
+              </w:rPr>
+            </w:pPr>
+            <w:r>
+              <w:rPr>
+                <w:rFonts w:cs="Times New Roman"/>
+                <w:szCs w:val="24"/>
+              </w:rPr>
+              <w:t>Demo Device</w:t>
+            </w:r>
+          </w:p>
+        </w:tc>
+        <w:tc>
+          <w:tcPr>
+            <w:tcW w:w="2337" w:type="dxa"/>
+          </w:tcPr>
+          <w:p>
+            <w:pPr>
+              <w:rPr>
+                <w:rFonts w:cs="Times New Roman"/>
+                <w:szCs w:val="24"/>
+              </w:rPr>
+            </w:pPr>
+            <w:r>
+              <w:rPr>
+                <w:rFonts w:cs="Times New Roman"/>
+                <w:szCs w:val="24"/>
+              </w:rPr>
+              <w:t>Android Emulator (AVD) or Physical Android Device</w:t>
+            </w:r>
+          </w:p>
+        </w:tc>
+        <w:tc>
+          <w:tcPr>
+            <w:tcW w:w="2338" w:type="dxa"/>
+          </w:tcPr>
+          <w:p>
+            <w:pPr>
+              <w:rPr>
+                <w:rFonts w:cs="Times New Roman"/>
+                <w:szCs w:val="24"/>
+              </w:rPr>
+            </w:pPr>
+            <w:r>
+              <w:rPr>
+                <w:rFonts w:cs="Times New Roman"/>
+                <w:szCs w:val="24"/>
+              </w:rPr>
+              <w:t>Android 10+ / API 29+.</w:t>
+            </w:r>
+          </w:p>
+        </w:tc>
+        <w:tc>
+          <w:tcPr>
+            <w:tcW w:w="2338" w:type="dxa"/>
+          </w:tcPr>
+          <w:p>
+            <w:pPr>
+              <w:rPr>
+                <w:rFonts w:cs="Times New Roman"/>
+                <w:szCs w:val="24"/>
+              </w:rPr>
+            </w:pPr>
+            <w:r>
+              <w:rPr>
+                <w:rFonts w:cs="Times New Roman"/>
+                <w:szCs w:val="24"/>
+              </w:rPr>
+              <w:t>Primary platform to run and demonstrate the EcoPantry app</w:t>
+            </w:r>
+          </w:p>
+        </w:tc>
+      </w:tr>
+      <w:tr>
+        <w:tc>
+          <w:tcPr>
+            <w:tcW w:w="2337" w:type="dxa"/>
+          </w:tcPr>
+          <w:p>
+            <w:pPr>
+              <w:rPr>
+                <w:rFonts w:cs="Times New Roman"/>
+                <w:szCs w:val="24"/>
+              </w:rPr>
+            </w:pPr>
+            <w:r>
+              <w:rPr>
+                <w:rFonts w:cs="Times New Roman"/>
+                <w:szCs w:val="24"/>
+              </w:rPr>
+              <w:t>IDE / Run Config</w:t>
+            </w:r>
+          </w:p>
+        </w:tc>
+        <w:tc>
+          <w:tcPr>
+            <w:tcW w:w="2337" w:type="dxa"/>
+          </w:tcPr>
+          <w:p>
+            <w:pPr>
+              <w:rPr>
+                <w:rFonts w:cs="Times New Roman"/>
+                <w:szCs w:val="24"/>
+              </w:rPr>
+            </w:pPr>
+            <w:r>
+              <w:rPr>
+                <w:rFonts w:cs="Times New Roman"/>
+                <w:szCs w:val="24"/>
+              </w:rPr>
+              <w:t>Android Studio – Run/Debug</w:t>
+            </w:r>
+          </w:p>
+        </w:tc>
+        <w:tc>
+          <w:tcPr>
+            <w:tcW w:w="2338" w:type="dxa"/>
+          </w:tcPr>
+          <w:p>
+            <w:pPr>
+              <w:rPr>
+                <w:rFonts w:cs="Times New Roman"/>
+                <w:szCs w:val="24"/>
+              </w:rPr>
+            </w:pPr>
+            <w:r>
+              <w:rPr>
+                <w:rFonts w:cs="Times New Roman"/>
+                <w:szCs w:val="24"/>
+              </w:rPr>
+              <w:t>Hedgehog 2023.1+</w:t>
+            </w:r>
+          </w:p>
+        </w:tc>
+        <w:tc>
+          <w:tcPr>
+            <w:tcW w:w="2338" w:type="dxa"/>
+          </w:tcPr>
+          <w:p>
+            <w:pPr>
+              <w:rPr>
+                <w:rFonts w:cs="Times New Roman"/>
+                <w:szCs w:val="24"/>
+              </w:rPr>
+            </w:pPr>
+            <w:r>
+              <w:rPr>
+                <w:rFonts w:cs="Times New Roman"/>
+                <w:szCs w:val="24"/>
+              </w:rPr>
+              <w:t>Launch app on emulator or connected device via USB debugging</w:t>
+            </w:r>
+          </w:p>
+        </w:tc>
+      </w:tr>
+      <w:tr>
+        <w:tc>
+          <w:tcPr>
+            <w:tcW w:w="2337" w:type="dxa"/>
+          </w:tcPr>
+          <w:p>
+            <w:pPr>
+              <w:rPr>
+                <w:rFonts w:cs="Times New Roman"/>
+                <w:szCs w:val="24"/>
+              </w:rPr>
+            </w:pPr>
+            <w:r>
+              <w:rPr>
+                <w:rFonts w:cs="Times New Roman"/>
+                <w:szCs w:val="24"/>
+              </w:rPr>
+              <w:t>Cloud Backend</w:t>
+            </w:r>
+          </w:p>
+        </w:tc>
+        <w:tc>
+          <w:tcPr>
+            <w:tcW w:w="2337" w:type="dxa"/>
+          </w:tcPr>
+          <w:p>
+            <w:pPr>
+              <w:rPr>
+                <w:rFonts w:cs="Times New Roman"/>
+                <w:szCs w:val="24"/>
+              </w:rPr>
+            </w:pPr>
+            <w:r>
+              <w:rPr>
+                <w:rFonts w:cs="Times New Roman"/>
+                <w:szCs w:val="24"/>
+              </w:rPr>
+              <w:t>Firebase Console</w:t>
+            </w:r>
+          </w:p>
+        </w:tc>
+        <w:tc>
+          <w:tcPr>
+            <w:tcW w:w="2338" w:type="dxa"/>
+          </w:tcPr>
+          <w:p>
+            <w:pPr>
+              <w:rPr>
+                <w:rFonts w:cs="Times New Roman"/>
+                <w:szCs w:val="24"/>
+              </w:rPr>
+            </w:pPr>
+            <w:r>
+              <w:rPr>
+                <w:rFonts w:cs="Times New Roman"/>
+                <w:szCs w:val="24"/>
+              </w:rPr>
+              <w:t>Latest</w:t>
+            </w:r>
+          </w:p>
+        </w:tc>
+        <w:tc>
+          <w:tcPr>
+            <w:tcW w:w="2338" w:type="dxa"/>
+          </w:tcPr>
+          <w:p>
+            <w:pPr>
+              <w:rPr>
+                <w:rFonts w:cs="Times New Roman"/>
+                <w:szCs w:val="24"/>
+              </w:rPr>
+            </w:pPr>
+            <w:r>
+              <w:rPr>
+                <w:rFonts w:cs="Times New Roman"/>
+                <w:szCs w:val="24"/>
+              </w:rPr>
+              <w:t>Firebase Firestore and Auth used live in demo for data sync and login.</w:t>
+            </w:r>
+          </w:p>
+        </w:tc>
+      </w:tr>
+      <w:tr>
+        <w:tc>
+          <w:tcPr>
+            <w:tcW w:w="2337" w:type="dxa"/>
+          </w:tcPr>
+          <w:p>
+            <w:pPr>
+              <w:rPr>
+                <w:rFonts w:cs="Times New Roman"/>
+                <w:szCs w:val="24"/>
+              </w:rPr>
+            </w:pPr>
+            <w:r>
+              <w:rPr>
+                <w:rFonts w:cs="Times New Roman"/>
+                <w:szCs w:val="24"/>
+              </w:rPr>
+              <w:t>Screen Mirroring</w:t>
+            </w:r>
+          </w:p>
+        </w:tc>
+        <w:tc>
+          <w:tcPr>
+            <w:tcW w:w="2337" w:type="dxa"/>
+          </w:tcPr>
+          <w:p>
+            <w:pPr>
+              <w:rPr>
+                <w:rFonts w:cs="Times New Roman"/>
+                <w:szCs w:val="24"/>
+              </w:rPr>
+            </w:pPr>
+          </w:p>
+        </w:tc>
+        <w:tc>
+          <w:tcPr>
+            <w:tcW w:w="2338" w:type="dxa"/>
+          </w:tcPr>
+          <w:p>
+            <w:pPr>
+              <w:rPr>
+                <w:rFonts w:cs="Times New Roman"/>
+                <w:szCs w:val="24"/>
+              </w:rPr>
+            </w:pPr>
+            <w:r>
+              <w:rPr>
+                <w:rFonts w:cs="Times New Roman"/>
+                <w:szCs w:val="24"/>
+              </w:rPr>
+              <w:t>latest</w:t>
+            </w:r>
+          </w:p>
+        </w:tc>
+        <w:tc>
+          <w:tcPr>
+            <w:tcW w:w="2338" w:type="dxa"/>
+          </w:tcPr>
+          <w:p>
+            <w:pPr>
+              <w:rPr>
+                <w:rFonts w:cs="Times New Roman"/>
+                <w:szCs w:val="24"/>
+              </w:rPr>
+            </w:pPr>
+            <w:r>
+              <w:rPr>
+                <w:rFonts w:cs="Times New Roman"/>
+                <w:szCs w:val="24"/>
+              </w:rPr>
+              <w:t>Mirrors the screen of Android device to a laptop for presentation.</w:t>
+            </w:r>
+          </w:p>
+        </w:tc>
+      </w:tr>
+    </w:tbl>
+    <w:p/>
     <w:p>
       <w:pPr>
         <w:pStyle w:val="ListParagraph"/>
@@ -1580,34 +6821,900 @@
         <w:spacing w:line="360" w:lineRule="auto"/>
       </w:pPr>
       <w:r>
-        <w:br w:type="page"/>
+        <w:t>b.</w:t>
       </w:r>
     </w:p>
     <w:p>
+      <w:r>
+        <w:br w:type="page"/>
+      </w:r>
+    </w:p>
+    <w:p>
+      <w:pPr>
+        <w:pStyle w:val="Heading1"/>
+      </w:pPr>
+      <w:bookmarkStart w:id="11" w:name="_Toc232153577"/>
+      <w:r>
+        <w:lastRenderedPageBreak/>
+        <w:t>Risk Management</w:t>
+      </w:r>
+      <w:bookmarkEnd w:id="11"/>
+    </w:p>
+    <w:p>
+      <w:r>
+        <w:t>Below is a list of identified, assessed and identified mitigation and contingency strategies for EcoPantry</w:t>
+      </w:r>
+      <w:r>
+        <w:t>.</w:t>
+      </w:r>
+    </w:p>
+    <w:p/>
+    <w:p/>
+    <w:tbl>
+      <w:tblPr>
+        <w:tblStyle w:val="TableGrid"/>
+        <w:tblW w:w="0" w:type="auto"/>
+        <w:tblLook w:val="04A0" w:firstRow="1" w:lastRow="0" w:firstColumn="1" w:lastColumn="0" w:noHBand="0" w:noVBand="1"/>
+      </w:tblPr>
+      <w:tblGrid>
+        <w:gridCol w:w="2337"/>
+        <w:gridCol w:w="2337"/>
+        <w:gridCol w:w="2338"/>
+        <w:gridCol w:w="2338"/>
+      </w:tblGrid>
+      <w:tr>
+        <w:tc>
+          <w:tcPr>
+            <w:tcW w:w="2337" w:type="dxa"/>
+          </w:tcPr>
+          <w:p>
+            <w:pPr>
+              <w:rPr>
+                <w:rFonts w:cs="Times New Roman"/>
+                <w:szCs w:val="24"/>
+              </w:rPr>
+            </w:pPr>
+            <w:r>
+              <w:rPr>
+                <w:rFonts w:cs="Times New Roman"/>
+                <w:szCs w:val="24"/>
+              </w:rPr>
+              <w:t>Risk Name</w:t>
+            </w:r>
+          </w:p>
+        </w:tc>
+        <w:tc>
+          <w:tcPr>
+            <w:tcW w:w="2337" w:type="dxa"/>
+          </w:tcPr>
+          <w:p>
+            <w:pPr>
+              <w:rPr>
+                <w:rFonts w:cs="Times New Roman"/>
+                <w:szCs w:val="24"/>
+              </w:rPr>
+            </w:pPr>
+            <w:r>
+              <w:rPr>
+                <w:rFonts w:cs="Times New Roman"/>
+                <w:szCs w:val="24"/>
+              </w:rPr>
+              <w:t>Description</w:t>
+            </w:r>
+          </w:p>
+        </w:tc>
+        <w:tc>
+          <w:tcPr>
+            <w:tcW w:w="2338" w:type="dxa"/>
+          </w:tcPr>
+          <w:p>
+            <w:pPr>
+              <w:rPr>
+                <w:rFonts w:cs="Times New Roman"/>
+                <w:szCs w:val="24"/>
+              </w:rPr>
+            </w:pPr>
+            <w:r>
+              <w:rPr>
+                <w:rFonts w:cs="Times New Roman"/>
+                <w:szCs w:val="24"/>
+              </w:rPr>
+              <w:t>Probability</w:t>
+            </w:r>
+          </w:p>
+        </w:tc>
+        <w:tc>
+          <w:tcPr>
+            <w:tcW w:w="2338" w:type="dxa"/>
+          </w:tcPr>
+          <w:p>
+            <w:pPr>
+              <w:rPr>
+                <w:rFonts w:cs="Times New Roman"/>
+                <w:szCs w:val="24"/>
+              </w:rPr>
+            </w:pPr>
+            <w:r>
+              <w:rPr>
+                <w:rFonts w:cs="Times New Roman"/>
+                <w:szCs w:val="24"/>
+              </w:rPr>
+              <w:t>Mitigation</w:t>
+            </w:r>
+          </w:p>
+        </w:tc>
+      </w:tr>
+      <w:tr>
+        <w:tc>
+          <w:tcPr>
+            <w:tcW w:w="2337" w:type="dxa"/>
+          </w:tcPr>
+          <w:p>
+            <w:pPr>
+              <w:rPr>
+                <w:rFonts w:cs="Times New Roman"/>
+                <w:szCs w:val="24"/>
+              </w:rPr>
+            </w:pPr>
+            <w:r>
+              <w:rPr>
+                <w:rFonts w:cs="Times New Roman"/>
+                <w:szCs w:val="24"/>
+              </w:rPr>
+              <w:t>Team member unavailability</w:t>
+            </w:r>
+          </w:p>
+        </w:tc>
+        <w:tc>
+          <w:tcPr>
+            <w:tcW w:w="2337" w:type="dxa"/>
+          </w:tcPr>
+          <w:p>
+            <w:pPr>
+              <w:rPr>
+                <w:rFonts w:cs="Times New Roman"/>
+                <w:szCs w:val="24"/>
+              </w:rPr>
+            </w:pPr>
+            <w:r>
+              <w:rPr>
+                <w:rFonts w:cs="Times New Roman"/>
+                <w:szCs w:val="24"/>
+              </w:rPr>
+              <w:t>A team member is unavailable because of illness, other commitments, withdrawal from course etc. which results in a team with reduced capacity</w:t>
+            </w:r>
+          </w:p>
+        </w:tc>
+        <w:tc>
+          <w:tcPr>
+            <w:tcW w:w="2338" w:type="dxa"/>
+          </w:tcPr>
+          <w:p>
+            <w:pPr>
+              <w:rPr>
+                <w:rFonts w:cs="Times New Roman"/>
+                <w:szCs w:val="24"/>
+              </w:rPr>
+            </w:pPr>
+            <w:r>
+              <w:rPr>
+                <w:rFonts w:cs="Times New Roman"/>
+                <w:szCs w:val="24"/>
+              </w:rPr>
+              <w:t>Medium</w:t>
+            </w:r>
+          </w:p>
+        </w:tc>
+        <w:tc>
+          <w:tcPr>
+            <w:tcW w:w="2338" w:type="dxa"/>
+          </w:tcPr>
+          <w:p>
+            <w:pPr>
+              <w:rPr>
+                <w:rFonts w:cs="Times New Roman"/>
+                <w:szCs w:val="24"/>
+              </w:rPr>
+            </w:pPr>
+            <w:r>
+              <w:rPr>
+                <w:rStyle w:val="cursor-pointer"/>
+                <w:rFonts w:cs="Times New Roman"/>
+                <w:szCs w:val="24"/>
+              </w:rPr>
+              <w:t>Designate back-up roles to other participants.</w:t>
+            </w:r>
+            <w:r>
+              <w:rPr>
+                <w:rFonts w:cs="Times New Roman"/>
+                <w:szCs w:val="24"/>
+              </w:rPr>
+              <w:t xml:space="preserve"> </w:t>
+            </w:r>
+            <w:r>
+              <w:rPr>
+                <w:rStyle w:val="cursor-pointer"/>
+                <w:rFonts w:cs="Times New Roman"/>
+                <w:szCs w:val="24"/>
+              </w:rPr>
+              <w:t>Keep the documentation available for sharing and redistribution of tasks.</w:t>
+            </w:r>
+            <w:r>
+              <w:rPr>
+                <w:rFonts w:cs="Times New Roman"/>
+                <w:szCs w:val="24"/>
+              </w:rPr>
+              <w:t xml:space="preserve"> </w:t>
+            </w:r>
+            <w:r>
+              <w:rPr>
+                <w:rStyle w:val="cursor-pointer"/>
+                <w:rFonts w:cs="Times New Roman"/>
+                <w:szCs w:val="24"/>
+              </w:rPr>
+              <w:t>Let the lecturer know right away.</w:t>
+            </w:r>
+          </w:p>
+        </w:tc>
+      </w:tr>
+      <w:tr>
+        <w:tc>
+          <w:tcPr>
+            <w:tcW w:w="2337" w:type="dxa"/>
+          </w:tcPr>
+          <w:p>
+            <w:pPr>
+              <w:rPr>
+                <w:rFonts w:cs="Times New Roman"/>
+                <w:szCs w:val="24"/>
+              </w:rPr>
+            </w:pPr>
+            <w:r>
+              <w:rPr>
+                <w:rFonts w:cs="Times New Roman"/>
+                <w:szCs w:val="24"/>
+              </w:rPr>
+              <w:t>Scope Creep</w:t>
+            </w:r>
+          </w:p>
+        </w:tc>
+        <w:tc>
+          <w:tcPr>
+            <w:tcW w:w="2337" w:type="dxa"/>
+          </w:tcPr>
+          <w:p>
+            <w:pPr>
+              <w:rPr>
+                <w:rFonts w:cs="Times New Roman"/>
+                <w:szCs w:val="24"/>
+              </w:rPr>
+            </w:pPr>
+            <w:r>
+              <w:rPr>
+                <w:rFonts w:cs="Times New Roman"/>
+                <w:szCs w:val="24"/>
+              </w:rPr>
+              <w:t>New features or requirements are added to the project at some point during its life cycle which extends the project timeline</w:t>
+            </w:r>
+          </w:p>
+        </w:tc>
+        <w:tc>
+          <w:tcPr>
+            <w:tcW w:w="2338" w:type="dxa"/>
+          </w:tcPr>
+          <w:p>
+            <w:pPr>
+              <w:rPr>
+                <w:rFonts w:cs="Times New Roman"/>
+                <w:szCs w:val="24"/>
+              </w:rPr>
+            </w:pPr>
+            <w:r>
+              <w:rPr>
+                <w:rFonts w:cs="Times New Roman"/>
+                <w:szCs w:val="24"/>
+              </w:rPr>
+              <w:t>Medium</w:t>
+            </w:r>
+          </w:p>
+        </w:tc>
+        <w:tc>
+          <w:tcPr>
+            <w:tcW w:w="2338" w:type="dxa"/>
+          </w:tcPr>
+          <w:p>
+            <w:pPr>
+              <w:rPr>
+                <w:rFonts w:cs="Times New Roman"/>
+                <w:szCs w:val="24"/>
+              </w:rPr>
+            </w:pPr>
+            <w:r>
+              <w:rPr>
+                <w:rStyle w:val="cursor-pointer"/>
+                <w:rFonts w:cs="Times New Roman"/>
+                <w:szCs w:val="24"/>
+              </w:rPr>
+              <w:t>Follow agreed scope of work document strictly.</w:t>
+            </w:r>
+            <w:r>
+              <w:rPr>
+                <w:rFonts w:cs="Times New Roman"/>
+                <w:szCs w:val="24"/>
+              </w:rPr>
+              <w:t xml:space="preserve"> </w:t>
+            </w:r>
+            <w:r>
+              <w:rPr>
+                <w:rStyle w:val="cursor-pointer"/>
+                <w:rFonts w:cs="Times New Roman"/>
+                <w:szCs w:val="24"/>
+              </w:rPr>
+              <w:t>Think about the impact of any changes requested against timelines before accepting.</w:t>
+            </w:r>
+            <w:r>
+              <w:rPr>
+                <w:rFonts w:cs="Times New Roman"/>
+                <w:szCs w:val="24"/>
+              </w:rPr>
+              <w:t xml:space="preserve"> </w:t>
+            </w:r>
+            <w:r>
+              <w:rPr>
+                <w:rStyle w:val="cursor-pointer"/>
+                <w:rFonts w:cs="Times New Roman"/>
+                <w:szCs w:val="24"/>
+              </w:rPr>
+              <w:t>Track and manage changes in GitHub issues.</w:t>
+            </w:r>
+          </w:p>
+        </w:tc>
+      </w:tr>
+      <w:tr>
+        <w:tc>
+          <w:tcPr>
+            <w:tcW w:w="2337" w:type="dxa"/>
+          </w:tcPr>
+          <w:p>
+            <w:pPr>
+              <w:rPr>
+                <w:rFonts w:cs="Times New Roman"/>
+                <w:szCs w:val="24"/>
+              </w:rPr>
+            </w:pPr>
+            <w:r>
+              <w:rPr>
+                <w:rFonts w:cs="Times New Roman"/>
+                <w:szCs w:val="24"/>
+              </w:rPr>
+              <w:t>Tool or Technology learning curve</w:t>
+            </w:r>
+          </w:p>
+        </w:tc>
+        <w:tc>
+          <w:tcPr>
+            <w:tcW w:w="2337" w:type="dxa"/>
+          </w:tcPr>
+          <w:p>
+            <w:pPr>
+              <w:rPr>
+                <w:rFonts w:cs="Times New Roman"/>
+                <w:szCs w:val="24"/>
+              </w:rPr>
+            </w:pPr>
+            <w:r>
+              <w:rPr>
+                <w:rFonts w:cs="Times New Roman"/>
+                <w:szCs w:val="24"/>
+              </w:rPr>
+              <w:t>In the initial iterations, team members might not know Kotlin, Jetpack Compose, Room, or Firebase, causing progress to be slow.</w:t>
+            </w:r>
+          </w:p>
+        </w:tc>
+        <w:tc>
+          <w:tcPr>
+            <w:tcW w:w="2338" w:type="dxa"/>
+          </w:tcPr>
+          <w:p>
+            <w:pPr>
+              <w:rPr>
+                <w:rFonts w:cs="Times New Roman"/>
+                <w:szCs w:val="24"/>
+              </w:rPr>
+            </w:pPr>
+            <w:r>
+              <w:rPr>
+                <w:rFonts w:cs="Times New Roman"/>
+                <w:szCs w:val="24"/>
+              </w:rPr>
+              <w:t>High</w:t>
+            </w:r>
+          </w:p>
+        </w:tc>
+        <w:tc>
+          <w:tcPr>
+            <w:tcW w:w="2338" w:type="dxa"/>
+          </w:tcPr>
+          <w:p>
+            <w:pPr>
+              <w:rPr>
+                <w:rFonts w:cs="Times New Roman"/>
+                <w:szCs w:val="24"/>
+              </w:rPr>
+            </w:pPr>
+            <w:r>
+              <w:rPr>
+                <w:rStyle w:val="cursor-pointer"/>
+                <w:rFonts w:cs="Times New Roman"/>
+                <w:szCs w:val="24"/>
+              </w:rPr>
+              <w:t>Take Week 1 to learn on your own with the Android developer documentation and tutorials on Firebase.</w:t>
+            </w:r>
+            <w:r>
+              <w:rPr>
+                <w:rFonts w:cs="Times New Roman"/>
+                <w:szCs w:val="24"/>
+              </w:rPr>
+              <w:t xml:space="preserve"> Use pair programming. </w:t>
+            </w:r>
+            <w:r>
+              <w:rPr>
+                <w:rStyle w:val="cursor-pointer"/>
+                <w:rFonts w:cs="Times New Roman"/>
+                <w:szCs w:val="24"/>
+              </w:rPr>
+              <w:t>If Compose is too difficult, switch back to XML layouts.</w:t>
+            </w:r>
+          </w:p>
+        </w:tc>
+      </w:tr>
+      <w:tr>
+        <w:tc>
+          <w:tcPr>
+            <w:tcW w:w="2337" w:type="dxa"/>
+          </w:tcPr>
+          <w:p>
+            <w:pPr>
+              <w:rPr>
+                <w:rFonts w:cs="Times New Roman"/>
+                <w:szCs w:val="24"/>
+              </w:rPr>
+            </w:pPr>
+            <w:r>
+              <w:rPr>
+                <w:rFonts w:cs="Times New Roman"/>
+                <w:szCs w:val="24"/>
+              </w:rPr>
+              <w:t>Data Loss / Version Conflict</w:t>
+            </w:r>
+          </w:p>
+        </w:tc>
+        <w:tc>
+          <w:tcPr>
+            <w:tcW w:w="2337" w:type="dxa"/>
+          </w:tcPr>
+          <w:p>
+            <w:pPr>
+              <w:rPr>
+                <w:rFonts w:cs="Times New Roman"/>
+                <w:szCs w:val="24"/>
+              </w:rPr>
+            </w:pPr>
+            <w:r>
+              <w:rPr>
+                <w:rFonts w:cs="Times New Roman"/>
+                <w:szCs w:val="24"/>
+              </w:rPr>
+              <w:t>If someone accidentally deletes a file or if there are conflicts in versioning on GitHub, there is a risk of losing work.</w:t>
+            </w:r>
+          </w:p>
+        </w:tc>
+        <w:tc>
+          <w:tcPr>
+            <w:tcW w:w="2338" w:type="dxa"/>
+          </w:tcPr>
+          <w:p>
+            <w:pPr>
+              <w:rPr>
+                <w:rFonts w:cs="Times New Roman"/>
+                <w:szCs w:val="24"/>
+              </w:rPr>
+            </w:pPr>
+            <w:r>
+              <w:rPr>
+                <w:rFonts w:cs="Times New Roman"/>
+                <w:szCs w:val="24"/>
+              </w:rPr>
+              <w:t>Medium</w:t>
+            </w:r>
+          </w:p>
+        </w:tc>
+        <w:tc>
+          <w:tcPr>
+            <w:tcW w:w="2338" w:type="dxa"/>
+          </w:tcPr>
+          <w:p>
+            <w:pPr>
+              <w:rPr>
+                <w:rFonts w:cs="Times New Roman"/>
+                <w:szCs w:val="24"/>
+              </w:rPr>
+            </w:pPr>
+            <w:r>
+              <w:rPr>
+                <w:rStyle w:val="cursor-pointer"/>
+                <w:rFonts w:cs="Times New Roman"/>
+                <w:szCs w:val="24"/>
+              </w:rPr>
+              <w:t>Use Git branching strategy (feature branches).</w:t>
+            </w:r>
+            <w:r>
+              <w:rPr>
+                <w:rFonts w:cs="Times New Roman"/>
+                <w:szCs w:val="24"/>
+              </w:rPr>
+              <w:t xml:space="preserve"> </w:t>
+            </w:r>
+            <w:proofErr w:type="gramStart"/>
+            <w:r>
+              <w:rPr>
+                <w:rStyle w:val="cursor-pointer"/>
+                <w:rFonts w:cs="Times New Roman"/>
+                <w:szCs w:val="24"/>
+              </w:rPr>
+              <w:t>Commit</w:t>
+            </w:r>
+            <w:proofErr w:type="gramEnd"/>
+            <w:r>
+              <w:rPr>
+                <w:rStyle w:val="cursor-pointer"/>
+                <w:rFonts w:cs="Times New Roman"/>
+                <w:szCs w:val="24"/>
+              </w:rPr>
+              <w:t xml:space="preserve"> and push changes every day.</w:t>
+            </w:r>
+            <w:r>
+              <w:rPr>
+                <w:rFonts w:cs="Times New Roman"/>
+                <w:szCs w:val="24"/>
+              </w:rPr>
+              <w:t xml:space="preserve"> </w:t>
+            </w:r>
+            <w:r>
+              <w:rPr>
+                <w:rStyle w:val="cursor-pointer"/>
+                <w:rFonts w:cs="Times New Roman"/>
+                <w:szCs w:val="24"/>
+              </w:rPr>
+              <w:t>All documents backed up to cloud storage (Google Drive).</w:t>
+            </w:r>
+          </w:p>
+        </w:tc>
+      </w:tr>
+      <w:tr>
+        <w:tc>
+          <w:tcPr>
+            <w:tcW w:w="2337" w:type="dxa"/>
+          </w:tcPr>
+          <w:p>
+            <w:pPr>
+              <w:rPr>
+                <w:rFonts w:cs="Times New Roman"/>
+                <w:szCs w:val="24"/>
+              </w:rPr>
+            </w:pPr>
+            <w:r>
+              <w:rPr>
+                <w:rFonts w:cs="Times New Roman"/>
+                <w:szCs w:val="24"/>
+              </w:rPr>
+              <w:lastRenderedPageBreak/>
+              <w:t>Firebase/Room integration failure</w:t>
+            </w:r>
+          </w:p>
+        </w:tc>
+        <w:tc>
+          <w:tcPr>
+            <w:tcW w:w="2337" w:type="dxa"/>
+          </w:tcPr>
+          <w:p>
+            <w:pPr>
+              <w:rPr>
+                <w:rFonts w:cs="Times New Roman"/>
+                <w:szCs w:val="24"/>
+              </w:rPr>
+            </w:pPr>
+            <w:r>
+              <w:rPr>
+                <w:rFonts w:cs="Times New Roman"/>
+                <w:szCs w:val="24"/>
+              </w:rPr>
+              <w:t>Features implemented in isolation (local Room DB, Firebase Firestore sync, FCM notifications) can interfere with each other and not be integrated into the app properly prior to submission.</w:t>
+            </w:r>
+          </w:p>
+        </w:tc>
+        <w:tc>
+          <w:tcPr>
+            <w:tcW w:w="2338" w:type="dxa"/>
+          </w:tcPr>
+          <w:p>
+            <w:pPr>
+              <w:rPr>
+                <w:rFonts w:cs="Times New Roman"/>
+                <w:szCs w:val="24"/>
+              </w:rPr>
+            </w:pPr>
+            <w:r>
+              <w:rPr>
+                <w:rFonts w:cs="Times New Roman"/>
+                <w:szCs w:val="24"/>
+              </w:rPr>
+              <w:t>Medium</w:t>
+            </w:r>
+          </w:p>
+        </w:tc>
+        <w:tc>
+          <w:tcPr>
+            <w:tcW w:w="2338" w:type="dxa"/>
+          </w:tcPr>
+          <w:p>
+            <w:pPr>
+              <w:rPr>
+                <w:rFonts w:cs="Times New Roman"/>
+                <w:szCs w:val="24"/>
+              </w:rPr>
+            </w:pPr>
+            <w:r>
+              <w:rPr>
+                <w:rStyle w:val="cursor-pointer"/>
+                <w:rFonts w:cs="Times New Roman"/>
+                <w:szCs w:val="24"/>
+              </w:rPr>
+              <w:t>Create early data models for Firestore and Room.</w:t>
+            </w:r>
+            <w:r>
+              <w:rPr>
+                <w:rFonts w:cs="Times New Roman"/>
+                <w:szCs w:val="24"/>
+              </w:rPr>
+              <w:t xml:space="preserve"> </w:t>
+            </w:r>
+            <w:r>
+              <w:rPr>
+                <w:rStyle w:val="cursor-pointer"/>
+                <w:rFonts w:cs="Times New Roman"/>
+                <w:szCs w:val="24"/>
+              </w:rPr>
+              <w:t>Use unit tests to test each module individually.</w:t>
+            </w:r>
+            <w:r>
+              <w:rPr>
+                <w:rFonts w:cs="Times New Roman"/>
+                <w:szCs w:val="24"/>
+              </w:rPr>
+              <w:t xml:space="preserve"> </w:t>
+            </w:r>
+            <w:r>
+              <w:rPr>
+                <w:rStyle w:val="cursor-pointer"/>
+                <w:rFonts w:cs="Times New Roman"/>
+                <w:szCs w:val="24"/>
+              </w:rPr>
+              <w:t>Perform full integration testing in WEEK 4.</w:t>
+            </w:r>
+          </w:p>
+        </w:tc>
+      </w:tr>
+      <w:tr>
+        <w:tc>
+          <w:tcPr>
+            <w:tcW w:w="2337" w:type="dxa"/>
+          </w:tcPr>
+          <w:p>
+            <w:pPr>
+              <w:rPr>
+                <w:rFonts w:cs="Times New Roman"/>
+                <w:szCs w:val="24"/>
+              </w:rPr>
+            </w:pPr>
+            <w:r>
+              <w:rPr>
+                <w:rFonts w:cs="Times New Roman"/>
+                <w:szCs w:val="24"/>
+              </w:rPr>
+              <w:t>Requirements Misunderstanding</w:t>
+            </w:r>
+          </w:p>
+        </w:tc>
+        <w:tc>
+          <w:tcPr>
+            <w:tcW w:w="2337" w:type="dxa"/>
+          </w:tcPr>
+          <w:p>
+            <w:pPr>
+              <w:rPr>
+                <w:rFonts w:cs="Times New Roman"/>
+                <w:szCs w:val="24"/>
+              </w:rPr>
+            </w:pPr>
+            <w:r>
+              <w:rPr>
+                <w:rStyle w:val="cursor-pointer"/>
+                <w:rFonts w:cs="Times New Roman"/>
+                <w:szCs w:val="24"/>
+              </w:rPr>
+              <w:t>The case study use cases could be misunderstood, which will lead to incorrect deliverables.</w:t>
+            </w:r>
+          </w:p>
+        </w:tc>
+        <w:tc>
+          <w:tcPr>
+            <w:tcW w:w="2338" w:type="dxa"/>
+          </w:tcPr>
+          <w:p>
+            <w:pPr>
+              <w:rPr>
+                <w:rFonts w:cs="Times New Roman"/>
+                <w:szCs w:val="24"/>
+              </w:rPr>
+            </w:pPr>
+            <w:r>
+              <w:rPr>
+                <w:rFonts w:cs="Times New Roman"/>
+                <w:szCs w:val="24"/>
+              </w:rPr>
+              <w:t>Low</w:t>
+            </w:r>
+          </w:p>
+        </w:tc>
+        <w:tc>
+          <w:tcPr>
+            <w:tcW w:w="2338" w:type="dxa"/>
+          </w:tcPr>
+          <w:p>
+            <w:pPr>
+              <w:rPr>
+                <w:rFonts w:cs="Times New Roman"/>
+                <w:szCs w:val="24"/>
+              </w:rPr>
+            </w:pPr>
+            <w:r>
+              <w:rPr>
+                <w:rStyle w:val="cursor-pointer"/>
+                <w:rFonts w:cs="Times New Roman"/>
+                <w:szCs w:val="24"/>
+              </w:rPr>
+              <w:t>Read the EcoPantry case study and expanded use-cases on a regular basis.</w:t>
+            </w:r>
+            <w:r>
+              <w:rPr>
+                <w:rFonts w:cs="Times New Roman"/>
+                <w:szCs w:val="24"/>
+              </w:rPr>
+              <w:t xml:space="preserve"> </w:t>
+            </w:r>
+            <w:r>
+              <w:rPr>
+                <w:rStyle w:val="cursor-pointer"/>
+                <w:rFonts w:cs="Times New Roman"/>
+                <w:szCs w:val="24"/>
+              </w:rPr>
+              <w:t>Ask the lecturer to clarify as soon as possible in consultation sessions.</w:t>
+            </w:r>
+          </w:p>
+        </w:tc>
+      </w:tr>
+    </w:tbl>
+    <w:p/>
+    <w:p/>
+    <w:p>
+      <w:r>
+        <w:br w:type="page"/>
+      </w:r>
+    </w:p>
+    <w:p>
+      <w:pPr>
+        <w:pStyle w:val="Heading1"/>
+      </w:pPr>
+      <w:bookmarkStart w:id="12" w:name="_Toc232153578"/>
+      <w:r>
+        <w:lastRenderedPageBreak/>
+        <w:t>Conclusion</w:t>
+      </w:r>
+      <w:bookmarkEnd w:id="12"/>
+    </w:p>
+    <w:p>
+      <w:r>
+        <w:t xml:space="preserve">This project plan represents the foundation upon which the </w:t>
+      </w:r>
+      <w:r>
+        <w:t xml:space="preserve">EcoPantry </w:t>
+      </w:r>
+      <w:r>
+        <w:t xml:space="preserve">Android application will be designed, developed, and delivered. The document has established a clear understanding of the problem </w:t>
+      </w:r>
+      <w:r>
+        <w:t xml:space="preserve">EcoPantry </w:t>
+      </w:r>
+      <w:r>
+        <w:t>addresses</w:t>
+      </w:r>
+      <w:r>
+        <w:t xml:space="preserve"> which is </w:t>
+      </w:r>
+      <w:r>
+        <w:t>the persistent and significant issue of household food waste in Malaysia and has defined a structured, realistic roadmap for producing a fully functional solution within the available timeframe.</w:t>
+      </w:r>
+    </w:p>
+    <w:p>
+      <w:r>
+        <w:t xml:space="preserve">In </w:t>
+      </w:r>
+      <w:r>
+        <w:t>conclusion</w:t>
+      </w:r>
+      <w:r>
+        <w:t>, th</w:t>
+      </w:r>
+      <w:r>
+        <w:t>is</w:t>
+      </w:r>
+      <w:r>
+        <w:t xml:space="preserve"> </w:t>
+      </w:r>
+      <w:r>
+        <w:t xml:space="preserve">EcoPantry </w:t>
+      </w:r>
+      <w:r>
+        <w:t xml:space="preserve">project is </w:t>
+      </w:r>
+      <w:r>
+        <w:t xml:space="preserve">a </w:t>
+      </w:r>
+      <w:r>
+        <w:t xml:space="preserve">well-scoped, technically grounded, and </w:t>
+      </w:r>
+      <w:r>
+        <w:t>team ready</w:t>
+      </w:r>
+      <w:r>
+        <w:t xml:space="preserve"> project</w:t>
+      </w:r>
+      <w:r>
+        <w:t xml:space="preserve">. The planning work completed in this document </w:t>
+      </w:r>
+      <w:r>
+        <w:t>allows</w:t>
+      </w:r>
+      <w:r>
+        <w:t xml:space="preserve"> the team to enter the development phase with confidence, and with a shared commitment to delivering a meaningful software solution that contributes to reducing food waste in Malaysian households.</w:t>
+      </w:r>
+    </w:p>
+    <w:p/>
+    <w:p>
+      <w:r>
+        <w:t>Github Link:</w:t>
+      </w:r>
+    </w:p>
+    <w:p>
+      <w:r>
+        <w:t>https://github.com/Mijala-SB/EcoPantry</w:t>
+      </w:r>
+      <w:r>
+        <w:br w:type="page"/>
+      </w:r>
+    </w:p>
+    <w:p>
       <w:pPr>
         <w:pStyle w:val="Heading1"/>
         <w:spacing w:line="360" w:lineRule="auto"/>
       </w:pPr>
-      <w:bookmarkStart w:id="4" w:name="_Toc230613387"/>
+      <w:bookmarkStart w:id="13" w:name="_Toc232153579"/>
       <w:r>
         <w:lastRenderedPageBreak/>
-        <w:t>Conclusion</w:t>
-      </w:r>
-      <w:bookmarkEnd w:id="4"/>
-    </w:p>
-    <w:p>
-      <w:pPr>
-        <w:spacing w:line="360" w:lineRule="auto"/>
-      </w:pPr>
-    </w:p>
-    <w:p>
-      <w:pPr>
-        <w:pStyle w:val="Heading1"/>
-        <w:spacing w:line="360" w:lineRule="auto"/>
-      </w:pPr>
-      <w:r>
         <w:t>References</w:t>
       </w:r>
+      <w:bookmarkEnd w:id="13"/>
     </w:p>
     <w:p>
       <w:pPr>
@@ -1662,7 +7769,7 @@
       </w:r>
     </w:p>
     <w:sectPr>
-      <w:headerReference w:type="default" r:id="rId11"/>
+      <w:headerReference w:type="default" r:id="rId12"/>
       <w:pgSz w:w="12240" w:h="15840"/>
       <w:pgMar w:top="1440" w:right="1440" w:bottom="1440" w:left="1440" w:header="720" w:footer="720" w:gutter="0"/>
       <w:pgNumType w:start="0"/>
@@ -2684,6 +8791,95 @@
     </w:lvl>
   </w:abstractNum>
   <w:abstractNum w:abstractNumId="8" w15:restartNumberingAfterBreak="0">
+    <w:nsid w:val="37DA70DB"/>
+    <w:multiLevelType w:val="hybridMultilevel"/>
+    <w:tmpl w:val="BC70A686"/>
+    <w:lvl w:ilvl="0" w:tplc="7A1AD70E">
+      <w:start w:val="1"/>
+      <w:numFmt w:val="lowerLetter"/>
+      <w:lvlText w:val="%1."/>
+      <w:lvlJc w:val="left"/>
+      <w:pPr>
+        <w:ind w:left="1080" w:hanging="360"/>
+      </w:pPr>
+      <w:rPr>
+        <w:rFonts w:hint="default"/>
+      </w:rPr>
+    </w:lvl>
+    <w:lvl w:ilvl="1" w:tplc="04090019" w:tentative="1">
+      <w:start w:val="1"/>
+      <w:numFmt w:val="lowerLetter"/>
+      <w:lvlText w:val="%2."/>
+      <w:lvlJc w:val="left"/>
+      <w:pPr>
+        <w:ind w:left="1800" w:hanging="360"/>
+      </w:pPr>
+    </w:lvl>
+    <w:lvl w:ilvl="2" w:tplc="0409001B" w:tentative="1">
+      <w:start w:val="1"/>
+      <w:numFmt w:val="lowerRoman"/>
+      <w:lvlText w:val="%3."/>
+      <w:lvlJc w:val="right"/>
+      <w:pPr>
+        <w:ind w:left="2520" w:hanging="180"/>
+      </w:pPr>
+    </w:lvl>
+    <w:lvl w:ilvl="3" w:tplc="0409000F" w:tentative="1">
+      <w:start w:val="1"/>
+      <w:numFmt w:val="decimal"/>
+      <w:lvlText w:val="%4."/>
+      <w:lvlJc w:val="left"/>
+      <w:pPr>
+        <w:ind w:left="3240" w:hanging="360"/>
+      </w:pPr>
+    </w:lvl>
+    <w:lvl w:ilvl="4" w:tplc="04090019" w:tentative="1">
+      <w:start w:val="1"/>
+      <w:numFmt w:val="lowerLetter"/>
+      <w:lvlText w:val="%5."/>
+      <w:lvlJc w:val="left"/>
+      <w:pPr>
+        <w:ind w:left="3960" w:hanging="360"/>
+      </w:pPr>
+    </w:lvl>
+    <w:lvl w:ilvl="5" w:tplc="0409001B" w:tentative="1">
+      <w:start w:val="1"/>
+      <w:numFmt w:val="lowerRoman"/>
+      <w:lvlText w:val="%6."/>
+      <w:lvlJc w:val="right"/>
+      <w:pPr>
+        <w:ind w:left="4680" w:hanging="180"/>
+      </w:pPr>
+    </w:lvl>
+    <w:lvl w:ilvl="6" w:tplc="0409000F" w:tentative="1">
+      <w:start w:val="1"/>
+      <w:numFmt w:val="decimal"/>
+      <w:lvlText w:val="%7."/>
+      <w:lvlJc w:val="left"/>
+      <w:pPr>
+        <w:ind w:left="5400" w:hanging="360"/>
+      </w:pPr>
+    </w:lvl>
+    <w:lvl w:ilvl="7" w:tplc="04090019" w:tentative="1">
+      <w:start w:val="1"/>
+      <w:numFmt w:val="lowerLetter"/>
+      <w:lvlText w:val="%8."/>
+      <w:lvlJc w:val="left"/>
+      <w:pPr>
+        <w:ind w:left="6120" w:hanging="360"/>
+      </w:pPr>
+    </w:lvl>
+    <w:lvl w:ilvl="8" w:tplc="0409001B" w:tentative="1">
+      <w:start w:val="1"/>
+      <w:numFmt w:val="lowerRoman"/>
+      <w:lvlText w:val="%9."/>
+      <w:lvlJc w:val="right"/>
+      <w:pPr>
+        <w:ind w:left="6840" w:hanging="180"/>
+      </w:pPr>
+    </w:lvl>
+  </w:abstractNum>
+  <w:abstractNum w:abstractNumId="9" w15:restartNumberingAfterBreak="0">
     <w:nsid w:val="3EF15EC1"/>
     <w:multiLevelType w:val="hybridMultilevel"/>
     <w:tmpl w:val="B85ADDAA"/>
@@ -2769,7 +8965,7 @@
       </w:pPr>
     </w:lvl>
   </w:abstractNum>
-  <w:abstractNum w:abstractNumId="9" w15:restartNumberingAfterBreak="0">
+  <w:abstractNum w:abstractNumId="10" w15:restartNumberingAfterBreak="0">
     <w:nsid w:val="3F334AEC"/>
     <w:multiLevelType w:val="hybridMultilevel"/>
     <w:tmpl w:val="E682C530"/>
@@ -2882,7 +9078,7 @@
       </w:rPr>
     </w:lvl>
   </w:abstractNum>
-  <w:abstractNum w:abstractNumId="10" w15:restartNumberingAfterBreak="0">
+  <w:abstractNum w:abstractNumId="11" w15:restartNumberingAfterBreak="0">
     <w:nsid w:val="479B4E3E"/>
     <w:multiLevelType w:val="hybridMultilevel"/>
     <w:tmpl w:val="BC7C818E"/>
@@ -2995,7 +9191,7 @@
       </w:rPr>
     </w:lvl>
   </w:abstractNum>
-  <w:abstractNum w:abstractNumId="11" w15:restartNumberingAfterBreak="0">
+  <w:abstractNum w:abstractNumId="12" w15:restartNumberingAfterBreak="0">
     <w:nsid w:val="49923034"/>
     <w:multiLevelType w:val="hybridMultilevel"/>
     <w:tmpl w:val="10029FFE"/>
@@ -3108,7 +9304,7 @@
       </w:rPr>
     </w:lvl>
   </w:abstractNum>
-  <w:abstractNum w:abstractNumId="12" w15:restartNumberingAfterBreak="0">
+  <w:abstractNum w:abstractNumId="13" w15:restartNumberingAfterBreak="0">
     <w:nsid w:val="544B147F"/>
     <w:multiLevelType w:val="hybridMultilevel"/>
     <w:tmpl w:val="FC1EC294"/>
@@ -3221,7 +9417,7 @@
       </w:rPr>
     </w:lvl>
   </w:abstractNum>
-  <w:abstractNum w:abstractNumId="13" w15:restartNumberingAfterBreak="0">
+  <w:abstractNum w:abstractNumId="14" w15:restartNumberingAfterBreak="0">
     <w:nsid w:val="57686D01"/>
     <w:multiLevelType w:val="hybridMultilevel"/>
     <w:tmpl w:val="0860AD8E"/>
@@ -3334,7 +9530,7 @@
       </w:rPr>
     </w:lvl>
   </w:abstractNum>
-  <w:abstractNum w:abstractNumId="14" w15:restartNumberingAfterBreak="0">
+  <w:abstractNum w:abstractNumId="15" w15:restartNumberingAfterBreak="0">
     <w:nsid w:val="7A613609"/>
     <w:multiLevelType w:val="hybridMultilevel"/>
     <w:tmpl w:val="5A9C9F92"/>
@@ -3447,7 +9643,7 @@
       </w:rPr>
     </w:lvl>
   </w:abstractNum>
-  <w:abstractNum w:abstractNumId="15" w15:restartNumberingAfterBreak="0">
+  <w:abstractNum w:abstractNumId="16" w15:restartNumberingAfterBreak="0">
     <w:nsid w:val="7BFE1CA8"/>
     <w:multiLevelType w:val="hybridMultilevel"/>
     <w:tmpl w:val="28FE26E0"/>
@@ -3564,25 +9760,25 @@
     <w:abstractNumId w:val="2"/>
   </w:num>
   <w:num w:numId="2" w16cid:durableId="979729239">
-    <w:abstractNumId w:val="14"/>
+    <w:abstractNumId w:val="15"/>
   </w:num>
   <w:num w:numId="3" w16cid:durableId="677275742">
     <w:abstractNumId w:val="5"/>
   </w:num>
   <w:num w:numId="4" w16cid:durableId="109403894">
-    <w:abstractNumId w:val="10"/>
+    <w:abstractNumId w:val="11"/>
   </w:num>
   <w:num w:numId="5" w16cid:durableId="459156783">
     <w:abstractNumId w:val="6"/>
   </w:num>
   <w:num w:numId="6" w16cid:durableId="2092727396">
-    <w:abstractNumId w:val="13"/>
+    <w:abstractNumId w:val="14"/>
   </w:num>
   <w:num w:numId="7" w16cid:durableId="506486614">
     <w:abstractNumId w:val="7"/>
   </w:num>
   <w:num w:numId="8" w16cid:durableId="102388285">
-    <w:abstractNumId w:val="8"/>
+    <w:abstractNumId w:val="9"/>
   </w:num>
   <w:num w:numId="9" w16cid:durableId="2116051874">
     <w:abstractNumId w:val="1"/>
@@ -3591,13 +9787,13 @@
     <w:abstractNumId w:val="4"/>
   </w:num>
   <w:num w:numId="11" w16cid:durableId="2082827846">
-    <w:abstractNumId w:val="12"/>
+    <w:abstractNumId w:val="13"/>
   </w:num>
   <w:num w:numId="12" w16cid:durableId="790436323">
-    <w:abstractNumId w:val="9"/>
+    <w:abstractNumId w:val="10"/>
   </w:num>
   <w:num w:numId="13" w16cid:durableId="1933851997">
-    <w:abstractNumId w:val="11"/>
+    <w:abstractNumId w:val="12"/>
   </w:num>
   <w:num w:numId="14" w16cid:durableId="990524072">
     <w:abstractNumId w:val="0"/>
@@ -3606,7 +9802,10 @@
     <w:abstractNumId w:val="3"/>
   </w:num>
   <w:num w:numId="16" w16cid:durableId="1821581270">
-    <w:abstractNumId w:val="15"/>
+    <w:abstractNumId w:val="16"/>
+  </w:num>
+  <w:num w:numId="17" w16cid:durableId="1538857843">
+    <w:abstractNumId w:val="8"/>
   </w:num>
 </w:numbering>
 </file>
@@ -4224,7 +10423,6 @@
   <w:style w:type="character" w:default="1" w:styleId="DefaultParagraphFont">
     <w:name w:val="Default Paragraph Font"/>
     <w:uiPriority w:val="1"/>
-    <w:semiHidden/>
     <w:unhideWhenUsed/>
   </w:style>
   <w:style w:type="table" w:default="1" w:styleId="TableNormal">
@@ -4675,6 +10873,68 @@
       <w:u w:val="single"/>
     </w:rPr>
   </w:style>
+  <w:style w:type="table" w:styleId="TableGrid">
+    <w:name w:val="Table Grid"/>
+    <w:basedOn w:val="TableNormal"/>
+    <w:uiPriority w:val="39"/>
+    <w:rsid w:val="00B03E95"/>
+    <w:pPr>
+      <w:spacing w:after="0" w:line="240" w:lineRule="auto"/>
+    </w:pPr>
+    <w:rPr>
+      <w:kern w:val="0"/>
+      <w:sz w:val="20"/>
+      <w:szCs w:val="20"/>
+      <w14:ligatures w14:val="none"/>
+    </w:rPr>
+    <w:tblPr>
+      <w:tblBorders>
+        <w:top w:val="single" w:sz="4" w:space="0" w:color="auto"/>
+        <w:left w:val="single" w:sz="4" w:space="0" w:color="auto"/>
+        <w:bottom w:val="single" w:sz="4" w:space="0" w:color="auto"/>
+        <w:right w:val="single" w:sz="4" w:space="0" w:color="auto"/>
+        <w:insideH w:val="single" w:sz="4" w:space="0" w:color="auto"/>
+        <w:insideV w:val="single" w:sz="4" w:space="0" w:color="auto"/>
+      </w:tblBorders>
+    </w:tblPr>
+  </w:style>
+  <w:style w:type="character" w:customStyle="1" w:styleId="cursor-pointer">
+    <w:name w:val="cursor-pointer"/>
+    <w:basedOn w:val="DefaultParagraphFont"/>
+    <w:rsid w:val="00B03E95"/>
+  </w:style>
+  <w:style w:type="paragraph" w:styleId="Caption">
+    <w:name w:val="caption"/>
+    <w:basedOn w:val="Normal"/>
+    <w:next w:val="Normal"/>
+    <w:uiPriority w:val="35"/>
+    <w:unhideWhenUsed/>
+    <w:qFormat/>
+    <w:rsid w:val="005E5619"/>
+    <w:pPr>
+      <w:spacing w:after="200" w:line="240" w:lineRule="auto"/>
+    </w:pPr>
+    <w:rPr>
+      <w:i/>
+      <w:iCs/>
+      <w:color w:val="0E2841" w:themeColor="text2"/>
+      <w:sz w:val="18"/>
+      <w:szCs w:val="16"/>
+    </w:rPr>
+  </w:style>
+  <w:style w:type="paragraph" w:styleId="TOC2">
+    <w:name w:val="toc 2"/>
+    <w:basedOn w:val="Normal"/>
+    <w:next w:val="Normal"/>
+    <w:autoRedefine/>
+    <w:uiPriority w:val="39"/>
+    <w:unhideWhenUsed/>
+    <w:rsid w:val="004A5718"/>
+    <w:pPr>
+      <w:spacing w:after="100"/>
+      <w:ind w:left="240"/>
+    </w:pPr>
+  </w:style>
 </w:styles>
 </file>
 
@@ -4822,8 +11082,10 @@
     <w:rsid w:val="00513F16"/>
     <w:rsid w:val="00854DFA"/>
     <w:rsid w:val="008B093A"/>
+    <w:rsid w:val="008C12DD"/>
     <w:rsid w:val="00A54E6C"/>
     <w:rsid w:val="00A8358B"/>
+    <w:rsid w:val="00BF5D42"/>
     <w:rsid w:val="00C616EE"/>
     <w:rsid w:val="00D15B50"/>
     <w:rsid w:val="00E42506"/>
